--- a/storage/app/templates/rpd/technical.docx
+++ b/storage/app/templates/rpd/technical.docx
@@ -364,14 +364,6 @@
                 <w:sz w:val="28"/>
               </w:rPr>
             </w:pPr>
-            <w:r>
-              <w:rPr>
-                <w:i/>
-                <w:color w:val="FF0000"/>
-                <w:sz w:val="28"/>
-              </w:rPr>
-              <w:t>ОБРАЗЕЦ</w:t>
-            </w:r>
           </w:p>
         </w:tc>
         <w:tc>
@@ -802,30 +794,20 @@
     </w:p>
     <w:p>
       <w:pPr>
-        <w:jc w:val="center"/>
-        <w:rPr>
-          <w:bCs/>
-          <w:sz w:val="28"/>
-          <w:szCs w:val="28"/>
-        </w:rPr>
-      </w:pPr>
-    </w:p>
-    <w:p>
-      <w:pPr>
-        <w:pStyle w:val="Style13"/>
-        <w:widowControl/>
-        <w:jc w:val="left"/>
-        <w:rPr>
-          <w:sz w:val="28"/>
-          <w:szCs w:val="28"/>
-        </w:rPr>
-      </w:pPr>
-    </w:p>
-    <w:p>
-      <w:pPr>
         <w:spacing w:line="312" w:lineRule="auto"/>
         <w:jc w:val="center"/>
         <w:rPr>
+          <w:bCs/>
+          <w:sz w:val="28"/>
+          <w:szCs w:val="28"/>
+        </w:rPr>
+      </w:pPr>
+    </w:p>
+    <w:p>
+      <w:pPr>
+        <w:spacing w:line="312" w:lineRule="auto"/>
+        <w:jc w:val="center"/>
+        <w:rPr>
           <w:sz w:val="28"/>
         </w:rPr>
       </w:pPr>
@@ -834,7 +816,7 @@
           <w:sz w:val="28"/>
           <w:highlight w:val="yellow"/>
         </w:rPr>
-        <w:t>СМКО МИРЭА ${</w:t>
+        <w:t>${</w:t>
       </w:r>
       <w:proofErr w:type="spellStart"/>
       <w:r>
@@ -960,12 +942,6 @@
           <w:sz w:val="17"/>
         </w:rPr>
         <w:sectPr>
-          <w:headerReference w:type="even" r:id="rId10"/>
-          <w:headerReference w:type="default" r:id="rId11"/>
-          <w:footerReference w:type="even" r:id="rId12"/>
-          <w:footerReference w:type="default" r:id="rId13"/>
-          <w:headerReference w:type="first" r:id="rId14"/>
-          <w:footerReference w:type="first" r:id="rId15"/>
           <w:type w:val="continuous"/>
           <w:pgSz w:w="12090" w:h="16710"/>
           <w:pgMar w:top="1134" w:right="850" w:bottom="1134" w:left="1701" w:header="720" w:footer="720" w:gutter="0"/>
@@ -4558,152 +4534,6 @@
                 <w:sz w:val="24"/>
                 <w:szCs w:val="24"/>
               </w:rPr>
-              <w:t>Итоговая</w:t>
-            </w:r>
-            <w:r>
-              <w:rPr>
-                <w:b/>
-                <w:spacing w:val="39"/>
-                <w:sz w:val="24"/>
-                <w:szCs w:val="24"/>
-              </w:rPr>
-              <w:t xml:space="preserve"> </w:t>
-            </w:r>
-            <w:r>
-              <w:rPr>
-                <w:b/>
-                <w:sz w:val="24"/>
-                <w:szCs w:val="24"/>
-              </w:rPr>
-              <w:t>практическая</w:t>
-            </w:r>
-            <w:r>
-              <w:rPr>
-                <w:b/>
-                <w:spacing w:val="40"/>
-                <w:sz w:val="24"/>
-                <w:szCs w:val="24"/>
-              </w:rPr>
-              <w:t xml:space="preserve"> </w:t>
-            </w:r>
-            <w:r>
-              <w:rPr>
-                <w:b/>
-                <w:spacing w:val="-2"/>
-                <w:sz w:val="24"/>
-                <w:szCs w:val="24"/>
-              </w:rPr>
-              <w:t>работа</w:t>
-            </w:r>
-          </w:p>
-        </w:tc>
-        <w:tc>
-          <w:tcPr>
-            <w:tcW w:w="850" w:type="dxa"/>
-          </w:tcPr>
-          <w:p>
-            <w:pPr>
-              <w:pStyle w:val="TableParagraph"/>
-              <w:jc w:val="center"/>
-              <w:rPr>
-                <w:b/>
-                <w:sz w:val="24"/>
-                <w:szCs w:val="24"/>
-              </w:rPr>
-            </w:pPr>
-          </w:p>
-        </w:tc>
-        <w:tc>
-          <w:tcPr>
-            <w:tcW w:w="992" w:type="dxa"/>
-          </w:tcPr>
-          <w:p>
-            <w:pPr>
-              <w:pStyle w:val="TableParagraph"/>
-              <w:jc w:val="center"/>
-              <w:rPr>
-                <w:sz w:val="24"/>
-                <w:szCs w:val="24"/>
-              </w:rPr>
-            </w:pPr>
-          </w:p>
-        </w:tc>
-        <w:tc>
-          <w:tcPr>
-            <w:tcW w:w="1418" w:type="dxa"/>
-          </w:tcPr>
-          <w:p>
-            <w:pPr>
-              <w:pStyle w:val="TableParagraph"/>
-              <w:jc w:val="center"/>
-              <w:rPr>
-                <w:b/>
-                <w:sz w:val="24"/>
-                <w:szCs w:val="24"/>
-              </w:rPr>
-            </w:pPr>
-          </w:p>
-        </w:tc>
-        <w:tc>
-          <w:tcPr>
-            <w:tcW w:w="1383" w:type="dxa"/>
-          </w:tcPr>
-          <w:p>
-            <w:pPr>
-              <w:pStyle w:val="TableParagraph"/>
-              <w:jc w:val="center"/>
-              <w:rPr>
-                <w:b/>
-                <w:sz w:val="24"/>
-                <w:szCs w:val="24"/>
-              </w:rPr>
-            </w:pPr>
-          </w:p>
-        </w:tc>
-      </w:tr>
-      <w:tr>
-        <w:trPr>
-          <w:trHeight w:val="508"/>
-          <w:jc w:val="center"/>
-        </w:trPr>
-        <w:tc>
-          <w:tcPr>
-            <w:tcW w:w="695" w:type="dxa"/>
-          </w:tcPr>
-          <w:p>
-            <w:pPr>
-              <w:pStyle w:val="TableParagraph"/>
-              <w:jc w:val="both"/>
-              <w:rPr>
-                <w:spacing w:val="-5"/>
-                <w:w w:val="105"/>
-                <w:sz w:val="24"/>
-                <w:szCs w:val="24"/>
-              </w:rPr>
-            </w:pPr>
-          </w:p>
-        </w:tc>
-        <w:tc>
-          <w:tcPr>
-            <w:tcW w:w="4267" w:type="dxa"/>
-          </w:tcPr>
-          <w:p>
-            <w:pPr>
-              <w:pStyle w:val="TableParagraph"/>
-              <w:ind w:left="57" w:right="57"/>
-              <w:jc w:val="both"/>
-              <w:rPr>
-                <w:b/>
-                <w:sz w:val="24"/>
-                <w:szCs w:val="24"/>
-              </w:rPr>
-            </w:pPr>
-            <w:r>
-              <w:rPr>
-                <w:b/>
-                <w:sz w:val="24"/>
-                <w:szCs w:val="24"/>
-              </w:rPr>
               <w:t>ИТОГО</w:t>
             </w:r>
           </w:p>
@@ -11238,22 +11068,17 @@
         <w:t xml:space="preserve">6.7. </w:t>
       </w:r>
       <w:r>
-        <w:rPr>
-          <w:highlight w:val="yellow"/>
-        </w:rPr>
         <w:t>Оценочные</w:t>
       </w:r>
       <w:r>
         <w:rPr>
           <w:spacing w:val="-13"/>
-          <w:highlight w:val="yellow"/>
         </w:rPr>
         <w:t xml:space="preserve"> </w:t>
       </w:r>
       <w:r>
         <w:rPr>
           <w:spacing w:val="-2"/>
-          <w:highlight w:val="yellow"/>
         </w:rPr>
         <w:t>материалы</w:t>
       </w:r>
@@ -11557,9 +11382,6 @@
         <w:t xml:space="preserve">7.1. </w:t>
       </w:r>
       <w:r>
-        <w:rPr>
-          <w:highlight w:val="yellow"/>
-        </w:rPr>
         <w:t>Список</w:t>
       </w:r>
       <w:r>
@@ -11642,9 +11464,6 @@
         <w:t xml:space="preserve">7.2. </w:t>
       </w:r>
       <w:r>
-        <w:rPr>
-          <w:highlight w:val="yellow"/>
-        </w:rPr>
         <w:t>Дополнительная</w:t>
       </w:r>
       <w:r>
@@ -11704,7 +11523,6 @@
       <w:r>
         <w:rPr>
           <w:spacing w:val="-2"/>
-          <w:highlight w:val="yellow"/>
         </w:rPr>
         <w:t>Ресурсы</w:t>
       </w:r>
@@ -11936,55 +11754,6 @@
       <w:pPr>
         <w:pStyle w:val="Style13"/>
         <w:widowControl/>
-        <w:jc w:val="right"/>
-        <w:rPr>
-          <w:rStyle w:val="FontStyle29"/>
-          <w:sz w:val="28"/>
-          <w:szCs w:val="28"/>
-          <w:highlight w:val="yellow"/>
-        </w:rPr>
-      </w:pPr>
-    </w:p>
-    <w:p>
-      <w:pPr>
-        <w:pStyle w:val="Style13"/>
-        <w:widowControl/>
-        <w:jc w:val="right"/>
-        <w:rPr>
-          <w:rStyle w:val="FontStyle29"/>
-          <w:sz w:val="28"/>
-          <w:szCs w:val="28"/>
-          <w:highlight w:val="yellow"/>
-        </w:rPr>
-      </w:pPr>
-    </w:p>
-    <w:p>
-      <w:pPr>
-        <w:pStyle w:val="Style13"/>
-        <w:widowControl/>
-        <w:rPr>
-          <w:rStyle w:val="FontStyle29"/>
-          <w:sz w:val="28"/>
-          <w:szCs w:val="28"/>
-        </w:rPr>
-      </w:pPr>
-    </w:p>
-    <w:p>
-      <w:pPr>
-        <w:pStyle w:val="Style13"/>
-        <w:widowControl/>
-        <w:rPr>
-          <w:rStyle w:val="FontStyle29"/>
-          <w:b/>
-          <w:sz w:val="28"/>
-          <w:szCs w:val="28"/>
-        </w:rPr>
-      </w:pPr>
-    </w:p>
-    <w:p>
-      <w:pPr>
-        <w:pStyle w:val="Style13"/>
-        <w:widowControl/>
         <w:rPr>
           <w:rStyle w:val="FontStyle29"/>
           <w:b/>
@@ -12044,7 +11813,6 @@
                 <w:sz w:val="28"/>
                 <w:szCs w:val="28"/>
               </w:rPr>
-              <w:lastRenderedPageBreak/>
               <w:t>Директор ДТ «Альтаир»</w:t>
             </w:r>
           </w:p>
@@ -12097,7 +11865,6 @@
                 <w:sz w:val="28"/>
                 <w:szCs w:val="28"/>
               </w:rPr>
-              <w:lastRenderedPageBreak/>
               <w:t>А.В. Ширяева</w:t>
             </w:r>
           </w:p>
@@ -12115,7 +11882,7 @@
       </w:pPr>
     </w:p>
     <w:sectPr>
-      <w:footerReference w:type="default" r:id="rId16"/>
+      <w:footerReference w:type="default" r:id="rId10"/>
       <w:pgSz w:w="11900" w:h="16840"/>
       <w:pgMar w:top="1134" w:right="850" w:bottom="1134" w:left="1701" w:header="0" w:footer="763" w:gutter="0"/>
       <w:cols w:space="720"/>
@@ -12144,36 +11911,6 @@
 </file>
 
 <file path=word/footer1.xml><?xml version="1.0" encoding="utf-8"?>
-<w:ftr xmlns:wpc="http://schemas.microsoft.com/office/word/2010/wordprocessingCanvas" xmlns:cx="http://schemas.microsoft.com/office/drawing/2014/chartex" xmlns:cx1="http://schemas.microsoft.com/office/drawing/2015/9/8/chartex" xmlns:cx2="http://schemas.microsoft.com/office/drawing/2015/10/21/chartex" xmlns:cx3="http://schemas.microsoft.com/office/drawing/2016/5/9/chartex" xmlns:cx4="http://schemas.microsoft.com/office/drawing/2016/5/10/chartex" xmlns:cx5="http://schemas.microsoft.com/office/drawing/2016/5/11/chartex" xmlns:cx6="http://schemas.microsoft.com/office/drawing/2016/5/12/chartex" xmlns:cx7="http://schemas.microsoft.com/office/drawing/2016/5/13/chartex" xmlns:cx8="http://schemas.microsoft.com/office/drawing/2016/5/14/chartex" xmlns:mc="http://schemas.openxmlformats.org/markup-compatibility/2006" xmlns:aink="http://schemas.microsoft.com/office/drawing/2016/ink" xmlns:am3d="http://schemas.microsoft.com/office/drawing/2017/model3d" xmlns:o="urn:schemas-microsoft-com:office:office" xmlns:r="http://schemas.openxmlformats.org/officeDocument/2006/relationships" xmlns:m="http://schemas.openxmlformats.org/officeDocument/2006/math" xmlns:v="urn:schemas-microsoft-com:vml" xmlns:wp14="http://schemas.microsoft.com/office/word/2010/wordprocessingDrawing" xmlns:wp="http://schemas.openxmlformats.org/drawingml/2006/wordprocessingDrawing" xmlns:w10="urn:schemas-microsoft-com:office:word" xmlns:w="http://schemas.openxmlformats.org/wordprocessingml/2006/main" xmlns:w14="http://schemas.microsoft.com/office/word/2010/wordml" xmlns:w15="http://schemas.microsoft.com/office/word/2012/wordml" xmlns:w16cex="http://schemas.microsoft.com/office/word/2018/wordml/cex" xmlns:w16cid="http://schemas.microsoft.com/office/word/2016/wordml/cid" xmlns:w16="http://schemas.microsoft.com/office/word/2018/wordml" xmlns:w16sdtdh="http://schemas.microsoft.com/office/word/2020/wordml/sdtdatahash" xmlns:w16se="http://schemas.microsoft.com/office/word/2015/wordml/symex" xmlns:wpg="http://schemas.microsoft.com/office/word/2010/wordprocessingGroup" xmlns:wpi="http://schemas.microsoft.com/office/word/2010/wordprocessingInk" xmlns:wne="http://schemas.microsoft.com/office/word/2006/wordml" xmlns:wps="http://schemas.microsoft.com/office/word/2010/wordprocessingShape" mc:Ignorable="w14 w15 w16se w16cid w16 w16cex w16sdtdh wp14">
-  <w:p>
-    <w:pPr>
-      <w:pStyle w:val="Footer"/>
-    </w:pPr>
-  </w:p>
-</w:ftr>
-</file>
-
-<file path=word/footer2.xml><?xml version="1.0" encoding="utf-8"?>
-<w:ftr xmlns:wpc="http://schemas.microsoft.com/office/word/2010/wordprocessingCanvas" xmlns:cx="http://schemas.microsoft.com/office/drawing/2014/chartex" xmlns:cx1="http://schemas.microsoft.com/office/drawing/2015/9/8/chartex" xmlns:cx2="http://schemas.microsoft.com/office/drawing/2015/10/21/chartex" xmlns:cx3="http://schemas.microsoft.com/office/drawing/2016/5/9/chartex" xmlns:cx4="http://schemas.microsoft.com/office/drawing/2016/5/10/chartex" xmlns:cx5="http://schemas.microsoft.com/office/drawing/2016/5/11/chartex" xmlns:cx6="http://schemas.microsoft.com/office/drawing/2016/5/12/chartex" xmlns:cx7="http://schemas.microsoft.com/office/drawing/2016/5/13/chartex" xmlns:cx8="http://schemas.microsoft.com/office/drawing/2016/5/14/chartex" xmlns:mc="http://schemas.openxmlformats.org/markup-compatibility/2006" xmlns:aink="http://schemas.microsoft.com/office/drawing/2016/ink" xmlns:am3d="http://schemas.microsoft.com/office/drawing/2017/model3d" xmlns:o="urn:schemas-microsoft-com:office:office" xmlns:r="http://schemas.openxmlformats.org/officeDocument/2006/relationships" xmlns:m="http://schemas.openxmlformats.org/officeDocument/2006/math" xmlns:v="urn:schemas-microsoft-com:vml" xmlns:wp14="http://schemas.microsoft.com/office/word/2010/wordprocessingDrawing" xmlns:wp="http://schemas.openxmlformats.org/drawingml/2006/wordprocessingDrawing" xmlns:w10="urn:schemas-microsoft-com:office:word" xmlns:w="http://schemas.openxmlformats.org/wordprocessingml/2006/main" xmlns:w14="http://schemas.microsoft.com/office/word/2010/wordml" xmlns:w15="http://schemas.microsoft.com/office/word/2012/wordml" xmlns:w16cex="http://schemas.microsoft.com/office/word/2018/wordml/cex" xmlns:w16cid="http://schemas.microsoft.com/office/word/2016/wordml/cid" xmlns:w16="http://schemas.microsoft.com/office/word/2018/wordml" xmlns:w16sdtdh="http://schemas.microsoft.com/office/word/2020/wordml/sdtdatahash" xmlns:w16se="http://schemas.microsoft.com/office/word/2015/wordml/symex" xmlns:wpg="http://schemas.microsoft.com/office/word/2010/wordprocessingGroup" xmlns:wpi="http://schemas.microsoft.com/office/word/2010/wordprocessingInk" xmlns:wne="http://schemas.microsoft.com/office/word/2006/wordml" xmlns:wps="http://schemas.microsoft.com/office/word/2010/wordprocessingShape" mc:Ignorable="w14 w15 w16se w16cid w16 w16cex w16sdtdh wp14">
-  <w:p>
-    <w:pPr>
-      <w:pStyle w:val="Footer"/>
-    </w:pPr>
-  </w:p>
-</w:ftr>
-</file>
-
-<file path=word/footer3.xml><?xml version="1.0" encoding="utf-8"?>
-<w:ftr xmlns:wpc="http://schemas.microsoft.com/office/word/2010/wordprocessingCanvas" xmlns:cx="http://schemas.microsoft.com/office/drawing/2014/chartex" xmlns:cx1="http://schemas.microsoft.com/office/drawing/2015/9/8/chartex" xmlns:cx2="http://schemas.microsoft.com/office/drawing/2015/10/21/chartex" xmlns:cx3="http://schemas.microsoft.com/office/drawing/2016/5/9/chartex" xmlns:cx4="http://schemas.microsoft.com/office/drawing/2016/5/10/chartex" xmlns:cx5="http://schemas.microsoft.com/office/drawing/2016/5/11/chartex" xmlns:cx6="http://schemas.microsoft.com/office/drawing/2016/5/12/chartex" xmlns:cx7="http://schemas.microsoft.com/office/drawing/2016/5/13/chartex" xmlns:cx8="http://schemas.microsoft.com/office/drawing/2016/5/14/chartex" xmlns:mc="http://schemas.openxmlformats.org/markup-compatibility/2006" xmlns:aink="http://schemas.microsoft.com/office/drawing/2016/ink" xmlns:am3d="http://schemas.microsoft.com/office/drawing/2017/model3d" xmlns:o="urn:schemas-microsoft-com:office:office" xmlns:r="http://schemas.openxmlformats.org/officeDocument/2006/relationships" xmlns:m="http://schemas.openxmlformats.org/officeDocument/2006/math" xmlns:v="urn:schemas-microsoft-com:vml" xmlns:wp14="http://schemas.microsoft.com/office/word/2010/wordprocessingDrawing" xmlns:wp="http://schemas.openxmlformats.org/drawingml/2006/wordprocessingDrawing" xmlns:w10="urn:schemas-microsoft-com:office:word" xmlns:w="http://schemas.openxmlformats.org/wordprocessingml/2006/main" xmlns:w14="http://schemas.microsoft.com/office/word/2010/wordml" xmlns:w15="http://schemas.microsoft.com/office/word/2012/wordml" xmlns:w16cex="http://schemas.microsoft.com/office/word/2018/wordml/cex" xmlns:w16cid="http://schemas.microsoft.com/office/word/2016/wordml/cid" xmlns:w16="http://schemas.microsoft.com/office/word/2018/wordml" xmlns:w16sdtdh="http://schemas.microsoft.com/office/word/2020/wordml/sdtdatahash" xmlns:w16se="http://schemas.microsoft.com/office/word/2015/wordml/symex" xmlns:wpg="http://schemas.microsoft.com/office/word/2010/wordprocessingGroup" xmlns:wpi="http://schemas.microsoft.com/office/word/2010/wordprocessingInk" xmlns:wne="http://schemas.microsoft.com/office/word/2006/wordml" xmlns:wps="http://schemas.microsoft.com/office/word/2010/wordprocessingShape" mc:Ignorable="w14 w15 w16se w16cid w16 w16cex w16sdtdh wp14">
-  <w:p>
-    <w:pPr>
-      <w:pStyle w:val="Footer"/>
-    </w:pPr>
-  </w:p>
-</w:ftr>
-</file>
-
-<file path=word/footer4.xml><?xml version="1.0" encoding="utf-8"?>
 <w:ftr xmlns:wpc="http://schemas.microsoft.com/office/word/2010/wordprocessingCanvas" xmlns:cx="http://schemas.microsoft.com/office/drawing/2014/chartex" xmlns:cx1="http://schemas.microsoft.com/office/drawing/2015/9/8/chartex" xmlns:cx2="http://schemas.microsoft.com/office/drawing/2015/10/21/chartex" xmlns:cx3="http://schemas.microsoft.com/office/drawing/2016/5/9/chartex" xmlns:cx4="http://schemas.microsoft.com/office/drawing/2016/5/10/chartex" xmlns:cx5="http://schemas.microsoft.com/office/drawing/2016/5/11/chartex" xmlns:cx6="http://schemas.microsoft.com/office/drawing/2016/5/12/chartex" xmlns:cx7="http://schemas.microsoft.com/office/drawing/2016/5/13/chartex" xmlns:cx8="http://schemas.microsoft.com/office/drawing/2016/5/14/chartex" xmlns:mc="http://schemas.openxmlformats.org/markup-compatibility/2006" xmlns:aink="http://schemas.microsoft.com/office/drawing/2016/ink" xmlns:am3d="http://schemas.microsoft.com/office/drawing/2017/model3d" xmlns:o="urn:schemas-microsoft-com:office:office" xmlns:r="http://schemas.openxmlformats.org/officeDocument/2006/relationships" xmlns:m="http://schemas.openxmlformats.org/officeDocument/2006/math" xmlns:v="urn:schemas-microsoft-com:vml" xmlns:wp14="http://schemas.microsoft.com/office/word/2010/wordprocessingDrawing" xmlns:wp="http://schemas.openxmlformats.org/drawingml/2006/wordprocessingDrawing" xmlns:w10="urn:schemas-microsoft-com:office:word" xmlns:w="http://schemas.openxmlformats.org/wordprocessingml/2006/main" xmlns:w14="http://schemas.microsoft.com/office/word/2010/wordml" xmlns:w15="http://schemas.microsoft.com/office/word/2012/wordml" xmlns:w16cex="http://schemas.microsoft.com/office/word/2018/wordml/cex" xmlns:w16cid="http://schemas.microsoft.com/office/word/2016/wordml/cid" xmlns:w16="http://schemas.microsoft.com/office/word/2018/wordml" xmlns:w16sdtdh="http://schemas.microsoft.com/office/word/2020/wordml/sdtdatahash" xmlns:w16se="http://schemas.microsoft.com/office/word/2015/wordml/symex" xmlns:wpg="http://schemas.microsoft.com/office/word/2010/wordprocessingGroup" xmlns:wpi="http://schemas.microsoft.com/office/word/2010/wordprocessingInk" xmlns:wne="http://schemas.microsoft.com/office/word/2006/wordml" xmlns:wps="http://schemas.microsoft.com/office/word/2010/wordprocessingShape" mc:Ignorable="w14 w15 w16se w16cid w16 w16cex w16sdtdh wp14">
   <w:tbl>
     <w:tblPr>
@@ -12323,20 +12060,6 @@
               <w:szCs w:val="20"/>
             </w:rPr>
           </w:pPr>
-          <w:r>
-            <w:rPr>
-              <w:sz w:val="20"/>
-              <w:szCs w:val="20"/>
-            </w:rPr>
-            <w:t>СМКО МИРЭА</w:t>
-          </w:r>
-          <w:r>
-            <w:rPr>
-              <w:sz w:val="24"/>
-              <w:szCs w:val="24"/>
-            </w:rPr>
-            <w:t xml:space="preserve"> </w:t>
-          </w:r>
           <w:r>
             <w:rPr>
               <w:sz w:val="24"/>
@@ -12524,36 +12247,6 @@
     </w:p>
   </w:footnote>
 </w:footnotes>
-</file>
-
-<file path=word/header1.xml><?xml version="1.0" encoding="utf-8"?>
-<w:hdr xmlns:wpc="http://schemas.microsoft.com/office/word/2010/wordprocessingCanvas" xmlns:cx="http://schemas.microsoft.com/office/drawing/2014/chartex" xmlns:cx1="http://schemas.microsoft.com/office/drawing/2015/9/8/chartex" xmlns:cx2="http://schemas.microsoft.com/office/drawing/2015/10/21/chartex" xmlns:cx3="http://schemas.microsoft.com/office/drawing/2016/5/9/chartex" xmlns:cx4="http://schemas.microsoft.com/office/drawing/2016/5/10/chartex" xmlns:cx5="http://schemas.microsoft.com/office/drawing/2016/5/11/chartex" xmlns:cx6="http://schemas.microsoft.com/office/drawing/2016/5/12/chartex" xmlns:cx7="http://schemas.microsoft.com/office/drawing/2016/5/13/chartex" xmlns:cx8="http://schemas.microsoft.com/office/drawing/2016/5/14/chartex" xmlns:mc="http://schemas.openxmlformats.org/markup-compatibility/2006" xmlns:aink="http://schemas.microsoft.com/office/drawing/2016/ink" xmlns:am3d="http://schemas.microsoft.com/office/drawing/2017/model3d" xmlns:o="urn:schemas-microsoft-com:office:office" xmlns:r="http://schemas.openxmlformats.org/officeDocument/2006/relationships" xmlns:m="http://schemas.openxmlformats.org/officeDocument/2006/math" xmlns:v="urn:schemas-microsoft-com:vml" xmlns:wp14="http://schemas.microsoft.com/office/word/2010/wordprocessingDrawing" xmlns:wp="http://schemas.openxmlformats.org/drawingml/2006/wordprocessingDrawing" xmlns:w10="urn:schemas-microsoft-com:office:word" xmlns:w="http://schemas.openxmlformats.org/wordprocessingml/2006/main" xmlns:w14="http://schemas.microsoft.com/office/word/2010/wordml" xmlns:w15="http://schemas.microsoft.com/office/word/2012/wordml" xmlns:w16cex="http://schemas.microsoft.com/office/word/2018/wordml/cex" xmlns:w16cid="http://schemas.microsoft.com/office/word/2016/wordml/cid" xmlns:w16="http://schemas.microsoft.com/office/word/2018/wordml" xmlns:w16sdtdh="http://schemas.microsoft.com/office/word/2020/wordml/sdtdatahash" xmlns:w16se="http://schemas.microsoft.com/office/word/2015/wordml/symex" xmlns:wpg="http://schemas.microsoft.com/office/word/2010/wordprocessingGroup" xmlns:wpi="http://schemas.microsoft.com/office/word/2010/wordprocessingInk" xmlns:wne="http://schemas.microsoft.com/office/word/2006/wordml" xmlns:wps="http://schemas.microsoft.com/office/word/2010/wordprocessingShape" mc:Ignorable="w14 w15 w16se w16cid w16 w16cex w16sdtdh wp14">
-  <w:p>
-    <w:pPr>
-      <w:pStyle w:val="Header"/>
-    </w:pPr>
-  </w:p>
-</w:hdr>
-</file>
-
-<file path=word/header2.xml><?xml version="1.0" encoding="utf-8"?>
-<w:hdr xmlns:wpc="http://schemas.microsoft.com/office/word/2010/wordprocessingCanvas" xmlns:cx="http://schemas.microsoft.com/office/drawing/2014/chartex" xmlns:cx1="http://schemas.microsoft.com/office/drawing/2015/9/8/chartex" xmlns:cx2="http://schemas.microsoft.com/office/drawing/2015/10/21/chartex" xmlns:cx3="http://schemas.microsoft.com/office/drawing/2016/5/9/chartex" xmlns:cx4="http://schemas.microsoft.com/office/drawing/2016/5/10/chartex" xmlns:cx5="http://schemas.microsoft.com/office/drawing/2016/5/11/chartex" xmlns:cx6="http://schemas.microsoft.com/office/drawing/2016/5/12/chartex" xmlns:cx7="http://schemas.microsoft.com/office/drawing/2016/5/13/chartex" xmlns:cx8="http://schemas.microsoft.com/office/drawing/2016/5/14/chartex" xmlns:mc="http://schemas.openxmlformats.org/markup-compatibility/2006" xmlns:aink="http://schemas.microsoft.com/office/drawing/2016/ink" xmlns:am3d="http://schemas.microsoft.com/office/drawing/2017/model3d" xmlns:o="urn:schemas-microsoft-com:office:office" xmlns:r="http://schemas.openxmlformats.org/officeDocument/2006/relationships" xmlns:m="http://schemas.openxmlformats.org/officeDocument/2006/math" xmlns:v="urn:schemas-microsoft-com:vml" xmlns:wp14="http://schemas.microsoft.com/office/word/2010/wordprocessingDrawing" xmlns:wp="http://schemas.openxmlformats.org/drawingml/2006/wordprocessingDrawing" xmlns:w10="urn:schemas-microsoft-com:office:word" xmlns:w="http://schemas.openxmlformats.org/wordprocessingml/2006/main" xmlns:w14="http://schemas.microsoft.com/office/word/2010/wordml" xmlns:w15="http://schemas.microsoft.com/office/word/2012/wordml" xmlns:w16cex="http://schemas.microsoft.com/office/word/2018/wordml/cex" xmlns:w16cid="http://schemas.microsoft.com/office/word/2016/wordml/cid" xmlns:w16="http://schemas.microsoft.com/office/word/2018/wordml" xmlns:w16sdtdh="http://schemas.microsoft.com/office/word/2020/wordml/sdtdatahash" xmlns:w16se="http://schemas.microsoft.com/office/word/2015/wordml/symex" xmlns:wpg="http://schemas.microsoft.com/office/word/2010/wordprocessingGroup" xmlns:wpi="http://schemas.microsoft.com/office/word/2010/wordprocessingInk" xmlns:wne="http://schemas.microsoft.com/office/word/2006/wordml" xmlns:wps="http://schemas.microsoft.com/office/word/2010/wordprocessingShape" mc:Ignorable="w14 w15 w16se w16cid w16 w16cex w16sdtdh wp14">
-  <w:p>
-    <w:pPr>
-      <w:pStyle w:val="Header"/>
-    </w:pPr>
-  </w:p>
-</w:hdr>
-</file>
-
-<file path=word/header3.xml><?xml version="1.0" encoding="utf-8"?>
-<w:hdr xmlns:wpc="http://schemas.microsoft.com/office/word/2010/wordprocessingCanvas" xmlns:cx="http://schemas.microsoft.com/office/drawing/2014/chartex" xmlns:cx1="http://schemas.microsoft.com/office/drawing/2015/9/8/chartex" xmlns:cx2="http://schemas.microsoft.com/office/drawing/2015/10/21/chartex" xmlns:cx3="http://schemas.microsoft.com/office/drawing/2016/5/9/chartex" xmlns:cx4="http://schemas.microsoft.com/office/drawing/2016/5/10/chartex" xmlns:cx5="http://schemas.microsoft.com/office/drawing/2016/5/11/chartex" xmlns:cx6="http://schemas.microsoft.com/office/drawing/2016/5/12/chartex" xmlns:cx7="http://schemas.microsoft.com/office/drawing/2016/5/13/chartex" xmlns:cx8="http://schemas.microsoft.com/office/drawing/2016/5/14/chartex" xmlns:mc="http://schemas.openxmlformats.org/markup-compatibility/2006" xmlns:aink="http://schemas.microsoft.com/office/drawing/2016/ink" xmlns:am3d="http://schemas.microsoft.com/office/drawing/2017/model3d" xmlns:o="urn:schemas-microsoft-com:office:office" xmlns:r="http://schemas.openxmlformats.org/officeDocument/2006/relationships" xmlns:m="http://schemas.openxmlformats.org/officeDocument/2006/math" xmlns:v="urn:schemas-microsoft-com:vml" xmlns:wp14="http://schemas.microsoft.com/office/word/2010/wordprocessingDrawing" xmlns:wp="http://schemas.openxmlformats.org/drawingml/2006/wordprocessingDrawing" xmlns:w10="urn:schemas-microsoft-com:office:word" xmlns:w="http://schemas.openxmlformats.org/wordprocessingml/2006/main" xmlns:w14="http://schemas.microsoft.com/office/word/2010/wordml" xmlns:w15="http://schemas.microsoft.com/office/word/2012/wordml" xmlns:w16cex="http://schemas.microsoft.com/office/word/2018/wordml/cex" xmlns:w16cid="http://schemas.microsoft.com/office/word/2016/wordml/cid" xmlns:w16="http://schemas.microsoft.com/office/word/2018/wordml" xmlns:w16sdtdh="http://schemas.microsoft.com/office/word/2020/wordml/sdtdatahash" xmlns:w16se="http://schemas.microsoft.com/office/word/2015/wordml/symex" xmlns:wpg="http://schemas.microsoft.com/office/word/2010/wordprocessingGroup" xmlns:wpi="http://schemas.microsoft.com/office/word/2010/wordprocessingInk" xmlns:wne="http://schemas.microsoft.com/office/word/2006/wordml" xmlns:wps="http://schemas.microsoft.com/office/word/2010/wordprocessingShape" mc:Ignorable="w14 w15 w16se w16cid w16 w16cex w16sdtdh wp14">
-  <w:p>
-    <w:pPr>
-      <w:pStyle w:val="Header"/>
-    </w:pPr>
-  </w:p>
-</w:hdr>
 </file>
 
 <file path=word/numbering.xml><?xml version="1.0" encoding="utf-8"?>

--- a/storage/app/templates/rpd/technical.docx
+++ b/storage/app/templates/rpd/technical.docx
@@ -703,9 +703,8 @@
           <w:sz w:val="28"/>
           <w:szCs w:val="28"/>
         </w:rPr>
-        <w:t>${</w:t>
-      </w:r>
-      <w:proofErr w:type="spellStart"/>
+        <w:t>${program_title}</w:t>
+      </w:r>
       <w:r>
         <w:rPr>
           <w:b/>
@@ -714,82 +713,43 @@
           <w:sz w:val="28"/>
           <w:szCs w:val="28"/>
         </w:rPr>
-        <w:t>program_title</w:t>
-      </w:r>
-      <w:proofErr w:type="spellEnd"/>
-      <w:r>
-        <w:rPr>
-          <w:b/>
+        <w:t>»</w:t>
+      </w:r>
+    </w:p>
+    <w:p>
+      <w:pPr>
+        <w:jc w:val="center"/>
+        <w:rPr>
           <w:bCs/>
-          <w:i/>
-          <w:sz w:val="28"/>
-          <w:szCs w:val="28"/>
-        </w:rPr>
-        <w:t>}</w:t>
-      </w:r>
-      <w:r>
-        <w:rPr>
-          <w:b/>
+          <w:sz w:val="28"/>
+          <w:szCs w:val="28"/>
+        </w:rPr>
+      </w:pPr>
+    </w:p>
+    <w:p>
+      <w:pPr>
+        <w:jc w:val="center"/>
+        <w:rPr>
           <w:bCs/>
-          <w:i/>
-          <w:sz w:val="28"/>
-          <w:szCs w:val="28"/>
-        </w:rPr>
-        <w:t>»</w:t>
-      </w:r>
-    </w:p>
-    <w:p>
-      <w:pPr>
-        <w:jc w:val="center"/>
+          <w:sz w:val="28"/>
+          <w:szCs w:val="28"/>
+        </w:rPr>
+      </w:pPr>
+      <w:r>
         <w:rPr>
           <w:bCs/>
           <w:sz w:val="28"/>
           <w:szCs w:val="28"/>
         </w:rPr>
-      </w:pPr>
-    </w:p>
-    <w:p>
-      <w:pPr>
-        <w:jc w:val="center"/>
+        <w:t xml:space="preserve">Уровень сложности: </w:t>
+      </w:r>
+      <w:r>
         <w:rPr>
           <w:bCs/>
           <w:sz w:val="28"/>
           <w:szCs w:val="28"/>
         </w:rPr>
-      </w:pPr>
-      <w:r>
-        <w:rPr>
-          <w:bCs/>
-          <w:sz w:val="28"/>
-          <w:szCs w:val="28"/>
-        </w:rPr>
-        <w:t xml:space="preserve">Уровень сложности: </w:t>
-      </w:r>
-      <w:r>
-        <w:rPr>
-          <w:bCs/>
-          <w:sz w:val="28"/>
-          <w:szCs w:val="28"/>
-        </w:rPr>
-        <w:t>${</w:t>
-      </w:r>
-      <w:proofErr w:type="spellStart"/>
-      <w:r>
-        <w:rPr>
-          <w:bCs/>
-          <w:sz w:val="28"/>
-          <w:szCs w:val="28"/>
-        </w:rPr>
-        <w:t>complexity_level</w:t>
-      </w:r>
-      <w:proofErr w:type="spellEnd"/>
-      <w:r>
-        <w:rPr>
-          <w:bCs/>
-          <w:sz w:val="28"/>
-          <w:szCs w:val="28"/>
-        </w:rPr>
-        <w:t>}</w:t>
+        <w:t>${complexity_level}</w:t>
       </w:r>
     </w:p>
     <w:p>
@@ -816,23 +776,7 @@
           <w:sz w:val="28"/>
           <w:highlight w:val="yellow"/>
         </w:rPr>
-        <w:t>${</w:t>
-      </w:r>
-      <w:proofErr w:type="spellStart"/>
-      <w:r>
-        <w:rPr>
-          <w:sz w:val="28"/>
-          <w:highlight w:val="yellow"/>
-        </w:rPr>
-        <w:t>smko_code</w:t>
-      </w:r>
-      <w:proofErr w:type="spellEnd"/>
-      <w:r>
-        <w:rPr>
-          <w:sz w:val="28"/>
-          <w:highlight w:val="yellow"/>
-        </w:rPr>
-        <w:t>}</w:t>
+        <w:t>${smko_code}</w:t>
       </w:r>
     </w:p>
     <w:p>
@@ -1091,23 +1035,7 @@
           <w:sz w:val="28"/>
           <w:szCs w:val="28"/>
         </w:rPr>
-        <w:t>${</w:t>
-      </w:r>
-      <w:proofErr w:type="spellStart"/>
-      <w:r>
-        <w:rPr>
-          <w:sz w:val="28"/>
-          <w:szCs w:val="28"/>
-        </w:rPr>
-        <w:t>program_title</w:t>
-      </w:r>
-      <w:proofErr w:type="spellEnd"/>
-      <w:r>
-        <w:rPr>
-          <w:sz w:val="28"/>
-          <w:szCs w:val="28"/>
-        </w:rPr>
-        <w:t>}</w:t>
+        <w:t>${program_title}</w:t>
       </w:r>
       <w:r>
         <w:rPr>
@@ -1448,39 +1376,7 @@
           <w:sz w:val="28"/>
           <w:szCs w:val="28"/>
         </w:rPr>
-        <w:t xml:space="preserve">Методических рекомендаций по проектированию дополнительных общеразвивающих программ (включая </w:t>
-      </w:r>
-      <w:proofErr w:type="spellStart"/>
-      <w:r>
-        <w:rPr>
-          <w:sz w:val="28"/>
-          <w:szCs w:val="28"/>
-        </w:rPr>
-        <w:t>разноуровневые</w:t>
-      </w:r>
-      <w:proofErr w:type="spellEnd"/>
-      <w:r>
-        <w:rPr>
-          <w:sz w:val="28"/>
-          <w:szCs w:val="28"/>
-        </w:rPr>
-        <w:t xml:space="preserve"> программы) (письмо </w:t>
-      </w:r>
-      <w:proofErr w:type="spellStart"/>
-      <w:r>
-        <w:rPr>
-          <w:sz w:val="28"/>
-          <w:szCs w:val="28"/>
-        </w:rPr>
-        <w:t>Минобрнауки</w:t>
-      </w:r>
-      <w:proofErr w:type="spellEnd"/>
-      <w:r>
-        <w:rPr>
-          <w:sz w:val="28"/>
-          <w:szCs w:val="28"/>
-        </w:rPr>
-        <w:t xml:space="preserve"> России от 18.11.2015 № 09–3242);</w:t>
+        <w:t>Методических рекомендаций по проектированию дополнительных общеразвивающих программ (включая разноуровневые программы) (письмо Минобрнауки России от 18.11.2015 № 09–3242);</w:t>
       </w:r>
     </w:p>
     <w:p>
@@ -1501,23 +1397,7 @@
           <w:sz w:val="28"/>
           <w:szCs w:val="28"/>
         </w:rPr>
-        <w:t xml:space="preserve">Письмом </w:t>
-      </w:r>
-      <w:proofErr w:type="spellStart"/>
-      <w:r>
-        <w:rPr>
-          <w:sz w:val="28"/>
-          <w:szCs w:val="28"/>
-        </w:rPr>
-        <w:t>Минобрнауки</w:t>
-      </w:r>
-      <w:proofErr w:type="spellEnd"/>
-      <w:r>
-        <w:rPr>
-          <w:sz w:val="28"/>
-          <w:szCs w:val="28"/>
-        </w:rPr>
-        <w:t xml:space="preserve"> России от 11.12.2006 № 06-1844 «О примерных требованиях к программам дополнительного образования детей»;</w:t>
+        <w:t>Письмом Минобрнауки России от 11.12.2006 № 06-1844 «О примерных требованиях к программам дополнительного образования детей»;</w:t>
       </w:r>
     </w:p>
     <w:p>
@@ -1812,23 +1692,7 @@
           <w:sz w:val="28"/>
           <w:szCs w:val="28"/>
         </w:rPr>
-        <w:t xml:space="preserve"> творчеством обучающихся; расширить их возможности информационно-технической адаптации посредством формирования базы знаний и навыков в области основ современных технологий; достижение обучающимися планируемых </w:t>
-      </w:r>
-      <w:proofErr w:type="spellStart"/>
-      <w:r>
-        <w:rPr>
-          <w:sz w:val="28"/>
-          <w:szCs w:val="28"/>
-        </w:rPr>
-        <w:t>метапредметных</w:t>
-      </w:r>
-      <w:proofErr w:type="spellEnd"/>
-      <w:r>
-        <w:rPr>
-          <w:sz w:val="28"/>
-          <w:szCs w:val="28"/>
-        </w:rPr>
-        <w:t xml:space="preserve"> и предметных результатов; создание комплекса психолого-педагогических мер, направленных на профессиональное самоопределение школьника.</w:t>
+        <w:t xml:space="preserve"> творчеством обучающихся; расширить их возможности информационно-технической адаптации посредством формирования базы знаний и навыков в области основ современных технологий; достижение обучающимися планируемых метапредметных и предметных результатов; создание комплекса психолого-педагогических мер, направленных на профессиональное самоопределение школьника.</w:t>
       </w:r>
     </w:p>
     <w:p>
@@ -2709,21 +2573,12 @@
           <w:szCs w:val="28"/>
         </w:rPr>
       </w:pPr>
-      <w:proofErr w:type="spellStart"/>
-      <w:r>
-        <w:rPr>
-          <w:sz w:val="28"/>
-          <w:szCs w:val="28"/>
-        </w:rPr>
-        <w:t>Метапредметные</w:t>
-      </w:r>
-      <w:proofErr w:type="spellEnd"/>
-      <w:r>
-        <w:rPr>
-          <w:sz w:val="28"/>
-          <w:szCs w:val="28"/>
-        </w:rPr>
-        <w:t>:</w:t>
+      <w:r>
+        <w:rPr>
+          <w:sz w:val="28"/>
+          <w:szCs w:val="28"/>
+        </w:rPr>
+        <w:t>Метапредметные:</w:t>
       </w:r>
     </w:p>
     <w:p>
@@ -3040,23 +2895,7 @@
           <w:b w:val="0"/>
           <w:bCs w:val="0"/>
         </w:rPr>
-        <w:t>${</w:t>
-      </w:r>
-      <w:proofErr w:type="spellStart"/>
-      <w:r>
-        <w:rPr>
-          <w:b w:val="0"/>
-          <w:bCs w:val="0"/>
-        </w:rPr>
-        <w:t>total_hours</w:t>
-      </w:r>
-      <w:proofErr w:type="spellEnd"/>
-      <w:r>
-        <w:rPr>
-          <w:b w:val="0"/>
-          <w:bCs w:val="0"/>
-        </w:rPr>
-        <w:t>}</w:t>
+        <w:t>${total_hours}</w:t>
       </w:r>
       <w:r>
         <w:rPr>
@@ -3102,17 +2941,8 @@
           <w:b w:val="0"/>
           <w:bCs w:val="0"/>
         </w:rPr>
-        <w:t>${</w:t>
-      </w:r>
-      <w:proofErr w:type="spellStart"/>
-      <w:r>
-        <w:rPr>
-          <w:b w:val="0"/>
-          <w:bCs w:val="0"/>
-        </w:rPr>
-        <w:t>education_form</w:t>
-      </w:r>
-      <w:proofErr w:type="spellEnd"/>
+        <w:t>${education_form</w:t>
+      </w:r>
       <w:r>
         <w:rPr>
           <w:b w:val="0"/>
@@ -3178,17 +3008,8 @@
           <w:sz w:val="28"/>
           <w:szCs w:val="28"/>
         </w:rPr>
-        <w:t>${</w:t>
-      </w:r>
-      <w:proofErr w:type="spellStart"/>
-      <w:r>
-        <w:rPr>
-          <w:sz w:val="28"/>
-          <w:szCs w:val="28"/>
-        </w:rPr>
-        <w:t>study_mode</w:t>
-      </w:r>
-      <w:proofErr w:type="spellEnd"/>
+        <w:t>${study_mode</w:t>
+      </w:r>
       <w:r>
         <w:rPr>
           <w:sz w:val="28"/>
@@ -4365,23 +4186,7 @@
                 <w:b/>
                 <w:bCs/>
               </w:rPr>
-              <w:t>${</w:t>
-            </w:r>
-            <w:proofErr w:type="spellStart"/>
-            <w:r>
-              <w:rPr>
-                <w:b/>
-                <w:bCs/>
-              </w:rPr>
-              <w:t>curriculum_number</w:t>
-            </w:r>
-            <w:proofErr w:type="spellEnd"/>
-            <w:r>
-              <w:rPr>
-                <w:b/>
-                <w:bCs/>
-              </w:rPr>
-              <w:t>}</w:t>
+              <w:t>${curriculum_number}</w:t>
             </w:r>
           </w:p>
         </w:tc>
@@ -4394,15 +4199,7 @@
               <w:pStyle w:val="p1"/>
             </w:pPr>
             <w:r>
-              <w:t>${</w:t>
-            </w:r>
-            <w:proofErr w:type="spellStart"/>
-            <w:r>
-              <w:t>curriculum_title</w:t>
-            </w:r>
-            <w:proofErr w:type="spellEnd"/>
-            <w:r>
-              <w:t>}</w:t>
+              <w:t>${curriculum_title}</w:t>
             </w:r>
           </w:p>
         </w:tc>
@@ -4415,15 +4212,7 @@
               <w:pStyle w:val="p1"/>
             </w:pPr>
             <w:r>
-              <w:t>${</w:t>
-            </w:r>
-            <w:proofErr w:type="spellStart"/>
-            <w:r>
-              <w:t>curriculum_total_hours</w:t>
-            </w:r>
-            <w:proofErr w:type="spellEnd"/>
-            <w:r>
-              <w:t>}</w:t>
+              <w:t>${curriculum_total_hours}</w:t>
             </w:r>
           </w:p>
         </w:tc>
@@ -4436,15 +4225,7 @@
               <w:pStyle w:val="p1"/>
             </w:pPr>
             <w:r>
-              <w:t>${</w:t>
-            </w:r>
-            <w:proofErr w:type="spellStart"/>
-            <w:r>
-              <w:t>curriculum_theory_hours</w:t>
-            </w:r>
-            <w:proofErr w:type="spellEnd"/>
-            <w:r>
-              <w:t>}</w:t>
+              <w:t>${curriculum_theory_hours}</w:t>
             </w:r>
           </w:p>
         </w:tc>
@@ -4457,15 +4238,7 @@
               <w:pStyle w:val="p1"/>
             </w:pPr>
             <w:r>
-              <w:t>${</w:t>
-            </w:r>
-            <w:proofErr w:type="spellStart"/>
-            <w:r>
-              <w:t>curriculum_practice_hours</w:t>
-            </w:r>
-            <w:proofErr w:type="spellEnd"/>
-            <w:r>
-              <w:t>}</w:t>
+              <w:t>${curriculum_practice_hours}</w:t>
             </w:r>
           </w:p>
         </w:tc>
@@ -4478,15 +4251,7 @@
               <w:pStyle w:val="p1"/>
             </w:pPr>
             <w:r>
-              <w:t>${</w:t>
-            </w:r>
-            <w:proofErr w:type="spellStart"/>
-            <w:r>
-              <w:t>curriculum_control</w:t>
-            </w:r>
-            <w:proofErr w:type="spellEnd"/>
-            <w:r>
-              <w:t>}</w:t>
+              <w:t>${curriculum_control}</w:t>
             </w:r>
           </w:p>
         </w:tc>
@@ -4702,25 +4467,7 @@
           <w:szCs w:val="24"/>
           <w:lang w:val="en-US"/>
         </w:rPr>
-        <w:t>${</w:t>
-      </w:r>
-      <w:proofErr w:type="spellStart"/>
-      <w:r>
-        <w:rPr>
-          <w:sz w:val="24"/>
-          <w:szCs w:val="24"/>
-          <w:lang w:val="en-US"/>
-        </w:rPr>
-        <w:t>schedule_table</w:t>
-      </w:r>
-      <w:proofErr w:type="spellEnd"/>
-      <w:r>
-        <w:rPr>
-          <w:sz w:val="24"/>
-          <w:szCs w:val="24"/>
-          <w:lang w:val="en-US"/>
-        </w:rPr>
-        <w:t>}</w:t>
+        <w:t>${schedule_table}</w:t>
       </w:r>
     </w:p>
     <w:p>
@@ -4909,15 +4656,7 @@
               <w:pStyle w:val="p1"/>
             </w:pPr>
             <w:r>
-              <w:t>${</w:t>
-            </w:r>
-            <w:proofErr w:type="spellStart"/>
-            <w:r>
-              <w:t>content_title</w:t>
-            </w:r>
-            <w:proofErr w:type="spellEnd"/>
-            <w:r>
-              <w:t>}</w:t>
+              <w:t>${content_title}</w:t>
             </w:r>
           </w:p>
         </w:tc>
@@ -4930,15 +4669,7 @@
               <w:pStyle w:val="p1"/>
             </w:pPr>
             <w:r>
-              <w:t>${</w:t>
-            </w:r>
-            <w:proofErr w:type="spellStart"/>
-            <w:r>
-              <w:t>content_text</w:t>
-            </w:r>
-            <w:proofErr w:type="spellEnd"/>
-            <w:r>
-              <w:t>}</w:t>
+              <w:t>${content_text}</w:t>
             </w:r>
           </w:p>
         </w:tc>
@@ -6019,15 +5750,7 @@
           <w:sz w:val="28"/>
           <w:szCs w:val="28"/>
         </w:rPr>
-        <w:t xml:space="preserve">ени, предусмотренного </w:t>
-      </w:r>
-      <w:proofErr w:type="gramStart"/>
-      <w:r>
-        <w:rPr>
-          <w:sz w:val="28"/>
-          <w:szCs w:val="28"/>
-        </w:rPr>
-        <w:t>на учебную</w:t>
+        <w:t>ени, предусмотренного на учебную</w:t>
       </w:r>
       <w:r>
         <w:rPr>
@@ -6043,7 +5766,6 @@
         </w:rPr>
         <w:t>программу</w:t>
       </w:r>
-      <w:proofErr w:type="gramEnd"/>
       <w:r>
         <w:rPr>
           <w:sz w:val="28"/>
@@ -6540,39 +6262,7 @@
           <w:sz w:val="28"/>
           <w:szCs w:val="28"/>
         </w:rPr>
-        <w:t xml:space="preserve">области и степени освоения основных </w:t>
-      </w:r>
-      <w:proofErr w:type="spellStart"/>
-      <w:r>
-        <w:rPr>
-          <w:sz w:val="28"/>
-          <w:szCs w:val="28"/>
-        </w:rPr>
-        <w:t>общеучебных</w:t>
-      </w:r>
-      <w:proofErr w:type="spellEnd"/>
-      <w:r>
-        <w:rPr>
-          <w:sz w:val="28"/>
-          <w:szCs w:val="28"/>
-        </w:rPr>
-        <w:t xml:space="preserve"> компетенций, т. е. </w:t>
-      </w:r>
-      <w:proofErr w:type="spellStart"/>
-      <w:r>
-        <w:rPr>
-          <w:sz w:val="28"/>
-          <w:szCs w:val="28"/>
-        </w:rPr>
-        <w:t>компетентностный</w:t>
-      </w:r>
-      <w:proofErr w:type="spellEnd"/>
-      <w:r>
-        <w:rPr>
-          <w:sz w:val="28"/>
-          <w:szCs w:val="28"/>
-        </w:rPr>
-        <w:t xml:space="preserve"> </w:t>
+        <w:t xml:space="preserve">области и степени освоения основных общеучебных компетенций, т. е. компетентностный </w:t>
       </w:r>
       <w:r>
         <w:rPr>
@@ -6599,23 +6289,7 @@
           <w:sz w:val="28"/>
           <w:szCs w:val="28"/>
         </w:rPr>
-        <w:t xml:space="preserve">Основополагающими критериями эффективности реализации образовательной программы с точки зрения </w:t>
-      </w:r>
-      <w:proofErr w:type="spellStart"/>
-      <w:r>
-        <w:rPr>
-          <w:sz w:val="28"/>
-          <w:szCs w:val="28"/>
-        </w:rPr>
-        <w:t>компетентностного</w:t>
-      </w:r>
-      <w:proofErr w:type="spellEnd"/>
-      <w:r>
-        <w:rPr>
-          <w:sz w:val="28"/>
-          <w:szCs w:val="28"/>
-        </w:rPr>
-        <w:t xml:space="preserve"> подхода является:</w:t>
+        <w:t>Основополагающими критериями эффективности реализации образовательной программы с точки зрения компетентностного подхода является:</w:t>
       </w:r>
     </w:p>
     <w:p>
@@ -6647,7 +6321,6 @@
         </w:rPr>
         <w:t xml:space="preserve"> </w:t>
       </w:r>
-      <w:proofErr w:type="spellStart"/>
       <w:r>
         <w:rPr>
           <w:sz w:val="28"/>
@@ -6655,7 +6328,6 @@
         </w:rPr>
         <w:t>сформированности</w:t>
       </w:r>
-      <w:proofErr w:type="spellEnd"/>
       <w:r>
         <w:rPr>
           <w:spacing w:val="-3"/>
@@ -10260,25 +9932,7 @@
           <w:sz w:val="28"/>
           <w:szCs w:val="28"/>
         </w:rPr>
-        <w:t xml:space="preserve"> «</w:t>
-      </w:r>
-      <w:proofErr w:type="spellStart"/>
-      <w:r>
-        <w:rPr>
-          <w:spacing w:val="-2"/>
-          <w:sz w:val="28"/>
-          <w:szCs w:val="28"/>
-        </w:rPr>
-        <w:t>незачтено</w:t>
-      </w:r>
-      <w:proofErr w:type="spellEnd"/>
-      <w:r>
-        <w:rPr>
-          <w:spacing w:val="-2"/>
-          <w:sz w:val="28"/>
-          <w:szCs w:val="28"/>
-        </w:rPr>
-        <w:t>»;</w:t>
+        <w:t xml:space="preserve"> «незачтено»;</w:t>
       </w:r>
     </w:p>
     <w:p>
@@ -10469,23 +10123,7 @@
           <w:sz w:val="28"/>
           <w:szCs w:val="28"/>
         </w:rPr>
-        <w:t>ответов — «зачтено», менее 55% правильных ответов — «</w:t>
-      </w:r>
-      <w:proofErr w:type="spellStart"/>
-      <w:r>
-        <w:rPr>
-          <w:sz w:val="28"/>
-          <w:szCs w:val="28"/>
-        </w:rPr>
-        <w:t>незачтено</w:t>
-      </w:r>
-      <w:proofErr w:type="spellEnd"/>
-      <w:r>
-        <w:rPr>
-          <w:sz w:val="28"/>
-          <w:szCs w:val="28"/>
-        </w:rPr>
-        <w:t>».</w:t>
+        <w:t>ответов — «зачтено», менее 55% правильных ответов — «незачтено».</w:t>
       </w:r>
     </w:p>
     <w:p>
@@ -11131,166 +10769,33 @@
     </w:p>
     <w:p>
       <w:pPr>
+        <w:tabs>
+          <w:tab w:val="left" w:pos="1174"/>
+        </w:tabs>
+        <w:jc w:val="both"/>
+        <w:rPr>
+          <w:color w:val="FF0000"/>
+          <w:sz w:val="2"/>
+          <w:szCs w:val="2"/>
+          <w:lang w:val="en-US"/>
+        </w:rPr>
+      </w:pPr>
+      <w:r>
+        <w:rPr>
+          <w:color w:val="FF0000"/>
+          <w:sz w:val="2"/>
+          <w:szCs w:val="2"/>
+          <w:lang w:val="en-US"/>
+        </w:rPr>
+        <w:t>${control_survey_materials_block}</w:t>
+      </w:r>
+    </w:p>
+    <w:p>
+      <w:pPr>
         <w:pStyle w:val="ListParagraph"/>
         <w:numPr>
           <w:ilvl w:val="0"/>
-          <w:numId w:val="2"/>
-        </w:numPr>
-        <w:tabs>
-          <w:tab w:val="left" w:pos="1174"/>
-        </w:tabs>
-        <w:spacing w:line="360" w:lineRule="auto"/>
-        <w:ind w:left="0" w:firstLine="709"/>
-        <w:jc w:val="both"/>
-        <w:rPr>
-          <w:sz w:val="28"/>
-          <w:szCs w:val="28"/>
-        </w:rPr>
-      </w:pPr>
-      <w:r>
-        <w:rPr>
-          <w:sz w:val="28"/>
-          <w:szCs w:val="28"/>
-        </w:rPr>
-        <w:t>${</w:t>
-      </w:r>
-      <w:proofErr w:type="spellStart"/>
-      <w:r>
-        <w:rPr>
-          <w:sz w:val="28"/>
-          <w:szCs w:val="28"/>
-        </w:rPr>
-        <w:t>control_survey_materials</w:t>
-      </w:r>
-      <w:proofErr w:type="spellEnd"/>
-      <w:r>
-        <w:rPr>
-          <w:sz w:val="28"/>
-          <w:szCs w:val="28"/>
-          <w:lang w:val="en-US"/>
-        </w:rPr>
-        <w:t>}</w:t>
-      </w:r>
-    </w:p>
-    <w:p>
-      <w:pPr>
-        <w:pStyle w:val="Heading2"/>
-        <w:spacing w:before="0" w:line="360" w:lineRule="auto"/>
-        <w:ind w:left="0" w:firstLine="709"/>
-        <w:jc w:val="both"/>
-      </w:pPr>
-      <w:r>
-        <w:t>Материалы</w:t>
-      </w:r>
-      <w:r>
-        <w:rPr>
-          <w:spacing w:val="-11"/>
-        </w:rPr>
-        <w:t xml:space="preserve"> </w:t>
-      </w:r>
-      <w:r>
-        <w:t>для</w:t>
-      </w:r>
-      <w:r>
-        <w:rPr>
-          <w:spacing w:val="-12"/>
-        </w:rPr>
-        <w:t xml:space="preserve"> </w:t>
-      </w:r>
-      <w:r>
-        <w:t>проведения</w:t>
-      </w:r>
-      <w:r>
-        <w:rPr>
-          <w:spacing w:val="-12"/>
-        </w:rPr>
-        <w:t xml:space="preserve"> </w:t>
-      </w:r>
-      <w:r>
-        <w:t>итоговой</w:t>
-      </w:r>
-      <w:r>
-        <w:rPr>
-          <w:spacing w:val="-11"/>
-        </w:rPr>
-        <w:t xml:space="preserve"> </w:t>
-      </w:r>
-      <w:r>
-        <w:t>практической</w:t>
-      </w:r>
-      <w:r>
-        <w:rPr>
-          <w:spacing w:val="-12"/>
-        </w:rPr>
-        <w:t xml:space="preserve"> </w:t>
-      </w:r>
-      <w:r>
-        <w:rPr>
-          <w:spacing w:val="-2"/>
-        </w:rPr>
-        <w:t>работы</w:t>
-      </w:r>
-    </w:p>
-    <w:p>
-      <w:pPr>
-        <w:pStyle w:val="ListParagraph"/>
-        <w:numPr>
-          <w:ilvl w:val="0"/>
-          <w:numId w:val="1"/>
-        </w:numPr>
-        <w:tabs>
-          <w:tab w:val="left" w:pos="1174"/>
-        </w:tabs>
-        <w:spacing w:line="360" w:lineRule="auto"/>
-        <w:ind w:left="0" w:firstLine="709"/>
-        <w:jc w:val="both"/>
-        <w:rPr>
-          <w:sz w:val="28"/>
-          <w:szCs w:val="28"/>
-        </w:rPr>
-      </w:pPr>
-      <w:r>
-        <w:rPr>
-          <w:sz w:val="28"/>
-          <w:szCs w:val="28"/>
-        </w:rPr>
-        <w:t>${</w:t>
-      </w:r>
-      <w:proofErr w:type="spellStart"/>
-      <w:r>
-        <w:rPr>
-          <w:sz w:val="28"/>
-          <w:szCs w:val="28"/>
-        </w:rPr>
-        <w:t>final_practical_work_materials</w:t>
-      </w:r>
-      <w:proofErr w:type="spellEnd"/>
-      <w:r>
-        <w:rPr>
-          <w:sz w:val="28"/>
-          <w:szCs w:val="28"/>
-          <w:lang w:val="en-US"/>
-        </w:rPr>
-        <w:t>}</w:t>
-      </w:r>
-    </w:p>
-    <w:p>
-      <w:pPr>
-        <w:pStyle w:val="Heading2"/>
-        <w:spacing w:before="0" w:line="360" w:lineRule="auto"/>
-        <w:ind w:left="0" w:firstLine="709"/>
-        <w:jc w:val="both"/>
-      </w:pPr>
-      <w:r>
-        <w:t>Типовые темы проектных работ</w:t>
-      </w:r>
-    </w:p>
-    <w:p>
-      <w:pPr>
-        <w:pStyle w:val="ListParagraph"/>
-        <w:numPr>
-          <w:ilvl w:val="0"/>
-          <w:numId w:val="25"/>
+          <w:numId w:val="29"/>
         </w:numPr>
         <w:tabs>
           <w:tab w:val="left" w:pos="1174"/>
@@ -11300,30 +10805,320 @@
         <w:rPr>
           <w:sz w:val="28"/>
           <w:szCs w:val="28"/>
-        </w:rPr>
-      </w:pPr>
-      <w:r>
-        <w:rPr>
-          <w:sz w:val="28"/>
-          <w:szCs w:val="28"/>
+          <w:lang w:val="en-US"/>
+        </w:rPr>
+      </w:pPr>
+      <w:r>
+        <w:rPr>
+          <w:sz w:val="28"/>
+          <w:szCs w:val="28"/>
+          <w:lang w:val="en-US"/>
+        </w:rPr>
+        <w:t>${control_survey_materials_text}</w:t>
+      </w:r>
+    </w:p>
+    <w:p>
+      <w:pPr>
+        <w:tabs>
+          <w:tab w:val="left" w:pos="1174"/>
+        </w:tabs>
+        <w:jc w:val="both"/>
+        <w:rPr>
+          <w:color w:val="FF0000"/>
+          <w:sz w:val="2"/>
+          <w:szCs w:val="2"/>
+        </w:rPr>
+      </w:pPr>
+      <w:r>
+        <w:rPr>
+          <w:color w:val="FF0000"/>
+          <w:sz w:val="2"/>
+          <w:szCs w:val="2"/>
+        </w:rPr>
+        <w:t>${/control_survey_materials_block}</w:t>
+      </w:r>
+    </w:p>
+    <w:p>
+      <w:pPr>
+        <w:pStyle w:val="Heading2"/>
+        <w:spacing w:before="0" w:line="360" w:lineRule="auto"/>
+        <w:ind w:left="0" w:firstLine="709"/>
+        <w:jc w:val="both"/>
+      </w:pPr>
+      <w:r>
+        <w:t>Материалы</w:t>
+      </w:r>
+      <w:r>
+        <w:rPr>
+          <w:spacing w:val="-11"/>
+        </w:rPr>
+        <w:t xml:space="preserve"> </w:t>
+      </w:r>
+      <w:r>
+        <w:t>для</w:t>
+      </w:r>
+      <w:r>
+        <w:rPr>
+          <w:spacing w:val="-12"/>
+        </w:rPr>
+        <w:t xml:space="preserve"> </w:t>
+      </w:r>
+      <w:r>
+        <w:t>проведения</w:t>
+      </w:r>
+      <w:r>
+        <w:rPr>
+          <w:spacing w:val="-12"/>
+        </w:rPr>
+        <w:t xml:space="preserve"> </w:t>
+      </w:r>
+      <w:r>
+        <w:t>итоговой</w:t>
+      </w:r>
+      <w:r>
+        <w:rPr>
+          <w:spacing w:val="-11"/>
+        </w:rPr>
+        <w:t xml:space="preserve"> </w:t>
+      </w:r>
+      <w:r>
+        <w:t>практической</w:t>
+      </w:r>
+      <w:r>
+        <w:rPr>
+          <w:spacing w:val="-12"/>
+        </w:rPr>
+        <w:t xml:space="preserve"> </w:t>
+      </w:r>
+      <w:r>
+        <w:rPr>
+          <w:spacing w:val="-2"/>
+        </w:rPr>
+        <w:t>работы</w:t>
+      </w:r>
+    </w:p>
+    <w:p>
+      <w:pPr>
+        <w:tabs>
+          <w:tab w:val="left" w:pos="1174"/>
+        </w:tabs>
+        <w:jc w:val="both"/>
+        <w:rPr>
+          <w:color w:val="FF0000"/>
+          <w:sz w:val="2"/>
+          <w:szCs w:val="2"/>
+          <w:lang w:val="en-US"/>
+        </w:rPr>
+      </w:pPr>
+      <w:r>
+        <w:rPr>
+          <w:color w:val="FF0000"/>
+          <w:sz w:val="2"/>
+          <w:szCs w:val="2"/>
+          <w:lang w:val="en-US"/>
+        </w:rPr>
+        <w:t>${final_practical_work_materials_block}</w:t>
+      </w:r>
+    </w:p>
+    <w:p>
+      <w:pPr>
+        <w:pStyle w:val="ListParagraph"/>
+        <w:numPr>
+          <w:ilvl w:val="0"/>
+          <w:numId w:val="38"/>
+        </w:numPr>
+        <w:tabs>
+          <w:tab w:val="left" w:pos="1174"/>
+        </w:tabs>
+        <w:spacing w:line="360" w:lineRule="auto"/>
+        <w:jc w:val="both"/>
+        <w:rPr>
+          <w:sz w:val="28"/>
+          <w:szCs w:val="28"/>
+          <w:lang w:val="en-US"/>
+        </w:rPr>
+      </w:pPr>
+      <w:r>
+        <w:rPr>
+          <w:sz w:val="28"/>
+          <w:szCs w:val="28"/>
+          <w:lang w:val="en-US"/>
+        </w:rPr>
+        <w:t>${final_practical_work_materials_text}</w:t>
+      </w:r>
+    </w:p>
+    <w:p>
+      <w:pPr>
+        <w:tabs>
+          <w:tab w:val="left" w:pos="1174"/>
+        </w:tabs>
+        <w:jc w:val="both"/>
+        <w:rPr>
+          <w:color w:val="FF0000"/>
+          <w:sz w:val="2"/>
+          <w:szCs w:val="2"/>
+          <w:lang w:val="en-US"/>
+        </w:rPr>
+      </w:pPr>
+      <w:r>
+        <w:rPr>
+          <w:color w:val="FF0000"/>
+          <w:sz w:val="2"/>
+          <w:szCs w:val="2"/>
+          <w:lang w:val="en-US"/>
+        </w:rPr>
+        <w:t>${/final_practical_work_materials_block}</w:t>
+      </w:r>
+    </w:p>
+    <w:p>
+      <w:pPr>
+        <w:pStyle w:val="Heading2"/>
+        <w:spacing w:before="0" w:line="360" w:lineRule="auto"/>
+        <w:ind w:left="0" w:firstLine="709"/>
+        <w:jc w:val="both"/>
+      </w:pPr>
+      <w:r>
+        <w:t>Типовые</w:t>
+      </w:r>
+      <w:r>
+        <w:t xml:space="preserve"> </w:t>
+      </w:r>
+      <w:r>
+        <w:t>темы</w:t>
+      </w:r>
+      <w:r>
+        <w:t xml:space="preserve"> </w:t>
+      </w:r>
+      <w:r>
+        <w:t>проектных</w:t>
+      </w:r>
+      <w:r>
+        <w:t xml:space="preserve"> </w:t>
+      </w:r>
+      <w:r>
+        <w:t>работ</w:t>
+      </w:r>
+    </w:p>
+    <w:p>
+      <w:pPr>
+        <w:tabs>
+          <w:tab w:val="left" w:pos="709"/>
+        </w:tabs>
+        <w:jc w:val="both"/>
+        <w:rPr>
+          <w:color w:val="FF0000"/>
+          <w:sz w:val="2"/>
+          <w:szCs w:val="2"/>
+        </w:rPr>
+      </w:pPr>
+      <w:r>
+        <w:rPr>
+          <w:color w:val="FF0000"/>
+          <w:sz w:val="2"/>
+          <w:szCs w:val="2"/>
         </w:rPr>
         <w:t>${</w:t>
       </w:r>
-      <w:proofErr w:type="spellStart"/>
-      <w:r>
-        <w:rPr>
-          <w:sz w:val="28"/>
-          <w:szCs w:val="28"/>
-        </w:rPr>
-        <w:t>project_topics</w:t>
-      </w:r>
-      <w:proofErr w:type="spellEnd"/>
-      <w:r>
-        <w:rPr>
-          <w:sz w:val="28"/>
-          <w:szCs w:val="28"/>
+      <w:r>
+        <w:rPr>
+          <w:color w:val="FF0000"/>
+          <w:sz w:val="2"/>
+          <w:szCs w:val="2"/>
+          <w:lang w:val="en-US"/>
+        </w:rPr>
+        <w:t>project</w:t>
+      </w:r>
+      <w:r>
+        <w:rPr>
+          <w:color w:val="FF0000"/>
+          <w:sz w:val="2"/>
+          <w:szCs w:val="2"/>
+        </w:rPr>
+        <w:t>_</w:t>
+      </w:r>
+      <w:r>
+        <w:rPr>
+          <w:color w:val="FF0000"/>
+          <w:sz w:val="2"/>
+          <w:szCs w:val="2"/>
+          <w:lang w:val="en-US"/>
+        </w:rPr>
+        <w:t>topics</w:t>
+      </w:r>
+      <w:r>
+        <w:rPr>
+          <w:color w:val="FF0000"/>
+          <w:sz w:val="2"/>
+          <w:szCs w:val="2"/>
+        </w:rPr>
+        <w:t>_</w:t>
+      </w:r>
+      <w:r>
+        <w:rPr>
+          <w:color w:val="FF0000"/>
+          <w:sz w:val="2"/>
+          <w:szCs w:val="2"/>
+          <w:lang w:val="en-US"/>
+        </w:rPr>
+        <w:t>block</w:t>
+      </w:r>
+      <w:r>
+        <w:rPr>
+          <w:color w:val="FF0000"/>
+          <w:sz w:val="2"/>
+          <w:szCs w:val="2"/>
         </w:rPr>
         <w:t>}</w:t>
+      </w:r>
+    </w:p>
+    <w:p>
+      <w:pPr>
+        <w:pStyle w:val="ListParagraph"/>
+        <w:numPr>
+          <w:ilvl w:val="0"/>
+          <w:numId w:val="39"/>
+        </w:numPr>
+        <w:tabs>
+          <w:tab w:val="left" w:pos="709"/>
+        </w:tabs>
+        <w:spacing w:line="360" w:lineRule="auto"/>
+        <w:jc w:val="both"/>
+        <w:rPr>
+          <w:sz w:val="28"/>
+          <w:szCs w:val="28"/>
+          <w:lang w:val="en-US"/>
+        </w:rPr>
+      </w:pPr>
+      <w:r>
+        <w:rPr>
+          <w:sz w:val="28"/>
+          <w:szCs w:val="28"/>
+          <w:lang w:val="en-US"/>
+        </w:rPr>
+        <w:t>${project_topics_text}</w:t>
+      </w:r>
+    </w:p>
+    <w:p>
+      <w:pPr>
+        <w:tabs>
+          <w:tab w:val="left" w:pos="709"/>
+        </w:tabs>
+        <w:jc w:val="both"/>
+        <w:rPr>
+          <w:color w:val="FF0000"/>
+          <w:sz w:val="2"/>
+          <w:szCs w:val="2"/>
+          <w:lang w:val="en-US"/>
+        </w:rPr>
+      </w:pPr>
+      <w:r>
+        <w:rPr>
+          <w:color w:val="FF0000"/>
+          <w:sz w:val="2"/>
+          <w:szCs w:val="2"/>
+          <w:lang w:val="en-US"/>
+        </w:rPr>
+        <w:t>${/project_topics_block}</w:t>
       </w:r>
     </w:p>
     <w:p>
@@ -11418,11 +11213,100 @@
     <w:p>
       <w:pPr>
         <w:pStyle w:val="p1"/>
+        <w:jc w:val="both"/>
+        <w:rPr>
+          <w:color w:val="FF0000"/>
+          <w:sz w:val="2"/>
+          <w:szCs w:val="2"/>
+          <w:lang w:val="ru-RU"/>
+        </w:rPr>
+      </w:pPr>
+      <w:r>
+        <w:rPr>
+          <w:color w:val="FF0000"/>
+          <w:sz w:val="2"/>
+          <w:szCs w:val="2"/>
+          <w:lang w:val="ru-RU"/>
+        </w:rPr>
+        <w:t>${</w:t>
+      </w:r>
+      <w:r>
+        <w:rPr>
+          <w:color w:val="FF0000"/>
+          <w:sz w:val="2"/>
+          <w:szCs w:val="2"/>
+        </w:rPr>
+        <w:t>main</w:t>
+      </w:r>
+      <w:r>
+        <w:rPr>
+          <w:color w:val="FF0000"/>
+          <w:sz w:val="2"/>
+          <w:szCs w:val="2"/>
+          <w:lang w:val="ru-RU"/>
+        </w:rPr>
+        <w:t>_</w:t>
+      </w:r>
+      <w:r>
+        <w:rPr>
+          <w:color w:val="FF0000"/>
+          <w:sz w:val="2"/>
+          <w:szCs w:val="2"/>
+        </w:rPr>
+        <w:t>recommended</w:t>
+      </w:r>
+      <w:r>
+        <w:rPr>
+          <w:color w:val="FF0000"/>
+          <w:sz w:val="2"/>
+          <w:szCs w:val="2"/>
+          <w:lang w:val="ru-RU"/>
+        </w:rPr>
+        <w:t>_</w:t>
+      </w:r>
+      <w:r>
+        <w:rPr>
+          <w:color w:val="FF0000"/>
+          <w:sz w:val="2"/>
+          <w:szCs w:val="2"/>
+        </w:rPr>
+        <w:t>resources</w:t>
+      </w:r>
+      <w:r>
+        <w:rPr>
+          <w:color w:val="FF0000"/>
+          <w:sz w:val="2"/>
+          <w:szCs w:val="2"/>
+          <w:lang w:val="ru-RU"/>
+        </w:rPr>
+        <w:t>_</w:t>
+      </w:r>
+      <w:r>
+        <w:rPr>
+          <w:color w:val="FF0000"/>
+          <w:sz w:val="2"/>
+          <w:szCs w:val="2"/>
+        </w:rPr>
+        <w:t>block</w:t>
+      </w:r>
+      <w:r>
+        <w:rPr>
+          <w:color w:val="FF0000"/>
+          <w:sz w:val="2"/>
+          <w:szCs w:val="2"/>
+          <w:lang w:val="ru-RU"/>
+        </w:rPr>
+        <w:t>}</w:t>
+      </w:r>
+    </w:p>
+    <w:p>
+      <w:pPr>
+        <w:pStyle w:val="p1"/>
         <w:numPr>
           <w:ilvl w:val="0"/>
-          <w:numId w:val="26"/>
+          <w:numId w:val="35"/>
         </w:numPr>
-        <w:ind w:hanging="11"/>
+        <w:spacing w:line="360" w:lineRule="auto"/>
         <w:jc w:val="both"/>
         <w:rPr>
           <w:sz w:val="28"/>
@@ -11434,23 +11318,26 @@
           <w:sz w:val="28"/>
           <w:szCs w:val="28"/>
         </w:rPr>
-        <w:t>${</w:t>
-      </w:r>
-      <w:proofErr w:type="spellStart"/>
-      <w:r>
-        <w:rPr>
-          <w:sz w:val="28"/>
-          <w:szCs w:val="28"/>
-        </w:rPr>
-        <w:t>main_recommended_resources</w:t>
-      </w:r>
-      <w:proofErr w:type="spellEnd"/>
-      <w:r>
-        <w:rPr>
-          <w:sz w:val="28"/>
-          <w:szCs w:val="28"/>
-        </w:rPr>
-        <w:t>}</w:t>
+        <w:t>${main_recommended_resources_text}</w:t>
+      </w:r>
+    </w:p>
+    <w:p>
+      <w:pPr>
+        <w:pStyle w:val="p1"/>
+        <w:jc w:val="both"/>
+        <w:rPr>
+          <w:color w:val="FF0000"/>
+          <w:sz w:val="2"/>
+          <w:szCs w:val="2"/>
+        </w:rPr>
+      </w:pPr>
+      <w:r>
+        <w:rPr>
+          <w:color w:val="FF0000"/>
+          <w:sz w:val="2"/>
+          <w:szCs w:val="2"/>
+        </w:rPr>
+        <w:t>${/main_recommended_resources_block}</w:t>
       </w:r>
     </w:p>
     <w:p>
@@ -11459,52 +11346,85 @@
         <w:spacing w:before="0" w:line="360" w:lineRule="auto"/>
         <w:ind w:left="0" w:firstLine="709"/>
         <w:jc w:val="both"/>
-      </w:pPr>
-      <w:r>
+        <w:rPr>
+          <w:lang w:val="en-US"/>
+        </w:rPr>
+      </w:pPr>
+      <w:r>
+        <w:rPr>
+          <w:lang w:val="en-US"/>
+        </w:rPr>
         <w:t xml:space="preserve">7.2. </w:t>
       </w:r>
       <w:r>
         <w:t>Дополнительная</w:t>
       </w:r>
       <w:r>
-        <w:t xml:space="preserve"> литература</w:t>
-      </w:r>
-    </w:p>
-    <w:p>
-      <w:pPr>
-        <w:pStyle w:val="p1"/>
+        <w:rPr>
+          <w:lang w:val="en-US"/>
+        </w:rPr>
+        <w:t xml:space="preserve"> </w:t>
+      </w:r>
+      <w:r>
+        <w:t>литература</w:t>
+      </w:r>
+    </w:p>
+    <w:p>
+      <w:pPr>
+        <w:pStyle w:val="p2"/>
+        <w:rPr>
+          <w:color w:val="FF0000"/>
+          <w:sz w:val="2"/>
+          <w:szCs w:val="2"/>
+        </w:rPr>
+      </w:pPr>
+      <w:r>
+        <w:rPr>
+          <w:color w:val="FF0000"/>
+          <w:sz w:val="2"/>
+          <w:szCs w:val="2"/>
+        </w:rPr>
+        <w:t>${additional_resources_block}</w:t>
+      </w:r>
+    </w:p>
+    <w:p>
+      <w:pPr>
+        <w:pStyle w:val="p2"/>
         <w:numPr>
           <w:ilvl w:val="0"/>
-          <w:numId w:val="27"/>
+          <w:numId w:val="36"/>
         </w:numPr>
-        <w:ind w:hanging="11"/>
-        <w:rPr>
-          <w:sz w:val="28"/>
-          <w:szCs w:val="28"/>
-        </w:rPr>
-      </w:pPr>
-      <w:r>
-        <w:rPr>
-          <w:sz w:val="28"/>
-          <w:szCs w:val="28"/>
-        </w:rPr>
-        <w:t>${</w:t>
-      </w:r>
-      <w:proofErr w:type="spellStart"/>
-      <w:r>
-        <w:rPr>
-          <w:sz w:val="28"/>
-          <w:szCs w:val="28"/>
-        </w:rPr>
-        <w:t>additional_resources</w:t>
-      </w:r>
-      <w:proofErr w:type="spellEnd"/>
-      <w:r>
-        <w:rPr>
-          <w:sz w:val="28"/>
-          <w:szCs w:val="28"/>
-        </w:rPr>
-        <w:t>}</w:t>
+        <w:spacing w:line="360" w:lineRule="auto"/>
+        <w:jc w:val="both"/>
+        <w:rPr>
+          <w:sz w:val="28"/>
+          <w:szCs w:val="28"/>
+        </w:rPr>
+      </w:pPr>
+      <w:r>
+        <w:rPr>
+          <w:sz w:val="28"/>
+          <w:szCs w:val="28"/>
+        </w:rPr>
+        <w:t>${additional_resources_text}</w:t>
+      </w:r>
+    </w:p>
+    <w:p>
+      <w:pPr>
+        <w:pStyle w:val="p2"/>
+        <w:rPr>
+          <w:color w:val="FF0000"/>
+          <w:sz w:val="2"/>
+          <w:szCs w:val="2"/>
+        </w:rPr>
+      </w:pPr>
+      <w:r>
+        <w:rPr>
+          <w:color w:val="FF0000"/>
+          <w:sz w:val="2"/>
+          <w:szCs w:val="2"/>
+        </w:rPr>
+        <w:t>${/additional_resources_block}</w:t>
       </w:r>
     </w:p>
     <w:p>
@@ -11565,13 +11485,31 @@
     </w:p>
     <w:p>
       <w:pPr>
-        <w:pStyle w:val="p1"/>
+        <w:pStyle w:val="p2"/>
+        <w:jc w:val="both"/>
+        <w:rPr>
+          <w:color w:val="FF0000"/>
+          <w:sz w:val="2"/>
+          <w:szCs w:val="2"/>
+        </w:rPr>
+      </w:pPr>
+      <w:r>
+        <w:rPr>
+          <w:color w:val="FF0000"/>
+          <w:sz w:val="2"/>
+          <w:szCs w:val="2"/>
+        </w:rPr>
+        <w:t>${internet_resources_block}</w:t>
+      </w:r>
+    </w:p>
+    <w:p>
+      <w:pPr>
+        <w:pStyle w:val="p2"/>
         <w:numPr>
           <w:ilvl w:val="0"/>
-          <w:numId w:val="28"/>
+          <w:numId w:val="37"/>
         </w:numPr>
         <w:spacing w:line="360" w:lineRule="auto"/>
-        <w:ind w:hanging="11"/>
         <w:jc w:val="both"/>
         <w:rPr>
           <w:sz w:val="28"/>
@@ -11583,23 +11521,26 @@
           <w:sz w:val="28"/>
           <w:szCs w:val="28"/>
         </w:rPr>
-        <w:t>${</w:t>
-      </w:r>
-      <w:proofErr w:type="spellStart"/>
-      <w:r>
-        <w:rPr>
-          <w:sz w:val="28"/>
-          <w:szCs w:val="28"/>
-        </w:rPr>
-        <w:t>internet_resources</w:t>
-      </w:r>
-      <w:proofErr w:type="spellEnd"/>
-      <w:r>
-        <w:rPr>
-          <w:sz w:val="28"/>
-          <w:szCs w:val="28"/>
-        </w:rPr>
-        <w:t>}</w:t>
+        <w:t>${internet_resources_text}</w:t>
+      </w:r>
+    </w:p>
+    <w:p>
+      <w:pPr>
+        <w:pStyle w:val="p2"/>
+        <w:jc w:val="both"/>
+        <w:rPr>
+          <w:color w:val="FF0000"/>
+          <w:sz w:val="2"/>
+          <w:szCs w:val="2"/>
+        </w:rPr>
+      </w:pPr>
+      <w:r>
+        <w:rPr>
+          <w:color w:val="FF0000"/>
+          <w:sz w:val="2"/>
+          <w:szCs w:val="2"/>
+        </w:rPr>
+        <w:t>${/internet_resources_block}</w:t>
       </w:r>
     </w:p>
     <w:p>
@@ -11660,23 +11601,7 @@
                 <w:sz w:val="28"/>
                 <w:szCs w:val="28"/>
               </w:rPr>
-              <w:t>${</w:t>
-            </w:r>
-            <w:proofErr w:type="spellStart"/>
-            <w:r>
-              <w:rPr>
-                <w:sz w:val="28"/>
-                <w:szCs w:val="28"/>
-              </w:rPr>
-              <w:t>author_position</w:t>
-            </w:r>
-            <w:proofErr w:type="spellEnd"/>
-            <w:r>
-              <w:rPr>
-                <w:sz w:val="28"/>
-                <w:szCs w:val="28"/>
-              </w:rPr>
-              <w:t>}</w:t>
+              <w:t>${author_position}</w:t>
             </w:r>
           </w:p>
         </w:tc>
@@ -11717,23 +11642,7 @@
                 <w:sz w:val="28"/>
                 <w:szCs w:val="28"/>
               </w:rPr>
-              <w:t>${</w:t>
-            </w:r>
-            <w:proofErr w:type="spellStart"/>
-            <w:r>
-              <w:rPr>
-                <w:sz w:val="28"/>
-                <w:szCs w:val="28"/>
-              </w:rPr>
-              <w:t>author_name</w:t>
-            </w:r>
-            <w:proofErr w:type="spellEnd"/>
-            <w:r>
-              <w:rPr>
-                <w:sz w:val="28"/>
-                <w:szCs w:val="28"/>
-              </w:rPr>
-              <w:t>}</w:t>
+              <w:t>${author_name}</w:t>
             </w:r>
           </w:p>
         </w:tc>
@@ -11743,17 +11652,6 @@
       <w:pPr>
         <w:pStyle w:val="Style13"/>
         <w:widowControl/>
-        <w:jc w:val="left"/>
-        <w:rPr>
-          <w:sz w:val="28"/>
-          <w:szCs w:val="28"/>
-        </w:rPr>
-      </w:pPr>
-    </w:p>
-    <w:p>
-      <w:pPr>
-        <w:pStyle w:val="Style13"/>
-        <w:widowControl/>
         <w:rPr>
           <w:rStyle w:val="FontStyle29"/>
           <w:b/>
@@ -11768,6 +11666,7 @@
           <w:sz w:val="28"/>
           <w:szCs w:val="28"/>
         </w:rPr>
+        <w:lastRenderedPageBreak/>
         <w:t>СОГЛАСОВАНО:</w:t>
       </w:r>
     </w:p>
@@ -12000,25 +11899,7 @@
               <w:szCs w:val="20"/>
               <w:lang w:val="en-US"/>
             </w:rPr>
-            <w:t xml:space="preserve"> «${</w:t>
-          </w:r>
-          <w:proofErr w:type="spellStart"/>
-          <w:r>
-            <w:rPr>
-              <w:sz w:val="20"/>
-              <w:szCs w:val="20"/>
-              <w:lang w:val="en-US"/>
-            </w:rPr>
-            <w:t>program_title</w:t>
-          </w:r>
-          <w:proofErr w:type="spellEnd"/>
-          <w:r>
-            <w:rPr>
-              <w:sz w:val="20"/>
-              <w:szCs w:val="20"/>
-              <w:lang w:val="en-US"/>
-            </w:rPr>
-            <w:t>}»</w:t>
+            <w:t xml:space="preserve"> «${program_title}»</w:t>
           </w:r>
         </w:p>
       </w:tc>
@@ -12066,25 +11947,7 @@
               <w:szCs w:val="24"/>
               <w:highlight w:val="yellow"/>
             </w:rPr>
-            <w:t>${</w:t>
-          </w:r>
-          <w:proofErr w:type="spellStart"/>
-          <w:r>
-            <w:rPr>
-              <w:sz w:val="24"/>
-              <w:szCs w:val="24"/>
-              <w:highlight w:val="yellow"/>
-            </w:rPr>
-            <w:t>smko_code</w:t>
-          </w:r>
-          <w:proofErr w:type="spellEnd"/>
-          <w:r>
-            <w:rPr>
-              <w:sz w:val="24"/>
-              <w:szCs w:val="24"/>
-              <w:highlight w:val="yellow"/>
-            </w:rPr>
-            <w:t>}</w:t>
+            <w:t>${smko_code}</w:t>
           </w:r>
         </w:p>
       </w:tc>
@@ -12252,6 +12115,92 @@
 <file path=word/numbering.xml><?xml version="1.0" encoding="utf-8"?>
 <w:numbering xmlns:wpc="http://schemas.microsoft.com/office/word/2010/wordprocessingCanvas" xmlns:cx="http://schemas.microsoft.com/office/drawing/2014/chartex" xmlns:cx1="http://schemas.microsoft.com/office/drawing/2015/9/8/chartex" xmlns:cx2="http://schemas.microsoft.com/office/drawing/2015/10/21/chartex" xmlns:cx3="http://schemas.microsoft.com/office/drawing/2016/5/9/chartex" xmlns:cx4="http://schemas.microsoft.com/office/drawing/2016/5/10/chartex" xmlns:cx5="http://schemas.microsoft.com/office/drawing/2016/5/11/chartex" xmlns:cx6="http://schemas.microsoft.com/office/drawing/2016/5/12/chartex" xmlns:cx7="http://schemas.microsoft.com/office/drawing/2016/5/13/chartex" xmlns:cx8="http://schemas.microsoft.com/office/drawing/2016/5/14/chartex" xmlns:mc="http://schemas.openxmlformats.org/markup-compatibility/2006" xmlns:aink="http://schemas.microsoft.com/office/drawing/2016/ink" xmlns:am3d="http://schemas.microsoft.com/office/drawing/2017/model3d" xmlns:o="urn:schemas-microsoft-com:office:office" xmlns:r="http://schemas.openxmlformats.org/officeDocument/2006/relationships" xmlns:m="http://schemas.openxmlformats.org/officeDocument/2006/math" xmlns:v="urn:schemas-microsoft-com:vml" xmlns:wp14="http://schemas.microsoft.com/office/word/2010/wordprocessingDrawing" xmlns:wp="http://schemas.openxmlformats.org/drawingml/2006/wordprocessingDrawing" xmlns:w10="urn:schemas-microsoft-com:office:word" xmlns:w="http://schemas.openxmlformats.org/wordprocessingml/2006/main" xmlns:w14="http://schemas.microsoft.com/office/word/2010/wordml" xmlns:w15="http://schemas.microsoft.com/office/word/2012/wordml" xmlns:w16cex="http://schemas.microsoft.com/office/word/2018/wordml/cex" xmlns:w16cid="http://schemas.microsoft.com/office/word/2016/wordml/cid" xmlns:w16="http://schemas.microsoft.com/office/word/2018/wordml" xmlns:w16sdtdh="http://schemas.microsoft.com/office/word/2020/wordml/sdtdatahash" xmlns:w16se="http://schemas.microsoft.com/office/word/2015/wordml/symex" xmlns:wpg="http://schemas.microsoft.com/office/word/2010/wordprocessingGroup" xmlns:wpi="http://schemas.microsoft.com/office/word/2010/wordprocessingInk" xmlns:wne="http://schemas.microsoft.com/office/word/2006/wordml" xmlns:wps="http://schemas.microsoft.com/office/word/2010/wordprocessingShape" mc:Ignorable="w14 w15 w16se w16cid w16 w16cex w16sdtdh wp14">
   <w:abstractNum w:abstractNumId="0" w15:restartNumberingAfterBreak="0">
+    <w:nsid w:val="021C1F76"/>
+    <w:multiLevelType w:val="hybridMultilevel"/>
+    <w:tmpl w:val="569C13AA"/>
+    <w:lvl w:ilvl="0" w:tplc="FFFFFFFF">
+      <w:start w:val="1"/>
+      <w:numFmt w:val="decimal"/>
+      <w:lvlText w:val="%1."/>
+      <w:lvlJc w:val="left"/>
+      <w:pPr>
+        <w:ind w:left="720" w:hanging="360"/>
+      </w:pPr>
+    </w:lvl>
+    <w:lvl w:ilvl="1" w:tplc="FFFFFFFF" w:tentative="1">
+      <w:start w:val="1"/>
+      <w:numFmt w:val="lowerLetter"/>
+      <w:lvlText w:val="%2."/>
+      <w:lvlJc w:val="left"/>
+      <w:pPr>
+        <w:ind w:left="1440" w:hanging="360"/>
+      </w:pPr>
+    </w:lvl>
+    <w:lvl w:ilvl="2" w:tplc="FFFFFFFF" w:tentative="1">
+      <w:start w:val="1"/>
+      <w:numFmt w:val="lowerRoman"/>
+      <w:lvlText w:val="%3."/>
+      <w:lvlJc w:val="right"/>
+      <w:pPr>
+        <w:ind w:left="2160" w:hanging="180"/>
+      </w:pPr>
+    </w:lvl>
+    <w:lvl w:ilvl="3" w:tplc="FFFFFFFF" w:tentative="1">
+      <w:start w:val="1"/>
+      <w:numFmt w:val="decimal"/>
+      <w:lvlText w:val="%4."/>
+      <w:lvlJc w:val="left"/>
+      <w:pPr>
+        <w:ind w:left="2880" w:hanging="360"/>
+      </w:pPr>
+    </w:lvl>
+    <w:lvl w:ilvl="4" w:tplc="FFFFFFFF" w:tentative="1">
+      <w:start w:val="1"/>
+      <w:numFmt w:val="lowerLetter"/>
+      <w:lvlText w:val="%5."/>
+      <w:lvlJc w:val="left"/>
+      <w:pPr>
+        <w:ind w:left="3600" w:hanging="360"/>
+      </w:pPr>
+    </w:lvl>
+    <w:lvl w:ilvl="5" w:tplc="FFFFFFFF" w:tentative="1">
+      <w:start w:val="1"/>
+      <w:numFmt w:val="lowerRoman"/>
+      <w:lvlText w:val="%6."/>
+      <w:lvlJc w:val="right"/>
+      <w:pPr>
+        <w:ind w:left="4320" w:hanging="180"/>
+      </w:pPr>
+    </w:lvl>
+    <w:lvl w:ilvl="6" w:tplc="FFFFFFFF" w:tentative="1">
+      <w:start w:val="1"/>
+      <w:numFmt w:val="decimal"/>
+      <w:lvlText w:val="%7."/>
+      <w:lvlJc w:val="left"/>
+      <w:pPr>
+        <w:ind w:left="5040" w:hanging="360"/>
+      </w:pPr>
+    </w:lvl>
+    <w:lvl w:ilvl="7" w:tplc="FFFFFFFF" w:tentative="1">
+      <w:start w:val="1"/>
+      <w:numFmt w:val="lowerLetter"/>
+      <w:lvlText w:val="%8."/>
+      <w:lvlJc w:val="left"/>
+      <w:pPr>
+        <w:ind w:left="5760" w:hanging="360"/>
+      </w:pPr>
+    </w:lvl>
+    <w:lvl w:ilvl="8" w:tplc="FFFFFFFF" w:tentative="1">
+      <w:start w:val="1"/>
+      <w:numFmt w:val="lowerRoman"/>
+      <w:lvlText w:val="%9."/>
+      <w:lvlJc w:val="right"/>
+      <w:pPr>
+        <w:ind w:left="6480" w:hanging="180"/>
+      </w:pPr>
+    </w:lvl>
+  </w:abstractNum>
+  <w:abstractNum w:abstractNumId="1" w15:restartNumberingAfterBreak="0">
     <w:nsid w:val="03C54101"/>
     <w:multiLevelType w:val="hybridMultilevel"/>
     <w:tmpl w:val="0E5E7C16"/>
@@ -12373,7 +12322,7 @@
       </w:rPr>
     </w:lvl>
   </w:abstractNum>
-  <w:abstractNum w:abstractNumId="1" w15:restartNumberingAfterBreak="0">
+  <w:abstractNum w:abstractNumId="2" w15:restartNumberingAfterBreak="0">
     <w:nsid w:val="052C17DB"/>
     <w:multiLevelType w:val="hybridMultilevel"/>
     <w:tmpl w:val="71EE20FE"/>
@@ -12495,7 +12444,7 @@
       </w:rPr>
     </w:lvl>
   </w:abstractNum>
-  <w:abstractNum w:abstractNumId="2" w15:restartNumberingAfterBreak="0">
+  <w:abstractNum w:abstractNumId="3" w15:restartNumberingAfterBreak="0">
     <w:nsid w:val="06883BBF"/>
     <w:multiLevelType w:val="hybridMultilevel"/>
     <w:tmpl w:val="B08C6DB4"/>
@@ -12617,7 +12566,7 @@
       </w:rPr>
     </w:lvl>
   </w:abstractNum>
-  <w:abstractNum w:abstractNumId="3" w15:restartNumberingAfterBreak="0">
+  <w:abstractNum w:abstractNumId="4" w15:restartNumberingAfterBreak="0">
     <w:nsid w:val="0C1B242F"/>
     <w:multiLevelType w:val="hybridMultilevel"/>
     <w:tmpl w:val="B0ECDC96"/>
@@ -12749,7 +12698,7 @@
       </w:rPr>
     </w:lvl>
   </w:abstractNum>
-  <w:abstractNum w:abstractNumId="4" w15:restartNumberingAfterBreak="0">
+  <w:abstractNum w:abstractNumId="5" w15:restartNumberingAfterBreak="0">
     <w:nsid w:val="0C6C4219"/>
     <w:multiLevelType w:val="hybridMultilevel"/>
     <w:tmpl w:val="FF7006B0"/>
@@ -12881,7 +12830,93 @@
       </w:rPr>
     </w:lvl>
   </w:abstractNum>
-  <w:abstractNum w:abstractNumId="5" w15:restartNumberingAfterBreak="0">
+  <w:abstractNum w:abstractNumId="6" w15:restartNumberingAfterBreak="0">
+    <w:nsid w:val="18175ED1"/>
+    <w:multiLevelType w:val="hybridMultilevel"/>
+    <w:tmpl w:val="E2E026A2"/>
+    <w:lvl w:ilvl="0" w:tplc="FFFFFFFF">
+      <w:start w:val="1"/>
+      <w:numFmt w:val="decimal"/>
+      <w:lvlText w:val="%1."/>
+      <w:lvlJc w:val="left"/>
+      <w:pPr>
+        <w:ind w:left="720" w:hanging="360"/>
+      </w:pPr>
+    </w:lvl>
+    <w:lvl w:ilvl="1" w:tplc="FFFFFFFF" w:tentative="1">
+      <w:start w:val="1"/>
+      <w:numFmt w:val="lowerLetter"/>
+      <w:lvlText w:val="%2."/>
+      <w:lvlJc w:val="left"/>
+      <w:pPr>
+        <w:ind w:left="1440" w:hanging="360"/>
+      </w:pPr>
+    </w:lvl>
+    <w:lvl w:ilvl="2" w:tplc="FFFFFFFF" w:tentative="1">
+      <w:start w:val="1"/>
+      <w:numFmt w:val="lowerRoman"/>
+      <w:lvlText w:val="%3."/>
+      <w:lvlJc w:val="right"/>
+      <w:pPr>
+        <w:ind w:left="2160" w:hanging="180"/>
+      </w:pPr>
+    </w:lvl>
+    <w:lvl w:ilvl="3" w:tplc="FFFFFFFF" w:tentative="1">
+      <w:start w:val="1"/>
+      <w:numFmt w:val="decimal"/>
+      <w:lvlText w:val="%4."/>
+      <w:lvlJc w:val="left"/>
+      <w:pPr>
+        <w:ind w:left="2880" w:hanging="360"/>
+      </w:pPr>
+    </w:lvl>
+    <w:lvl w:ilvl="4" w:tplc="FFFFFFFF" w:tentative="1">
+      <w:start w:val="1"/>
+      <w:numFmt w:val="lowerLetter"/>
+      <w:lvlText w:val="%5."/>
+      <w:lvlJc w:val="left"/>
+      <w:pPr>
+        <w:ind w:left="3600" w:hanging="360"/>
+      </w:pPr>
+    </w:lvl>
+    <w:lvl w:ilvl="5" w:tplc="FFFFFFFF" w:tentative="1">
+      <w:start w:val="1"/>
+      <w:numFmt w:val="lowerRoman"/>
+      <w:lvlText w:val="%6."/>
+      <w:lvlJc w:val="right"/>
+      <w:pPr>
+        <w:ind w:left="4320" w:hanging="180"/>
+      </w:pPr>
+    </w:lvl>
+    <w:lvl w:ilvl="6" w:tplc="FFFFFFFF" w:tentative="1">
+      <w:start w:val="1"/>
+      <w:numFmt w:val="decimal"/>
+      <w:lvlText w:val="%7."/>
+      <w:lvlJc w:val="left"/>
+      <w:pPr>
+        <w:ind w:left="5040" w:hanging="360"/>
+      </w:pPr>
+    </w:lvl>
+    <w:lvl w:ilvl="7" w:tplc="FFFFFFFF" w:tentative="1">
+      <w:start w:val="1"/>
+      <w:numFmt w:val="lowerLetter"/>
+      <w:lvlText w:val="%8."/>
+      <w:lvlJc w:val="left"/>
+      <w:pPr>
+        <w:ind w:left="5760" w:hanging="360"/>
+      </w:pPr>
+    </w:lvl>
+    <w:lvl w:ilvl="8" w:tplc="FFFFFFFF" w:tentative="1">
+      <w:start w:val="1"/>
+      <w:numFmt w:val="lowerRoman"/>
+      <w:lvlText w:val="%9."/>
+      <w:lvlJc w:val="right"/>
+      <w:pPr>
+        <w:ind w:left="6480" w:hanging="180"/>
+      </w:pPr>
+    </w:lvl>
+  </w:abstractNum>
+  <w:abstractNum w:abstractNumId="7" w15:restartNumberingAfterBreak="0">
     <w:nsid w:val="1F7036A7"/>
     <w:multiLevelType w:val="hybridMultilevel"/>
     <w:tmpl w:val="DA268C62"/>
@@ -12995,7 +13030,7 @@
       </w:rPr>
     </w:lvl>
   </w:abstractNum>
-  <w:abstractNum w:abstractNumId="6" w15:restartNumberingAfterBreak="0">
+  <w:abstractNum w:abstractNumId="8" w15:restartNumberingAfterBreak="0">
     <w:nsid w:val="200343FA"/>
     <w:multiLevelType w:val="hybridMultilevel"/>
     <w:tmpl w:val="1D8CDDEA"/>
@@ -13117,7 +13152,93 @@
       </w:rPr>
     </w:lvl>
   </w:abstractNum>
-  <w:abstractNum w:abstractNumId="7" w15:restartNumberingAfterBreak="0">
+  <w:abstractNum w:abstractNumId="9" w15:restartNumberingAfterBreak="0">
+    <w:nsid w:val="2350738F"/>
+    <w:multiLevelType w:val="hybridMultilevel"/>
+    <w:tmpl w:val="B9D4A840"/>
+    <w:lvl w:ilvl="0" w:tplc="FFFFFFFF">
+      <w:start w:val="1"/>
+      <w:numFmt w:val="decimal"/>
+      <w:lvlText w:val="%1."/>
+      <w:lvlJc w:val="left"/>
+      <w:pPr>
+        <w:ind w:left="720" w:hanging="360"/>
+      </w:pPr>
+    </w:lvl>
+    <w:lvl w:ilvl="1" w:tplc="FFFFFFFF" w:tentative="1">
+      <w:start w:val="1"/>
+      <w:numFmt w:val="lowerLetter"/>
+      <w:lvlText w:val="%2."/>
+      <w:lvlJc w:val="left"/>
+      <w:pPr>
+        <w:ind w:left="1440" w:hanging="360"/>
+      </w:pPr>
+    </w:lvl>
+    <w:lvl w:ilvl="2" w:tplc="FFFFFFFF" w:tentative="1">
+      <w:start w:val="1"/>
+      <w:numFmt w:val="lowerRoman"/>
+      <w:lvlText w:val="%3."/>
+      <w:lvlJc w:val="right"/>
+      <w:pPr>
+        <w:ind w:left="2160" w:hanging="180"/>
+      </w:pPr>
+    </w:lvl>
+    <w:lvl w:ilvl="3" w:tplc="FFFFFFFF" w:tentative="1">
+      <w:start w:val="1"/>
+      <w:numFmt w:val="decimal"/>
+      <w:lvlText w:val="%4."/>
+      <w:lvlJc w:val="left"/>
+      <w:pPr>
+        <w:ind w:left="2880" w:hanging="360"/>
+      </w:pPr>
+    </w:lvl>
+    <w:lvl w:ilvl="4" w:tplc="FFFFFFFF" w:tentative="1">
+      <w:start w:val="1"/>
+      <w:numFmt w:val="lowerLetter"/>
+      <w:lvlText w:val="%5."/>
+      <w:lvlJc w:val="left"/>
+      <w:pPr>
+        <w:ind w:left="3600" w:hanging="360"/>
+      </w:pPr>
+    </w:lvl>
+    <w:lvl w:ilvl="5" w:tplc="FFFFFFFF" w:tentative="1">
+      <w:start w:val="1"/>
+      <w:numFmt w:val="lowerRoman"/>
+      <w:lvlText w:val="%6."/>
+      <w:lvlJc w:val="right"/>
+      <w:pPr>
+        <w:ind w:left="4320" w:hanging="180"/>
+      </w:pPr>
+    </w:lvl>
+    <w:lvl w:ilvl="6" w:tplc="FFFFFFFF" w:tentative="1">
+      <w:start w:val="1"/>
+      <w:numFmt w:val="decimal"/>
+      <w:lvlText w:val="%7."/>
+      <w:lvlJc w:val="left"/>
+      <w:pPr>
+        <w:ind w:left="5040" w:hanging="360"/>
+      </w:pPr>
+    </w:lvl>
+    <w:lvl w:ilvl="7" w:tplc="FFFFFFFF" w:tentative="1">
+      <w:start w:val="1"/>
+      <w:numFmt w:val="lowerLetter"/>
+      <w:lvlText w:val="%8."/>
+      <w:lvlJc w:val="left"/>
+      <w:pPr>
+        <w:ind w:left="5760" w:hanging="360"/>
+      </w:pPr>
+    </w:lvl>
+    <w:lvl w:ilvl="8" w:tplc="FFFFFFFF" w:tentative="1">
+      <w:start w:val="1"/>
+      <w:numFmt w:val="lowerRoman"/>
+      <w:lvlText w:val="%9."/>
+      <w:lvlJc w:val="right"/>
+      <w:pPr>
+        <w:ind w:left="6480" w:hanging="180"/>
+      </w:pPr>
+    </w:lvl>
+  </w:abstractNum>
+  <w:abstractNum w:abstractNumId="10" w15:restartNumberingAfterBreak="0">
     <w:nsid w:val="24811E78"/>
     <w:multiLevelType w:val="hybridMultilevel"/>
     <w:tmpl w:val="DF4271BC"/>
@@ -13248,7 +13369,7 @@
       </w:rPr>
     </w:lvl>
   </w:abstractNum>
-  <w:abstractNum w:abstractNumId="8" w15:restartNumberingAfterBreak="0">
+  <w:abstractNum w:abstractNumId="11" w15:restartNumberingAfterBreak="0">
     <w:nsid w:val="26151DAC"/>
     <w:multiLevelType w:val="hybridMultilevel"/>
     <w:tmpl w:val="250C9F16"/>
@@ -13362,7 +13483,93 @@
       </w:rPr>
     </w:lvl>
   </w:abstractNum>
-  <w:abstractNum w:abstractNumId="9" w15:restartNumberingAfterBreak="0">
+  <w:abstractNum w:abstractNumId="12" w15:restartNumberingAfterBreak="0">
+    <w:nsid w:val="27CD2904"/>
+    <w:multiLevelType w:val="hybridMultilevel"/>
+    <w:tmpl w:val="5B82E648"/>
+    <w:lvl w:ilvl="0" w:tplc="FFFFFFFF">
+      <w:start w:val="1"/>
+      <w:numFmt w:val="decimal"/>
+      <w:lvlText w:val="%1."/>
+      <w:lvlJc w:val="left"/>
+      <w:pPr>
+        <w:ind w:left="720" w:hanging="360"/>
+      </w:pPr>
+    </w:lvl>
+    <w:lvl w:ilvl="1" w:tplc="FFFFFFFF" w:tentative="1">
+      <w:start w:val="1"/>
+      <w:numFmt w:val="lowerLetter"/>
+      <w:lvlText w:val="%2."/>
+      <w:lvlJc w:val="left"/>
+      <w:pPr>
+        <w:ind w:left="1440" w:hanging="360"/>
+      </w:pPr>
+    </w:lvl>
+    <w:lvl w:ilvl="2" w:tplc="FFFFFFFF" w:tentative="1">
+      <w:start w:val="1"/>
+      <w:numFmt w:val="lowerRoman"/>
+      <w:lvlText w:val="%3."/>
+      <w:lvlJc w:val="right"/>
+      <w:pPr>
+        <w:ind w:left="2160" w:hanging="180"/>
+      </w:pPr>
+    </w:lvl>
+    <w:lvl w:ilvl="3" w:tplc="FFFFFFFF" w:tentative="1">
+      <w:start w:val="1"/>
+      <w:numFmt w:val="decimal"/>
+      <w:lvlText w:val="%4."/>
+      <w:lvlJc w:val="left"/>
+      <w:pPr>
+        <w:ind w:left="2880" w:hanging="360"/>
+      </w:pPr>
+    </w:lvl>
+    <w:lvl w:ilvl="4" w:tplc="FFFFFFFF" w:tentative="1">
+      <w:start w:val="1"/>
+      <w:numFmt w:val="lowerLetter"/>
+      <w:lvlText w:val="%5."/>
+      <w:lvlJc w:val="left"/>
+      <w:pPr>
+        <w:ind w:left="3600" w:hanging="360"/>
+      </w:pPr>
+    </w:lvl>
+    <w:lvl w:ilvl="5" w:tplc="FFFFFFFF" w:tentative="1">
+      <w:start w:val="1"/>
+      <w:numFmt w:val="lowerRoman"/>
+      <w:lvlText w:val="%6."/>
+      <w:lvlJc w:val="right"/>
+      <w:pPr>
+        <w:ind w:left="4320" w:hanging="180"/>
+      </w:pPr>
+    </w:lvl>
+    <w:lvl w:ilvl="6" w:tplc="FFFFFFFF" w:tentative="1">
+      <w:start w:val="1"/>
+      <w:numFmt w:val="decimal"/>
+      <w:lvlText w:val="%7."/>
+      <w:lvlJc w:val="left"/>
+      <w:pPr>
+        <w:ind w:left="5040" w:hanging="360"/>
+      </w:pPr>
+    </w:lvl>
+    <w:lvl w:ilvl="7" w:tplc="FFFFFFFF" w:tentative="1">
+      <w:start w:val="1"/>
+      <w:numFmt w:val="lowerLetter"/>
+      <w:lvlText w:val="%8."/>
+      <w:lvlJc w:val="left"/>
+      <w:pPr>
+        <w:ind w:left="5760" w:hanging="360"/>
+      </w:pPr>
+    </w:lvl>
+    <w:lvl w:ilvl="8" w:tplc="FFFFFFFF" w:tentative="1">
+      <w:start w:val="1"/>
+      <w:numFmt w:val="lowerRoman"/>
+      <w:lvlText w:val="%9."/>
+      <w:lvlJc w:val="right"/>
+      <w:pPr>
+        <w:ind w:left="6480" w:hanging="180"/>
+      </w:pPr>
+    </w:lvl>
+  </w:abstractNum>
+  <w:abstractNum w:abstractNumId="13" w15:restartNumberingAfterBreak="0">
     <w:nsid w:val="280155E9"/>
     <w:multiLevelType w:val="hybridMultilevel"/>
     <w:tmpl w:val="3B463A14"/>
@@ -13485,7 +13692,7 @@
       </w:rPr>
     </w:lvl>
   </w:abstractNum>
-  <w:abstractNum w:abstractNumId="10" w15:restartNumberingAfterBreak="0">
+  <w:abstractNum w:abstractNumId="14" w15:restartNumberingAfterBreak="0">
     <w:nsid w:val="2C7821EA"/>
     <w:multiLevelType w:val="hybridMultilevel"/>
     <w:tmpl w:val="8D080B40"/>
@@ -13607,7 +13814,7 @@
       </w:rPr>
     </w:lvl>
   </w:abstractNum>
-  <w:abstractNum w:abstractNumId="11" w15:restartNumberingAfterBreak="0">
+  <w:abstractNum w:abstractNumId="15" w15:restartNumberingAfterBreak="0">
     <w:nsid w:val="34027608"/>
     <w:multiLevelType w:val="hybridMultilevel"/>
     <w:tmpl w:val="E3D636A0"/>
@@ -13720,7 +13927,7 @@
       </w:rPr>
     </w:lvl>
   </w:abstractNum>
-  <w:abstractNum w:abstractNumId="12" w15:restartNumberingAfterBreak="0">
+  <w:abstractNum w:abstractNumId="16" w15:restartNumberingAfterBreak="0">
     <w:nsid w:val="3A9D4D2C"/>
     <w:multiLevelType w:val="hybridMultilevel"/>
     <w:tmpl w:val="8DFC96FE"/>
@@ -13852,7 +14059,7 @@
       </w:rPr>
     </w:lvl>
   </w:abstractNum>
-  <w:abstractNum w:abstractNumId="13" w15:restartNumberingAfterBreak="0">
+  <w:abstractNum w:abstractNumId="17" w15:restartNumberingAfterBreak="0">
     <w:nsid w:val="3B171755"/>
     <w:multiLevelType w:val="hybridMultilevel"/>
     <w:tmpl w:val="A96ABB8C"/>
@@ -13974,7 +14181,7 @@
       </w:rPr>
     </w:lvl>
   </w:abstractNum>
-  <w:abstractNum w:abstractNumId="14" w15:restartNumberingAfterBreak="0">
+  <w:abstractNum w:abstractNumId="18" w15:restartNumberingAfterBreak="0">
     <w:nsid w:val="3CAA7A89"/>
     <w:multiLevelType w:val="hybridMultilevel"/>
     <w:tmpl w:val="81B6BC48"/>
@@ -14060,7 +14267,93 @@
       </w:pPr>
     </w:lvl>
   </w:abstractNum>
-  <w:abstractNum w:abstractNumId="15" w15:restartNumberingAfterBreak="0">
+  <w:abstractNum w:abstractNumId="19" w15:restartNumberingAfterBreak="0">
+    <w:nsid w:val="3CBE73FD"/>
+    <w:multiLevelType w:val="hybridMultilevel"/>
+    <w:tmpl w:val="CB6EF770"/>
+    <w:lvl w:ilvl="0" w:tplc="FFFFFFFF">
+      <w:start w:val="1"/>
+      <w:numFmt w:val="decimal"/>
+      <w:lvlText w:val="%1."/>
+      <w:lvlJc w:val="left"/>
+      <w:pPr>
+        <w:ind w:left="720" w:hanging="360"/>
+      </w:pPr>
+    </w:lvl>
+    <w:lvl w:ilvl="1" w:tplc="FFFFFFFF" w:tentative="1">
+      <w:start w:val="1"/>
+      <w:numFmt w:val="lowerLetter"/>
+      <w:lvlText w:val="%2."/>
+      <w:lvlJc w:val="left"/>
+      <w:pPr>
+        <w:ind w:left="1440" w:hanging="360"/>
+      </w:pPr>
+    </w:lvl>
+    <w:lvl w:ilvl="2" w:tplc="FFFFFFFF" w:tentative="1">
+      <w:start w:val="1"/>
+      <w:numFmt w:val="lowerRoman"/>
+      <w:lvlText w:val="%3."/>
+      <w:lvlJc w:val="right"/>
+      <w:pPr>
+        <w:ind w:left="2160" w:hanging="180"/>
+      </w:pPr>
+    </w:lvl>
+    <w:lvl w:ilvl="3" w:tplc="FFFFFFFF" w:tentative="1">
+      <w:start w:val="1"/>
+      <w:numFmt w:val="decimal"/>
+      <w:lvlText w:val="%4."/>
+      <w:lvlJc w:val="left"/>
+      <w:pPr>
+        <w:ind w:left="2880" w:hanging="360"/>
+      </w:pPr>
+    </w:lvl>
+    <w:lvl w:ilvl="4" w:tplc="FFFFFFFF" w:tentative="1">
+      <w:start w:val="1"/>
+      <w:numFmt w:val="lowerLetter"/>
+      <w:lvlText w:val="%5."/>
+      <w:lvlJc w:val="left"/>
+      <w:pPr>
+        <w:ind w:left="3600" w:hanging="360"/>
+      </w:pPr>
+    </w:lvl>
+    <w:lvl w:ilvl="5" w:tplc="FFFFFFFF" w:tentative="1">
+      <w:start w:val="1"/>
+      <w:numFmt w:val="lowerRoman"/>
+      <w:lvlText w:val="%6."/>
+      <w:lvlJc w:val="right"/>
+      <w:pPr>
+        <w:ind w:left="4320" w:hanging="180"/>
+      </w:pPr>
+    </w:lvl>
+    <w:lvl w:ilvl="6" w:tplc="FFFFFFFF" w:tentative="1">
+      <w:start w:val="1"/>
+      <w:numFmt w:val="decimal"/>
+      <w:lvlText w:val="%7."/>
+      <w:lvlJc w:val="left"/>
+      <w:pPr>
+        <w:ind w:left="5040" w:hanging="360"/>
+      </w:pPr>
+    </w:lvl>
+    <w:lvl w:ilvl="7" w:tplc="FFFFFFFF" w:tentative="1">
+      <w:start w:val="1"/>
+      <w:numFmt w:val="lowerLetter"/>
+      <w:lvlText w:val="%8."/>
+      <w:lvlJc w:val="left"/>
+      <w:pPr>
+        <w:ind w:left="5760" w:hanging="360"/>
+      </w:pPr>
+    </w:lvl>
+    <w:lvl w:ilvl="8" w:tplc="FFFFFFFF" w:tentative="1">
+      <w:start w:val="1"/>
+      <w:numFmt w:val="lowerRoman"/>
+      <w:lvlText w:val="%9."/>
+      <w:lvlJc w:val="right"/>
+      <w:pPr>
+        <w:ind w:left="6480" w:hanging="180"/>
+      </w:pPr>
+    </w:lvl>
+  </w:abstractNum>
+  <w:abstractNum w:abstractNumId="20" w15:restartNumberingAfterBreak="0">
     <w:nsid w:val="3EFD3A6C"/>
     <w:multiLevelType w:val="hybridMultilevel"/>
     <w:tmpl w:val="1320FA92"/>
@@ -14181,7 +14474,7 @@
       </w:rPr>
     </w:lvl>
   </w:abstractNum>
-  <w:abstractNum w:abstractNumId="16" w15:restartNumberingAfterBreak="0">
+  <w:abstractNum w:abstractNumId="21" w15:restartNumberingAfterBreak="0">
     <w:nsid w:val="46BF6007"/>
     <w:multiLevelType w:val="hybridMultilevel"/>
     <w:tmpl w:val="8E00FBB8"/>
@@ -14295,7 +14588,7 @@
       </w:rPr>
     </w:lvl>
   </w:abstractNum>
-  <w:abstractNum w:abstractNumId="17" w15:restartNumberingAfterBreak="0">
+  <w:abstractNum w:abstractNumId="22" w15:restartNumberingAfterBreak="0">
     <w:nsid w:val="48953B6D"/>
     <w:multiLevelType w:val="hybridMultilevel"/>
     <w:tmpl w:val="DCF4F8A0"/>
@@ -14381,7 +14674,7 @@
       </w:pPr>
     </w:lvl>
   </w:abstractNum>
-  <w:abstractNum w:abstractNumId="18" w15:restartNumberingAfterBreak="0">
+  <w:abstractNum w:abstractNumId="23" w15:restartNumberingAfterBreak="0">
     <w:nsid w:val="48BA56F2"/>
     <w:multiLevelType w:val="hybridMultilevel"/>
     <w:tmpl w:val="78A0FEB2"/>
@@ -14513,7 +14806,7 @@
       </w:rPr>
     </w:lvl>
   </w:abstractNum>
-  <w:abstractNum w:abstractNumId="19" w15:restartNumberingAfterBreak="0">
+  <w:abstractNum w:abstractNumId="24" w15:restartNumberingAfterBreak="0">
     <w:nsid w:val="4B460168"/>
     <w:multiLevelType w:val="hybridMultilevel"/>
     <w:tmpl w:val="302451B6"/>
@@ -14627,7 +14920,7 @@
       </w:rPr>
     </w:lvl>
   </w:abstractNum>
-  <w:abstractNum w:abstractNumId="20" w15:restartNumberingAfterBreak="0">
+  <w:abstractNum w:abstractNumId="25" w15:restartNumberingAfterBreak="0">
     <w:nsid w:val="52E27BDE"/>
     <w:multiLevelType w:val="hybridMultilevel"/>
     <w:tmpl w:val="DCF4F8A0"/>
@@ -14713,7 +15006,265 @@
       </w:pPr>
     </w:lvl>
   </w:abstractNum>
-  <w:abstractNum w:abstractNumId="21" w15:restartNumberingAfterBreak="0">
+  <w:abstractNum w:abstractNumId="26" w15:restartNumberingAfterBreak="0">
+    <w:nsid w:val="55CC4CD6"/>
+    <w:multiLevelType w:val="hybridMultilevel"/>
+    <w:tmpl w:val="569C13AA"/>
+    <w:lvl w:ilvl="0" w:tplc="FFFFFFFF">
+      <w:start w:val="1"/>
+      <w:numFmt w:val="decimal"/>
+      <w:lvlText w:val="%1."/>
+      <w:lvlJc w:val="left"/>
+      <w:pPr>
+        <w:ind w:left="720" w:hanging="360"/>
+      </w:pPr>
+    </w:lvl>
+    <w:lvl w:ilvl="1" w:tplc="FFFFFFFF" w:tentative="1">
+      <w:start w:val="1"/>
+      <w:numFmt w:val="lowerLetter"/>
+      <w:lvlText w:val="%2."/>
+      <w:lvlJc w:val="left"/>
+      <w:pPr>
+        <w:ind w:left="1440" w:hanging="360"/>
+      </w:pPr>
+    </w:lvl>
+    <w:lvl w:ilvl="2" w:tplc="FFFFFFFF" w:tentative="1">
+      <w:start w:val="1"/>
+      <w:numFmt w:val="lowerRoman"/>
+      <w:lvlText w:val="%3."/>
+      <w:lvlJc w:val="right"/>
+      <w:pPr>
+        <w:ind w:left="2160" w:hanging="180"/>
+      </w:pPr>
+    </w:lvl>
+    <w:lvl w:ilvl="3" w:tplc="FFFFFFFF" w:tentative="1">
+      <w:start w:val="1"/>
+      <w:numFmt w:val="decimal"/>
+      <w:lvlText w:val="%4."/>
+      <w:lvlJc w:val="left"/>
+      <w:pPr>
+        <w:ind w:left="2880" w:hanging="360"/>
+      </w:pPr>
+    </w:lvl>
+    <w:lvl w:ilvl="4" w:tplc="FFFFFFFF" w:tentative="1">
+      <w:start w:val="1"/>
+      <w:numFmt w:val="lowerLetter"/>
+      <w:lvlText w:val="%5."/>
+      <w:lvlJc w:val="left"/>
+      <w:pPr>
+        <w:ind w:left="3600" w:hanging="360"/>
+      </w:pPr>
+    </w:lvl>
+    <w:lvl w:ilvl="5" w:tplc="FFFFFFFF" w:tentative="1">
+      <w:start w:val="1"/>
+      <w:numFmt w:val="lowerRoman"/>
+      <w:lvlText w:val="%6."/>
+      <w:lvlJc w:val="right"/>
+      <w:pPr>
+        <w:ind w:left="4320" w:hanging="180"/>
+      </w:pPr>
+    </w:lvl>
+    <w:lvl w:ilvl="6" w:tplc="FFFFFFFF" w:tentative="1">
+      <w:start w:val="1"/>
+      <w:numFmt w:val="decimal"/>
+      <w:lvlText w:val="%7."/>
+      <w:lvlJc w:val="left"/>
+      <w:pPr>
+        <w:ind w:left="5040" w:hanging="360"/>
+      </w:pPr>
+    </w:lvl>
+    <w:lvl w:ilvl="7" w:tplc="FFFFFFFF" w:tentative="1">
+      <w:start w:val="1"/>
+      <w:numFmt w:val="lowerLetter"/>
+      <w:lvlText w:val="%8."/>
+      <w:lvlJc w:val="left"/>
+      <w:pPr>
+        <w:ind w:left="5760" w:hanging="360"/>
+      </w:pPr>
+    </w:lvl>
+    <w:lvl w:ilvl="8" w:tplc="FFFFFFFF" w:tentative="1">
+      <w:start w:val="1"/>
+      <w:numFmt w:val="lowerRoman"/>
+      <w:lvlText w:val="%9."/>
+      <w:lvlJc w:val="right"/>
+      <w:pPr>
+        <w:ind w:left="6480" w:hanging="180"/>
+      </w:pPr>
+    </w:lvl>
+  </w:abstractNum>
+  <w:abstractNum w:abstractNumId="27" w15:restartNumberingAfterBreak="0">
+    <w:nsid w:val="572867BE"/>
+    <w:multiLevelType w:val="hybridMultilevel"/>
+    <w:tmpl w:val="90129BE6"/>
+    <w:lvl w:ilvl="0" w:tplc="FFFFFFFF">
+      <w:start w:val="1"/>
+      <w:numFmt w:val="decimal"/>
+      <w:lvlText w:val="%1."/>
+      <w:lvlJc w:val="left"/>
+      <w:pPr>
+        <w:ind w:left="720" w:hanging="360"/>
+      </w:pPr>
+    </w:lvl>
+    <w:lvl w:ilvl="1" w:tplc="FFFFFFFF" w:tentative="1">
+      <w:start w:val="1"/>
+      <w:numFmt w:val="lowerLetter"/>
+      <w:lvlText w:val="%2."/>
+      <w:lvlJc w:val="left"/>
+      <w:pPr>
+        <w:ind w:left="1440" w:hanging="360"/>
+      </w:pPr>
+    </w:lvl>
+    <w:lvl w:ilvl="2" w:tplc="FFFFFFFF" w:tentative="1">
+      <w:start w:val="1"/>
+      <w:numFmt w:val="lowerRoman"/>
+      <w:lvlText w:val="%3."/>
+      <w:lvlJc w:val="right"/>
+      <w:pPr>
+        <w:ind w:left="2160" w:hanging="180"/>
+      </w:pPr>
+    </w:lvl>
+    <w:lvl w:ilvl="3" w:tplc="FFFFFFFF" w:tentative="1">
+      <w:start w:val="1"/>
+      <w:numFmt w:val="decimal"/>
+      <w:lvlText w:val="%4."/>
+      <w:lvlJc w:val="left"/>
+      <w:pPr>
+        <w:ind w:left="2880" w:hanging="360"/>
+      </w:pPr>
+    </w:lvl>
+    <w:lvl w:ilvl="4" w:tplc="FFFFFFFF" w:tentative="1">
+      <w:start w:val="1"/>
+      <w:numFmt w:val="lowerLetter"/>
+      <w:lvlText w:val="%5."/>
+      <w:lvlJc w:val="left"/>
+      <w:pPr>
+        <w:ind w:left="3600" w:hanging="360"/>
+      </w:pPr>
+    </w:lvl>
+    <w:lvl w:ilvl="5" w:tplc="FFFFFFFF" w:tentative="1">
+      <w:start w:val="1"/>
+      <w:numFmt w:val="lowerRoman"/>
+      <w:lvlText w:val="%6."/>
+      <w:lvlJc w:val="right"/>
+      <w:pPr>
+        <w:ind w:left="4320" w:hanging="180"/>
+      </w:pPr>
+    </w:lvl>
+    <w:lvl w:ilvl="6" w:tplc="FFFFFFFF" w:tentative="1">
+      <w:start w:val="1"/>
+      <w:numFmt w:val="decimal"/>
+      <w:lvlText w:val="%7."/>
+      <w:lvlJc w:val="left"/>
+      <w:pPr>
+        <w:ind w:left="5040" w:hanging="360"/>
+      </w:pPr>
+    </w:lvl>
+    <w:lvl w:ilvl="7" w:tplc="FFFFFFFF" w:tentative="1">
+      <w:start w:val="1"/>
+      <w:numFmt w:val="lowerLetter"/>
+      <w:lvlText w:val="%8."/>
+      <w:lvlJc w:val="left"/>
+      <w:pPr>
+        <w:ind w:left="5760" w:hanging="360"/>
+      </w:pPr>
+    </w:lvl>
+    <w:lvl w:ilvl="8" w:tplc="FFFFFFFF" w:tentative="1">
+      <w:start w:val="1"/>
+      <w:numFmt w:val="lowerRoman"/>
+      <w:lvlText w:val="%9."/>
+      <w:lvlJc w:val="right"/>
+      <w:pPr>
+        <w:ind w:left="6480" w:hanging="180"/>
+      </w:pPr>
+    </w:lvl>
+  </w:abstractNum>
+  <w:abstractNum w:abstractNumId="28" w15:restartNumberingAfterBreak="0">
+    <w:nsid w:val="5FE63D99"/>
+    <w:multiLevelType w:val="hybridMultilevel"/>
+    <w:tmpl w:val="E2E026A2"/>
+    <w:lvl w:ilvl="0" w:tplc="0409000F">
+      <w:start w:val="1"/>
+      <w:numFmt w:val="decimal"/>
+      <w:lvlText w:val="%1."/>
+      <w:lvlJc w:val="left"/>
+      <w:pPr>
+        <w:ind w:left="720" w:hanging="360"/>
+      </w:pPr>
+    </w:lvl>
+    <w:lvl w:ilvl="1" w:tplc="04090019" w:tentative="1">
+      <w:start w:val="1"/>
+      <w:numFmt w:val="lowerLetter"/>
+      <w:lvlText w:val="%2."/>
+      <w:lvlJc w:val="left"/>
+      <w:pPr>
+        <w:ind w:left="1440" w:hanging="360"/>
+      </w:pPr>
+    </w:lvl>
+    <w:lvl w:ilvl="2" w:tplc="0409001B" w:tentative="1">
+      <w:start w:val="1"/>
+      <w:numFmt w:val="lowerRoman"/>
+      <w:lvlText w:val="%3."/>
+      <w:lvlJc w:val="right"/>
+      <w:pPr>
+        <w:ind w:left="2160" w:hanging="180"/>
+      </w:pPr>
+    </w:lvl>
+    <w:lvl w:ilvl="3" w:tplc="0409000F" w:tentative="1">
+      <w:start w:val="1"/>
+      <w:numFmt w:val="decimal"/>
+      <w:lvlText w:val="%4."/>
+      <w:lvlJc w:val="left"/>
+      <w:pPr>
+        <w:ind w:left="2880" w:hanging="360"/>
+      </w:pPr>
+    </w:lvl>
+    <w:lvl w:ilvl="4" w:tplc="04090019" w:tentative="1">
+      <w:start w:val="1"/>
+      <w:numFmt w:val="lowerLetter"/>
+      <w:lvlText w:val="%5."/>
+      <w:lvlJc w:val="left"/>
+      <w:pPr>
+        <w:ind w:left="3600" w:hanging="360"/>
+      </w:pPr>
+    </w:lvl>
+    <w:lvl w:ilvl="5" w:tplc="0409001B" w:tentative="1">
+      <w:start w:val="1"/>
+      <w:numFmt w:val="lowerRoman"/>
+      <w:lvlText w:val="%6."/>
+      <w:lvlJc w:val="right"/>
+      <w:pPr>
+        <w:ind w:left="4320" w:hanging="180"/>
+      </w:pPr>
+    </w:lvl>
+    <w:lvl w:ilvl="6" w:tplc="0409000F" w:tentative="1">
+      <w:start w:val="1"/>
+      <w:numFmt w:val="decimal"/>
+      <w:lvlText w:val="%7."/>
+      <w:lvlJc w:val="left"/>
+      <w:pPr>
+        <w:ind w:left="5040" w:hanging="360"/>
+      </w:pPr>
+    </w:lvl>
+    <w:lvl w:ilvl="7" w:tplc="04090019" w:tentative="1">
+      <w:start w:val="1"/>
+      <w:numFmt w:val="lowerLetter"/>
+      <w:lvlText w:val="%8."/>
+      <w:lvlJc w:val="left"/>
+      <w:pPr>
+        <w:ind w:left="5760" w:hanging="360"/>
+      </w:pPr>
+    </w:lvl>
+    <w:lvl w:ilvl="8" w:tplc="0409001B" w:tentative="1">
+      <w:start w:val="1"/>
+      <w:numFmt w:val="lowerRoman"/>
+      <w:lvlText w:val="%9."/>
+      <w:lvlJc w:val="right"/>
+      <w:pPr>
+        <w:ind w:left="6480" w:hanging="180"/>
+      </w:pPr>
+    </w:lvl>
+  </w:abstractNum>
+  <w:abstractNum w:abstractNumId="29" w15:restartNumberingAfterBreak="0">
     <w:nsid w:val="65245435"/>
     <w:multiLevelType w:val="hybridMultilevel"/>
     <w:tmpl w:val="67F6BD5A"/>
@@ -14835,7 +15386,7 @@
       </w:rPr>
     </w:lvl>
   </w:abstractNum>
-  <w:abstractNum w:abstractNumId="22" w15:restartNumberingAfterBreak="0">
+  <w:abstractNum w:abstractNumId="30" w15:restartNumberingAfterBreak="0">
     <w:nsid w:val="68D327E0"/>
     <w:multiLevelType w:val="hybridMultilevel"/>
     <w:tmpl w:val="66AA1D3C"/>
@@ -14925,7 +15476,93 @@
       </w:pPr>
     </w:lvl>
   </w:abstractNum>
-  <w:abstractNum w:abstractNumId="23" w15:restartNumberingAfterBreak="0">
+  <w:abstractNum w:abstractNumId="31" w15:restartNumberingAfterBreak="0">
+    <w:nsid w:val="6AB50000"/>
+    <w:multiLevelType w:val="hybridMultilevel"/>
+    <w:tmpl w:val="5B82E648"/>
+    <w:lvl w:ilvl="0" w:tplc="FFFFFFFF">
+      <w:start w:val="1"/>
+      <w:numFmt w:val="decimal"/>
+      <w:lvlText w:val="%1."/>
+      <w:lvlJc w:val="left"/>
+      <w:pPr>
+        <w:ind w:left="720" w:hanging="360"/>
+      </w:pPr>
+    </w:lvl>
+    <w:lvl w:ilvl="1" w:tplc="FFFFFFFF" w:tentative="1">
+      <w:start w:val="1"/>
+      <w:numFmt w:val="lowerLetter"/>
+      <w:lvlText w:val="%2."/>
+      <w:lvlJc w:val="left"/>
+      <w:pPr>
+        <w:ind w:left="1440" w:hanging="360"/>
+      </w:pPr>
+    </w:lvl>
+    <w:lvl w:ilvl="2" w:tplc="FFFFFFFF" w:tentative="1">
+      <w:start w:val="1"/>
+      <w:numFmt w:val="lowerRoman"/>
+      <w:lvlText w:val="%3."/>
+      <w:lvlJc w:val="right"/>
+      <w:pPr>
+        <w:ind w:left="2160" w:hanging="180"/>
+      </w:pPr>
+    </w:lvl>
+    <w:lvl w:ilvl="3" w:tplc="FFFFFFFF" w:tentative="1">
+      <w:start w:val="1"/>
+      <w:numFmt w:val="decimal"/>
+      <w:lvlText w:val="%4."/>
+      <w:lvlJc w:val="left"/>
+      <w:pPr>
+        <w:ind w:left="2880" w:hanging="360"/>
+      </w:pPr>
+    </w:lvl>
+    <w:lvl w:ilvl="4" w:tplc="FFFFFFFF" w:tentative="1">
+      <w:start w:val="1"/>
+      <w:numFmt w:val="lowerLetter"/>
+      <w:lvlText w:val="%5."/>
+      <w:lvlJc w:val="left"/>
+      <w:pPr>
+        <w:ind w:left="3600" w:hanging="360"/>
+      </w:pPr>
+    </w:lvl>
+    <w:lvl w:ilvl="5" w:tplc="FFFFFFFF" w:tentative="1">
+      <w:start w:val="1"/>
+      <w:numFmt w:val="lowerRoman"/>
+      <w:lvlText w:val="%6."/>
+      <w:lvlJc w:val="right"/>
+      <w:pPr>
+        <w:ind w:left="4320" w:hanging="180"/>
+      </w:pPr>
+    </w:lvl>
+    <w:lvl w:ilvl="6" w:tplc="FFFFFFFF" w:tentative="1">
+      <w:start w:val="1"/>
+      <w:numFmt w:val="decimal"/>
+      <w:lvlText w:val="%7."/>
+      <w:lvlJc w:val="left"/>
+      <w:pPr>
+        <w:ind w:left="5040" w:hanging="360"/>
+      </w:pPr>
+    </w:lvl>
+    <w:lvl w:ilvl="7" w:tplc="FFFFFFFF" w:tentative="1">
+      <w:start w:val="1"/>
+      <w:numFmt w:val="lowerLetter"/>
+      <w:lvlText w:val="%8."/>
+      <w:lvlJc w:val="left"/>
+      <w:pPr>
+        <w:ind w:left="5760" w:hanging="360"/>
+      </w:pPr>
+    </w:lvl>
+    <w:lvl w:ilvl="8" w:tplc="FFFFFFFF" w:tentative="1">
+      <w:start w:val="1"/>
+      <w:numFmt w:val="lowerRoman"/>
+      <w:lvlText w:val="%9."/>
+      <w:lvlJc w:val="right"/>
+      <w:pPr>
+        <w:ind w:left="6480" w:hanging="180"/>
+      </w:pPr>
+    </w:lvl>
+  </w:abstractNum>
+  <w:abstractNum w:abstractNumId="32" w15:restartNumberingAfterBreak="0">
     <w:nsid w:val="715E7E07"/>
     <w:multiLevelType w:val="hybridMultilevel"/>
     <w:tmpl w:val="69FC6998"/>
@@ -15047,7 +15684,179 @@
       </w:rPr>
     </w:lvl>
   </w:abstractNum>
-  <w:abstractNum w:abstractNumId="24" w15:restartNumberingAfterBreak="0">
+  <w:abstractNum w:abstractNumId="33" w15:restartNumberingAfterBreak="0">
+    <w:nsid w:val="71AB0927"/>
+    <w:multiLevelType w:val="hybridMultilevel"/>
+    <w:tmpl w:val="8D1007BA"/>
+    <w:lvl w:ilvl="0" w:tplc="FFFFFFFF">
+      <w:start w:val="1"/>
+      <w:numFmt w:val="decimal"/>
+      <w:lvlText w:val="%1."/>
+      <w:lvlJc w:val="left"/>
+      <w:pPr>
+        <w:ind w:left="720" w:hanging="360"/>
+      </w:pPr>
+    </w:lvl>
+    <w:lvl w:ilvl="1" w:tplc="FFFFFFFF" w:tentative="1">
+      <w:start w:val="1"/>
+      <w:numFmt w:val="lowerLetter"/>
+      <w:lvlText w:val="%2."/>
+      <w:lvlJc w:val="left"/>
+      <w:pPr>
+        <w:ind w:left="1440" w:hanging="360"/>
+      </w:pPr>
+    </w:lvl>
+    <w:lvl w:ilvl="2" w:tplc="FFFFFFFF" w:tentative="1">
+      <w:start w:val="1"/>
+      <w:numFmt w:val="lowerRoman"/>
+      <w:lvlText w:val="%3."/>
+      <w:lvlJc w:val="right"/>
+      <w:pPr>
+        <w:ind w:left="2160" w:hanging="180"/>
+      </w:pPr>
+    </w:lvl>
+    <w:lvl w:ilvl="3" w:tplc="FFFFFFFF" w:tentative="1">
+      <w:start w:val="1"/>
+      <w:numFmt w:val="decimal"/>
+      <w:lvlText w:val="%4."/>
+      <w:lvlJc w:val="left"/>
+      <w:pPr>
+        <w:ind w:left="2880" w:hanging="360"/>
+      </w:pPr>
+    </w:lvl>
+    <w:lvl w:ilvl="4" w:tplc="FFFFFFFF" w:tentative="1">
+      <w:start w:val="1"/>
+      <w:numFmt w:val="lowerLetter"/>
+      <w:lvlText w:val="%5."/>
+      <w:lvlJc w:val="left"/>
+      <w:pPr>
+        <w:ind w:left="3600" w:hanging="360"/>
+      </w:pPr>
+    </w:lvl>
+    <w:lvl w:ilvl="5" w:tplc="FFFFFFFF" w:tentative="1">
+      <w:start w:val="1"/>
+      <w:numFmt w:val="lowerRoman"/>
+      <w:lvlText w:val="%6."/>
+      <w:lvlJc w:val="right"/>
+      <w:pPr>
+        <w:ind w:left="4320" w:hanging="180"/>
+      </w:pPr>
+    </w:lvl>
+    <w:lvl w:ilvl="6" w:tplc="FFFFFFFF" w:tentative="1">
+      <w:start w:val="1"/>
+      <w:numFmt w:val="decimal"/>
+      <w:lvlText w:val="%7."/>
+      <w:lvlJc w:val="left"/>
+      <w:pPr>
+        <w:ind w:left="5040" w:hanging="360"/>
+      </w:pPr>
+    </w:lvl>
+    <w:lvl w:ilvl="7" w:tplc="FFFFFFFF" w:tentative="1">
+      <w:start w:val="1"/>
+      <w:numFmt w:val="lowerLetter"/>
+      <w:lvlText w:val="%8."/>
+      <w:lvlJc w:val="left"/>
+      <w:pPr>
+        <w:ind w:left="5760" w:hanging="360"/>
+      </w:pPr>
+    </w:lvl>
+    <w:lvl w:ilvl="8" w:tplc="FFFFFFFF" w:tentative="1">
+      <w:start w:val="1"/>
+      <w:numFmt w:val="lowerRoman"/>
+      <w:lvlText w:val="%9."/>
+      <w:lvlJc w:val="right"/>
+      <w:pPr>
+        <w:ind w:left="6480" w:hanging="180"/>
+      </w:pPr>
+    </w:lvl>
+  </w:abstractNum>
+  <w:abstractNum w:abstractNumId="34" w15:restartNumberingAfterBreak="0">
+    <w:nsid w:val="73BC3F20"/>
+    <w:multiLevelType w:val="hybridMultilevel"/>
+    <w:tmpl w:val="C8F2AA76"/>
+    <w:lvl w:ilvl="0" w:tplc="FFFFFFFF">
+      <w:start w:val="1"/>
+      <w:numFmt w:val="decimal"/>
+      <w:lvlText w:val="%1."/>
+      <w:lvlJc w:val="left"/>
+      <w:pPr>
+        <w:ind w:left="720" w:hanging="360"/>
+      </w:pPr>
+    </w:lvl>
+    <w:lvl w:ilvl="1" w:tplc="FFFFFFFF" w:tentative="1">
+      <w:start w:val="1"/>
+      <w:numFmt w:val="lowerLetter"/>
+      <w:lvlText w:val="%2."/>
+      <w:lvlJc w:val="left"/>
+      <w:pPr>
+        <w:ind w:left="1440" w:hanging="360"/>
+      </w:pPr>
+    </w:lvl>
+    <w:lvl w:ilvl="2" w:tplc="FFFFFFFF" w:tentative="1">
+      <w:start w:val="1"/>
+      <w:numFmt w:val="lowerRoman"/>
+      <w:lvlText w:val="%3."/>
+      <w:lvlJc w:val="right"/>
+      <w:pPr>
+        <w:ind w:left="2160" w:hanging="180"/>
+      </w:pPr>
+    </w:lvl>
+    <w:lvl w:ilvl="3" w:tplc="FFFFFFFF" w:tentative="1">
+      <w:start w:val="1"/>
+      <w:numFmt w:val="decimal"/>
+      <w:lvlText w:val="%4."/>
+      <w:lvlJc w:val="left"/>
+      <w:pPr>
+        <w:ind w:left="2880" w:hanging="360"/>
+      </w:pPr>
+    </w:lvl>
+    <w:lvl w:ilvl="4" w:tplc="FFFFFFFF" w:tentative="1">
+      <w:start w:val="1"/>
+      <w:numFmt w:val="lowerLetter"/>
+      <w:lvlText w:val="%5."/>
+      <w:lvlJc w:val="left"/>
+      <w:pPr>
+        <w:ind w:left="3600" w:hanging="360"/>
+      </w:pPr>
+    </w:lvl>
+    <w:lvl w:ilvl="5" w:tplc="FFFFFFFF" w:tentative="1">
+      <w:start w:val="1"/>
+      <w:numFmt w:val="lowerRoman"/>
+      <w:lvlText w:val="%6."/>
+      <w:lvlJc w:val="right"/>
+      <w:pPr>
+        <w:ind w:left="4320" w:hanging="180"/>
+      </w:pPr>
+    </w:lvl>
+    <w:lvl w:ilvl="6" w:tplc="FFFFFFFF" w:tentative="1">
+      <w:start w:val="1"/>
+      <w:numFmt w:val="decimal"/>
+      <w:lvlText w:val="%7."/>
+      <w:lvlJc w:val="left"/>
+      <w:pPr>
+        <w:ind w:left="5040" w:hanging="360"/>
+      </w:pPr>
+    </w:lvl>
+    <w:lvl w:ilvl="7" w:tplc="FFFFFFFF" w:tentative="1">
+      <w:start w:val="1"/>
+      <w:numFmt w:val="lowerLetter"/>
+      <w:lvlText w:val="%8."/>
+      <w:lvlJc w:val="left"/>
+      <w:pPr>
+        <w:ind w:left="5760" w:hanging="360"/>
+      </w:pPr>
+    </w:lvl>
+    <w:lvl w:ilvl="8" w:tplc="FFFFFFFF" w:tentative="1">
+      <w:start w:val="1"/>
+      <w:numFmt w:val="lowerRoman"/>
+      <w:lvlText w:val="%9."/>
+      <w:lvlJc w:val="right"/>
+      <w:pPr>
+        <w:ind w:left="6480" w:hanging="180"/>
+      </w:pPr>
+    </w:lvl>
+  </w:abstractNum>
+  <w:abstractNum w:abstractNumId="35" w15:restartNumberingAfterBreak="0">
     <w:nsid w:val="784A0AAE"/>
     <w:multiLevelType w:val="hybridMultilevel"/>
     <w:tmpl w:val="BA96918A"/>
@@ -15168,7 +15977,7 @@
       </w:rPr>
     </w:lvl>
   </w:abstractNum>
-  <w:abstractNum w:abstractNumId="25" w15:restartNumberingAfterBreak="0">
+  <w:abstractNum w:abstractNumId="36" w15:restartNumberingAfterBreak="0">
     <w:nsid w:val="7CBA4716"/>
     <w:multiLevelType w:val="hybridMultilevel"/>
     <w:tmpl w:val="B7605828"/>
@@ -15289,7 +16098,7 @@
       </w:rPr>
     </w:lvl>
   </w:abstractNum>
-  <w:abstractNum w:abstractNumId="26" w15:restartNumberingAfterBreak="0">
+  <w:abstractNum w:abstractNumId="37" w15:restartNumberingAfterBreak="0">
     <w:nsid w:val="7E0607B0"/>
     <w:multiLevelType w:val="hybridMultilevel"/>
     <w:tmpl w:val="A96ABB8C"/>
@@ -15411,7 +16220,7 @@
       </w:rPr>
     </w:lvl>
   </w:abstractNum>
-  <w:abstractNum w:abstractNumId="27" w15:restartNumberingAfterBreak="0">
+  <w:abstractNum w:abstractNumId="38" w15:restartNumberingAfterBreak="0">
     <w:nsid w:val="7FD317BC"/>
     <w:multiLevelType w:val="hybridMultilevel"/>
     <w:tmpl w:val="8A8EF9D4"/>
@@ -15510,88 +16319,121 @@
     </w:lvl>
   </w:abstractNum>
   <w:num w:numId="1">
+    <w:abstractNumId w:val="17"/>
+  </w:num>
+  <w:num w:numId="2">
+    <w:abstractNumId w:val="8"/>
+  </w:num>
+  <w:num w:numId="3">
+    <w:abstractNumId w:val="2"/>
+  </w:num>
+  <w:num w:numId="4">
+    <w:abstractNumId w:val="36"/>
+  </w:num>
+  <w:num w:numId="5">
+    <w:abstractNumId w:val="35"/>
+  </w:num>
+  <w:num w:numId="6">
+    <w:abstractNumId w:val="20"/>
+  </w:num>
+  <w:num w:numId="7">
+    <w:abstractNumId w:val="10"/>
+  </w:num>
+  <w:num w:numId="8">
+    <w:abstractNumId w:val="32"/>
+  </w:num>
+  <w:num w:numId="9">
+    <w:abstractNumId w:val="29"/>
+  </w:num>
+  <w:num w:numId="10">
+    <w:abstractNumId w:val="14"/>
+  </w:num>
+  <w:num w:numId="11">
+    <w:abstractNumId w:val="3"/>
+  </w:num>
+  <w:num w:numId="12">
+    <w:abstractNumId w:val="30"/>
+  </w:num>
+  <w:num w:numId="13">
+    <w:abstractNumId w:val="1"/>
+  </w:num>
+  <w:num w:numId="14">
+    <w:abstractNumId w:val="5"/>
+  </w:num>
+  <w:num w:numId="15">
+    <w:abstractNumId w:val="4"/>
+  </w:num>
+  <w:num w:numId="16">
+    <w:abstractNumId w:val="16"/>
+  </w:num>
+  <w:num w:numId="17">
+    <w:abstractNumId w:val="23"/>
+  </w:num>
+  <w:num w:numId="18">
     <w:abstractNumId w:val="13"/>
   </w:num>
-  <w:num w:numId="2">
-    <w:abstractNumId w:val="6"/>
+  <w:num w:numId="19">
+    <w:abstractNumId w:val="7"/>
   </w:num>
-  <w:num w:numId="3">
-    <w:abstractNumId w:val="1"/>
+  <w:num w:numId="20">
+    <w:abstractNumId w:val="21"/>
   </w:num>
-  <w:num w:numId="4">
+  <w:num w:numId="21">
+    <w:abstractNumId w:val="24"/>
+  </w:num>
+  <w:num w:numId="22">
+    <w:abstractNumId w:val="11"/>
+  </w:num>
+  <w:num w:numId="23">
+    <w:abstractNumId w:val="38"/>
+  </w:num>
+  <w:num w:numId="24">
+    <w:abstractNumId w:val="15"/>
+  </w:num>
+  <w:num w:numId="25">
+    <w:abstractNumId w:val="37"/>
+  </w:num>
+  <w:num w:numId="26">
+    <w:abstractNumId w:val="18"/>
+  </w:num>
+  <w:num w:numId="27">
     <w:abstractNumId w:val="25"/>
   </w:num>
-  <w:num w:numId="5">
-    <w:abstractNumId w:val="24"/>
-  </w:num>
-  <w:num w:numId="6">
-    <w:abstractNumId w:val="15"/>
-  </w:num>
-  <w:num w:numId="7">
-    <w:abstractNumId w:val="7"/>
-  </w:num>
-  <w:num w:numId="8">
-    <w:abstractNumId w:val="23"/>
-  </w:num>
-  <w:num w:numId="9">
-    <w:abstractNumId w:val="21"/>
-  </w:num>
-  <w:num w:numId="10">
-    <w:abstractNumId w:val="10"/>
-  </w:num>
-  <w:num w:numId="11">
-    <w:abstractNumId w:val="2"/>
-  </w:num>
-  <w:num w:numId="12">
+  <w:num w:numId="28">
     <w:abstractNumId w:val="22"/>
   </w:num>
-  <w:num w:numId="13">
+  <w:num w:numId="29">
+    <w:abstractNumId w:val="28"/>
+  </w:num>
+  <w:num w:numId="30">
+    <w:abstractNumId w:val="19"/>
+  </w:num>
+  <w:num w:numId="31">
+    <w:abstractNumId w:val="9"/>
+  </w:num>
+  <w:num w:numId="32">
+    <w:abstractNumId w:val="12"/>
+  </w:num>
+  <w:num w:numId="33">
+    <w:abstractNumId w:val="31"/>
+  </w:num>
+  <w:num w:numId="34">
+    <w:abstractNumId w:val="33"/>
+  </w:num>
+  <w:num w:numId="35">
+    <w:abstractNumId w:val="34"/>
+  </w:num>
+  <w:num w:numId="36">
     <w:abstractNumId w:val="0"/>
   </w:num>
-  <w:num w:numId="14">
-    <w:abstractNumId w:val="4"/>
+  <w:num w:numId="37">
+    <w:abstractNumId w:val="26"/>
   </w:num>
-  <w:num w:numId="15">
-    <w:abstractNumId w:val="3"/>
-  </w:num>
-  <w:num w:numId="16">
-    <w:abstractNumId w:val="12"/>
-  </w:num>
-  <w:num w:numId="17">
-    <w:abstractNumId w:val="18"/>
-  </w:num>
-  <w:num w:numId="18">
-    <w:abstractNumId w:val="9"/>
-  </w:num>
-  <w:num w:numId="19">
-    <w:abstractNumId w:val="5"/>
-  </w:num>
-  <w:num w:numId="20">
-    <w:abstractNumId w:val="16"/>
-  </w:num>
-  <w:num w:numId="21">
-    <w:abstractNumId w:val="19"/>
-  </w:num>
-  <w:num w:numId="22">
-    <w:abstractNumId w:val="8"/>
-  </w:num>
-  <w:num w:numId="23">
+  <w:num w:numId="38">
     <w:abstractNumId w:val="27"/>
   </w:num>
-  <w:num w:numId="24">
-    <w:abstractNumId w:val="11"/>
-  </w:num>
-  <w:num w:numId="25">
-    <w:abstractNumId w:val="26"/>
-  </w:num>
-  <w:num w:numId="26">
-    <w:abstractNumId w:val="14"/>
-  </w:num>
-  <w:num w:numId="27">
-    <w:abstractNumId w:val="20"/>
-  </w:num>
-  <w:num w:numId="28">
-    <w:abstractNumId w:val="17"/>
+  <w:num w:numId="39">
+    <w:abstractNumId w:val="6"/>
   </w:num>
 </w:numbering>
 </file>
@@ -16005,6 +16847,7 @@
   <w:style w:type="paragraph" w:styleId="Heading1">
     <w:name w:val="heading 1"/>
     <w:basedOn w:val="Normal"/>
+    <w:link w:val="Heading1Char"/>
     <w:uiPriority w:val="1"/>
     <w:qFormat/>
     <w:pPr>
@@ -16022,6 +16865,7 @@
   <w:style w:type="paragraph" w:styleId="Heading2">
     <w:name w:val="heading 2"/>
     <w:basedOn w:val="Normal"/>
+    <w:link w:val="Heading2Char"/>
     <w:uiPriority w:val="1"/>
     <w:qFormat/>
     <w:pPr>
@@ -16375,6 +17219,52 @@
       <w:lang w:val="en-US"/>
     </w:rPr>
   </w:style>
+  <w:style w:type="character" w:customStyle="1" w:styleId="Heading1Char">
+    <w:name w:val="Heading 1 Char"/>
+    <w:basedOn w:val="DefaultParagraphFont"/>
+    <w:link w:val="Heading1"/>
+    <w:uiPriority w:val="1"/>
+    <w:rsid w:val="008A430B"/>
+    <w:rPr>
+      <w:rFonts w:ascii="Times New Roman" w:eastAsia="Times New Roman" w:hAnsi="Times New Roman" w:cs="Times New Roman"/>
+      <w:b/>
+      <w:bCs/>
+      <w:sz w:val="31"/>
+      <w:szCs w:val="31"/>
+      <w:lang w:val="ru-RU"/>
+    </w:rPr>
+  </w:style>
+  <w:style w:type="character" w:customStyle="1" w:styleId="Heading2Char">
+    <w:name w:val="Heading 2 Char"/>
+    <w:basedOn w:val="DefaultParagraphFont"/>
+    <w:link w:val="Heading2"/>
+    <w:uiPriority w:val="1"/>
+    <w:rsid w:val="008A430B"/>
+    <w:rPr>
+      <w:rFonts w:ascii="Times New Roman" w:eastAsia="Times New Roman" w:hAnsi="Times New Roman" w:cs="Times New Roman"/>
+      <w:b/>
+      <w:bCs/>
+      <w:sz w:val="28"/>
+      <w:szCs w:val="28"/>
+      <w:lang w:val="ru-RU"/>
+    </w:rPr>
+  </w:style>
+  <w:style w:type="paragraph" w:customStyle="1" w:styleId="p2">
+    <w:name w:val="p2"/>
+    <w:basedOn w:val="Normal"/>
+    <w:rsid w:val="008A430B"/>
+    <w:pPr>
+      <w:widowControl/>
+      <w:autoSpaceDE/>
+      <w:autoSpaceDN/>
+      <w:spacing w:before="100" w:beforeAutospacing="1" w:after="100" w:afterAutospacing="1"/>
+    </w:pPr>
+    <w:rPr>
+      <w:sz w:val="24"/>
+      <w:szCs w:val="24"/>
+      <w:lang w:val="en-US"/>
+    </w:rPr>
+  </w:style>
 </w:styles>
 </file>
 

--- a/storage/app/templates/rpd/technical.docx
+++ b/storage/app/templates/rpd/technical.docx
@@ -703,8 +703,9 @@
           <w:sz w:val="28"/>
           <w:szCs w:val="28"/>
         </w:rPr>
-        <w:t>${program_title}</w:t>
-      </w:r>
+        <w:t>${</w:t>
+      </w:r>
+      <w:proofErr w:type="spellStart"/>
       <w:r>
         <w:rPr>
           <w:b/>
@@ -713,6 +714,27 @@
           <w:sz w:val="28"/>
           <w:szCs w:val="28"/>
         </w:rPr>
+        <w:t>program_title</w:t>
+      </w:r>
+      <w:proofErr w:type="spellEnd"/>
+      <w:r>
+        <w:rPr>
+          <w:b/>
+          <w:bCs/>
+          <w:i/>
+          <w:sz w:val="28"/>
+          <w:szCs w:val="28"/>
+        </w:rPr>
+        <w:t>}</w:t>
+      </w:r>
+      <w:r>
+        <w:rPr>
+          <w:b/>
+          <w:bCs/>
+          <w:i/>
+          <w:sz w:val="28"/>
+          <w:szCs w:val="28"/>
+        </w:rPr>
         <w:t>»</w:t>
       </w:r>
     </w:p>
@@ -749,7 +771,25 @@
           <w:sz w:val="28"/>
           <w:szCs w:val="28"/>
         </w:rPr>
-        <w:t>${complexity_level}</w:t>
+        <w:t>${</w:t>
+      </w:r>
+      <w:proofErr w:type="spellStart"/>
+      <w:r>
+        <w:rPr>
+          <w:bCs/>
+          <w:sz w:val="28"/>
+          <w:szCs w:val="28"/>
+        </w:rPr>
+        <w:t>complexity_level</w:t>
+      </w:r>
+      <w:proofErr w:type="spellEnd"/>
+      <w:r>
+        <w:rPr>
+          <w:bCs/>
+          <w:sz w:val="28"/>
+          <w:szCs w:val="28"/>
+        </w:rPr>
+        <w:t>}</w:t>
       </w:r>
     </w:p>
     <w:p>
@@ -757,17 +797,6 @@
         <w:spacing w:line="312" w:lineRule="auto"/>
         <w:jc w:val="center"/>
         <w:rPr>
-          <w:bCs/>
-          <w:sz w:val="28"/>
-          <w:szCs w:val="28"/>
-        </w:rPr>
-      </w:pPr>
-    </w:p>
-    <w:p>
-      <w:pPr>
-        <w:spacing w:line="312" w:lineRule="auto"/>
-        <w:jc w:val="center"/>
-        <w:rPr>
           <w:sz w:val="28"/>
         </w:rPr>
       </w:pPr>
@@ -776,7 +805,23 @@
           <w:sz w:val="28"/>
           <w:highlight w:val="yellow"/>
         </w:rPr>
-        <w:t>${smko_code}</w:t>
+        <w:t>${</w:t>
+      </w:r>
+      <w:proofErr w:type="spellStart"/>
+      <w:r>
+        <w:rPr>
+          <w:sz w:val="28"/>
+          <w:highlight w:val="yellow"/>
+        </w:rPr>
+        <w:t>smko_code</w:t>
+      </w:r>
+      <w:proofErr w:type="spellEnd"/>
+      <w:r>
+        <w:rPr>
+          <w:sz w:val="28"/>
+          <w:highlight w:val="yellow"/>
+        </w:rPr>
+        <w:t>}</w:t>
       </w:r>
     </w:p>
     <w:p>
@@ -847,16 +892,6 @@
           <w:szCs w:val="28"/>
         </w:rPr>
       </w:pPr>
-    </w:p>
-    <w:p>
-      <w:pPr>
-        <w:spacing w:before="74"/>
-        <w:jc w:val="center"/>
-        <w:rPr>
-          <w:sz w:val="28"/>
-          <w:szCs w:val="28"/>
-        </w:rPr>
-      </w:pPr>
       <w:r>
         <w:rPr>
           <w:sz w:val="28"/>
@@ -1035,7 +1070,23 @@
           <w:sz w:val="28"/>
           <w:szCs w:val="28"/>
         </w:rPr>
-        <w:t>${program_title}</w:t>
+        <w:t>${</w:t>
+      </w:r>
+      <w:proofErr w:type="spellStart"/>
+      <w:r>
+        <w:rPr>
+          <w:sz w:val="28"/>
+          <w:szCs w:val="28"/>
+        </w:rPr>
+        <w:t>program_title</w:t>
+      </w:r>
+      <w:proofErr w:type="spellEnd"/>
+      <w:r>
+        <w:rPr>
+          <w:sz w:val="28"/>
+          <w:szCs w:val="28"/>
+        </w:rPr>
+        <w:t>}</w:t>
       </w:r>
       <w:r>
         <w:rPr>
@@ -1376,7 +1427,39 @@
           <w:sz w:val="28"/>
           <w:szCs w:val="28"/>
         </w:rPr>
-        <w:t>Методических рекомендаций по проектированию дополнительных общеразвивающих программ (включая разноуровневые программы) (письмо Минобрнауки России от 18.11.2015 № 09–3242);</w:t>
+        <w:t xml:space="preserve">Методических рекомендаций по проектированию дополнительных общеразвивающих программ (включая </w:t>
+      </w:r>
+      <w:proofErr w:type="spellStart"/>
+      <w:r>
+        <w:rPr>
+          <w:sz w:val="28"/>
+          <w:szCs w:val="28"/>
+        </w:rPr>
+        <w:t>разноуровневые</w:t>
+      </w:r>
+      <w:proofErr w:type="spellEnd"/>
+      <w:r>
+        <w:rPr>
+          <w:sz w:val="28"/>
+          <w:szCs w:val="28"/>
+        </w:rPr>
+        <w:t xml:space="preserve"> программы) (письмо </w:t>
+      </w:r>
+      <w:proofErr w:type="spellStart"/>
+      <w:r>
+        <w:rPr>
+          <w:sz w:val="28"/>
+          <w:szCs w:val="28"/>
+        </w:rPr>
+        <w:t>Минобрнауки</w:t>
+      </w:r>
+      <w:proofErr w:type="spellEnd"/>
+      <w:r>
+        <w:rPr>
+          <w:sz w:val="28"/>
+          <w:szCs w:val="28"/>
+        </w:rPr>
+        <w:t xml:space="preserve"> России от 18.11.2015 № 09–3242);</w:t>
       </w:r>
     </w:p>
     <w:p>
@@ -1397,7 +1480,23 @@
           <w:sz w:val="28"/>
           <w:szCs w:val="28"/>
         </w:rPr>
-        <w:t>Письмом Минобрнауки России от 11.12.2006 № 06-1844 «О примерных требованиях к программам дополнительного образования детей»;</w:t>
+        <w:t xml:space="preserve">Письмом </w:t>
+      </w:r>
+      <w:proofErr w:type="spellStart"/>
+      <w:r>
+        <w:rPr>
+          <w:sz w:val="28"/>
+          <w:szCs w:val="28"/>
+        </w:rPr>
+        <w:t>Минобрнауки</w:t>
+      </w:r>
+      <w:proofErr w:type="spellEnd"/>
+      <w:r>
+        <w:rPr>
+          <w:sz w:val="28"/>
+          <w:szCs w:val="28"/>
+        </w:rPr>
+        <w:t xml:space="preserve"> России от 11.12.2006 № 06-1844 «О примерных требованиях к программам дополнительного образования детей»;</w:t>
       </w:r>
     </w:p>
     <w:p>
@@ -1692,7 +1791,23 @@
           <w:sz w:val="28"/>
           <w:szCs w:val="28"/>
         </w:rPr>
-        <w:t xml:space="preserve"> творчеством обучающихся; расширить их возможности информационно-технической адаптации посредством формирования базы знаний и навыков в области основ современных технологий; достижение обучающимися планируемых метапредметных и предметных результатов; создание комплекса психолого-педагогических мер, направленных на профессиональное самоопределение школьника.</w:t>
+        <w:t xml:space="preserve"> творчеством обучающихся; расширить их возможности информационно-технической адаптации посредством формирования базы знаний и навыков в области основ современных технологий; достижение обучающимися планируемых </w:t>
+      </w:r>
+      <w:proofErr w:type="spellStart"/>
+      <w:r>
+        <w:rPr>
+          <w:sz w:val="28"/>
+          <w:szCs w:val="28"/>
+        </w:rPr>
+        <w:t>метапредметных</w:t>
+      </w:r>
+      <w:proofErr w:type="spellEnd"/>
+      <w:r>
+        <w:rPr>
+          <w:sz w:val="28"/>
+          <w:szCs w:val="28"/>
+        </w:rPr>
+        <w:t xml:space="preserve"> и предметных результатов; создание комплекса психолого-педагогических мер, направленных на профессиональное самоопределение школьника.</w:t>
       </w:r>
     </w:p>
     <w:p>
@@ -2573,12 +2688,21 @@
           <w:szCs w:val="28"/>
         </w:rPr>
       </w:pPr>
-      <w:r>
-        <w:rPr>
-          <w:sz w:val="28"/>
-          <w:szCs w:val="28"/>
-        </w:rPr>
-        <w:t>Метапредметные:</w:t>
+      <w:proofErr w:type="spellStart"/>
+      <w:r>
+        <w:rPr>
+          <w:sz w:val="28"/>
+          <w:szCs w:val="28"/>
+        </w:rPr>
+        <w:t>Метапредметные</w:t>
+      </w:r>
+      <w:proofErr w:type="spellEnd"/>
+      <w:r>
+        <w:rPr>
+          <w:sz w:val="28"/>
+          <w:szCs w:val="28"/>
+        </w:rPr>
+        <w:t>:</w:t>
       </w:r>
     </w:p>
     <w:p>
@@ -2895,7 +3019,23 @@
           <w:b w:val="0"/>
           <w:bCs w:val="0"/>
         </w:rPr>
-        <w:t>${total_hours}</w:t>
+        <w:t>${</w:t>
+      </w:r>
+      <w:proofErr w:type="spellStart"/>
+      <w:r>
+        <w:rPr>
+          <w:b w:val="0"/>
+          <w:bCs w:val="0"/>
+        </w:rPr>
+        <w:t>total_hours</w:t>
+      </w:r>
+      <w:proofErr w:type="spellEnd"/>
+      <w:r>
+        <w:rPr>
+          <w:b w:val="0"/>
+          <w:bCs w:val="0"/>
+        </w:rPr>
+        <w:t>}</w:t>
       </w:r>
       <w:r>
         <w:rPr>
@@ -2941,8 +3081,17 @@
           <w:b w:val="0"/>
           <w:bCs w:val="0"/>
         </w:rPr>
-        <w:t>${education_form</w:t>
-      </w:r>
+        <w:t>${</w:t>
+      </w:r>
+      <w:proofErr w:type="spellStart"/>
+      <w:r>
+        <w:rPr>
+          <w:b w:val="0"/>
+          <w:bCs w:val="0"/>
+        </w:rPr>
+        <w:t>education_form</w:t>
+      </w:r>
+      <w:proofErr w:type="spellEnd"/>
       <w:r>
         <w:rPr>
           <w:b w:val="0"/>
@@ -3008,8 +3157,17 @@
           <w:sz w:val="28"/>
           <w:szCs w:val="28"/>
         </w:rPr>
-        <w:t>${study_mode</w:t>
-      </w:r>
+        <w:t>${</w:t>
+      </w:r>
+      <w:proofErr w:type="spellStart"/>
+      <w:r>
+        <w:rPr>
+          <w:sz w:val="28"/>
+          <w:szCs w:val="28"/>
+        </w:rPr>
+        <w:t>study_mode</w:t>
+      </w:r>
+      <w:proofErr w:type="spellEnd"/>
       <w:r>
         <w:rPr>
           <w:sz w:val="28"/>
@@ -4186,7 +4344,23 @@
                 <w:b/>
                 <w:bCs/>
               </w:rPr>
-              <w:t>${curriculum_number}</w:t>
+              <w:t>${</w:t>
+            </w:r>
+            <w:proofErr w:type="spellStart"/>
+            <w:r>
+              <w:rPr>
+                <w:b/>
+                <w:bCs/>
+              </w:rPr>
+              <w:t>curriculum_number</w:t>
+            </w:r>
+            <w:proofErr w:type="spellEnd"/>
+            <w:r>
+              <w:rPr>
+                <w:b/>
+                <w:bCs/>
+              </w:rPr>
+              <w:t>}</w:t>
             </w:r>
           </w:p>
         </w:tc>
@@ -4199,7 +4373,15 @@
               <w:pStyle w:val="p1"/>
             </w:pPr>
             <w:r>
-              <w:t>${curriculum_title}</w:t>
+              <w:t>${</w:t>
+            </w:r>
+            <w:proofErr w:type="spellStart"/>
+            <w:r>
+              <w:t>curriculum_title</w:t>
+            </w:r>
+            <w:proofErr w:type="spellEnd"/>
+            <w:r>
+              <w:t>}</w:t>
             </w:r>
           </w:p>
         </w:tc>
@@ -4212,7 +4394,15 @@
               <w:pStyle w:val="p1"/>
             </w:pPr>
             <w:r>
-              <w:t>${curriculum_total_hours}</w:t>
+              <w:t>${</w:t>
+            </w:r>
+            <w:proofErr w:type="spellStart"/>
+            <w:r>
+              <w:t>curriculum_total_hours</w:t>
+            </w:r>
+            <w:proofErr w:type="spellEnd"/>
+            <w:r>
+              <w:t>}</w:t>
             </w:r>
           </w:p>
         </w:tc>
@@ -4225,7 +4415,15 @@
               <w:pStyle w:val="p1"/>
             </w:pPr>
             <w:r>
-              <w:t>${curriculum_theory_hours}</w:t>
+              <w:t>${</w:t>
+            </w:r>
+            <w:proofErr w:type="spellStart"/>
+            <w:r>
+              <w:t>curriculum_theory_hours</w:t>
+            </w:r>
+            <w:proofErr w:type="spellEnd"/>
+            <w:r>
+              <w:t>}</w:t>
             </w:r>
           </w:p>
         </w:tc>
@@ -4238,7 +4436,15 @@
               <w:pStyle w:val="p1"/>
             </w:pPr>
             <w:r>
-              <w:t>${curriculum_practice_hours}</w:t>
+              <w:t>${</w:t>
+            </w:r>
+            <w:proofErr w:type="spellStart"/>
+            <w:r>
+              <w:t>curriculum_practice_hours</w:t>
+            </w:r>
+            <w:proofErr w:type="spellEnd"/>
+            <w:r>
+              <w:t>}</w:t>
             </w:r>
           </w:p>
         </w:tc>
@@ -4251,7 +4457,15 @@
               <w:pStyle w:val="p1"/>
             </w:pPr>
             <w:r>
-              <w:t>${curriculum_control}</w:t>
+              <w:t>${</w:t>
+            </w:r>
+            <w:proofErr w:type="spellStart"/>
+            <w:r>
+              <w:t>curriculum_control</w:t>
+            </w:r>
+            <w:proofErr w:type="spellEnd"/>
+            <w:r>
+              <w:t>}</w:t>
             </w:r>
           </w:p>
         </w:tc>
@@ -4467,7 +4681,25 @@
           <w:szCs w:val="24"/>
           <w:lang w:val="en-US"/>
         </w:rPr>
-        <w:t>${schedule_table}</w:t>
+        <w:t>${</w:t>
+      </w:r>
+      <w:proofErr w:type="spellStart"/>
+      <w:r>
+        <w:rPr>
+          <w:sz w:val="24"/>
+          <w:szCs w:val="24"/>
+          <w:lang w:val="en-US"/>
+        </w:rPr>
+        <w:t>schedule_table</w:t>
+      </w:r>
+      <w:proofErr w:type="spellEnd"/>
+      <w:r>
+        <w:rPr>
+          <w:sz w:val="24"/>
+          <w:szCs w:val="24"/>
+          <w:lang w:val="en-US"/>
+        </w:rPr>
+        <w:t>}</w:t>
       </w:r>
     </w:p>
     <w:p>
@@ -4656,7 +4888,15 @@
               <w:pStyle w:val="p1"/>
             </w:pPr>
             <w:r>
-              <w:t>${content_title}</w:t>
+              <w:t>${</w:t>
+            </w:r>
+            <w:proofErr w:type="spellStart"/>
+            <w:r>
+              <w:t>content_title</w:t>
+            </w:r>
+            <w:proofErr w:type="spellEnd"/>
+            <w:r>
+              <w:t>}</w:t>
             </w:r>
           </w:p>
         </w:tc>
@@ -4669,7 +4909,15 @@
               <w:pStyle w:val="p1"/>
             </w:pPr>
             <w:r>
-              <w:t>${content_text}</w:t>
+              <w:t>${</w:t>
+            </w:r>
+            <w:proofErr w:type="spellStart"/>
+            <w:r>
+              <w:t>content_text</w:t>
+            </w:r>
+            <w:proofErr w:type="spellEnd"/>
+            <w:r>
+              <w:t>}</w:t>
             </w:r>
           </w:p>
         </w:tc>
@@ -5750,7 +5998,15 @@
           <w:sz w:val="28"/>
           <w:szCs w:val="28"/>
         </w:rPr>
-        <w:t>ени, предусмотренного на учебную</w:t>
+        <w:t xml:space="preserve">ени, предусмотренного </w:t>
+      </w:r>
+      <w:proofErr w:type="gramStart"/>
+      <w:r>
+        <w:rPr>
+          <w:sz w:val="28"/>
+          <w:szCs w:val="28"/>
+        </w:rPr>
+        <w:t>на учебную</w:t>
       </w:r>
       <w:r>
         <w:rPr>
@@ -5766,6 +6022,7 @@
         </w:rPr>
         <w:t>программу</w:t>
       </w:r>
+      <w:proofErr w:type="gramEnd"/>
       <w:r>
         <w:rPr>
           <w:sz w:val="28"/>
@@ -6262,7 +6519,39 @@
           <w:sz w:val="28"/>
           <w:szCs w:val="28"/>
         </w:rPr>
-        <w:t xml:space="preserve">области и степени освоения основных общеучебных компетенций, т. е. компетентностный </w:t>
+        <w:t xml:space="preserve">области и степени освоения основных </w:t>
+      </w:r>
+      <w:proofErr w:type="spellStart"/>
+      <w:r>
+        <w:rPr>
+          <w:sz w:val="28"/>
+          <w:szCs w:val="28"/>
+        </w:rPr>
+        <w:t>общеучебных</w:t>
+      </w:r>
+      <w:proofErr w:type="spellEnd"/>
+      <w:r>
+        <w:rPr>
+          <w:sz w:val="28"/>
+          <w:szCs w:val="28"/>
+        </w:rPr>
+        <w:t xml:space="preserve"> компетенций, т. е. </w:t>
+      </w:r>
+      <w:proofErr w:type="spellStart"/>
+      <w:r>
+        <w:rPr>
+          <w:sz w:val="28"/>
+          <w:szCs w:val="28"/>
+        </w:rPr>
+        <w:t>компетентностный</w:t>
+      </w:r>
+      <w:proofErr w:type="spellEnd"/>
+      <w:r>
+        <w:rPr>
+          <w:sz w:val="28"/>
+          <w:szCs w:val="28"/>
+        </w:rPr>
+        <w:t xml:space="preserve"> </w:t>
       </w:r>
       <w:r>
         <w:rPr>
@@ -6289,7 +6578,23 @@
           <w:sz w:val="28"/>
           <w:szCs w:val="28"/>
         </w:rPr>
-        <w:t>Основополагающими критериями эффективности реализации образовательной программы с точки зрения компетентностного подхода является:</w:t>
+        <w:t xml:space="preserve">Основополагающими критериями эффективности реализации образовательной программы с точки зрения </w:t>
+      </w:r>
+      <w:proofErr w:type="spellStart"/>
+      <w:r>
+        <w:rPr>
+          <w:sz w:val="28"/>
+          <w:szCs w:val="28"/>
+        </w:rPr>
+        <w:t>компетентностного</w:t>
+      </w:r>
+      <w:proofErr w:type="spellEnd"/>
+      <w:r>
+        <w:rPr>
+          <w:sz w:val="28"/>
+          <w:szCs w:val="28"/>
+        </w:rPr>
+        <w:t xml:space="preserve"> подхода является:</w:t>
       </w:r>
     </w:p>
     <w:p>
@@ -6321,6 +6626,7 @@
         </w:rPr>
         <w:t xml:space="preserve"> </w:t>
       </w:r>
+      <w:proofErr w:type="spellStart"/>
       <w:r>
         <w:rPr>
           <w:sz w:val="28"/>
@@ -6328,6 +6634,7 @@
         </w:rPr>
         <w:t>сформированности</w:t>
       </w:r>
+      <w:proofErr w:type="spellEnd"/>
       <w:r>
         <w:rPr>
           <w:spacing w:val="-3"/>
@@ -9932,7 +10239,25 @@
           <w:sz w:val="28"/>
           <w:szCs w:val="28"/>
         </w:rPr>
-        <w:t xml:space="preserve"> «незачтено»;</w:t>
+        <w:t xml:space="preserve"> «</w:t>
+      </w:r>
+      <w:proofErr w:type="spellStart"/>
+      <w:r>
+        <w:rPr>
+          <w:spacing w:val="-2"/>
+          <w:sz w:val="28"/>
+          <w:szCs w:val="28"/>
+        </w:rPr>
+        <w:t>незачтено</w:t>
+      </w:r>
+      <w:proofErr w:type="spellEnd"/>
+      <w:r>
+        <w:rPr>
+          <w:spacing w:val="-2"/>
+          <w:sz w:val="28"/>
+          <w:szCs w:val="28"/>
+        </w:rPr>
+        <w:t>»;</w:t>
       </w:r>
     </w:p>
     <w:p>
@@ -10123,7 +10448,23 @@
           <w:sz w:val="28"/>
           <w:szCs w:val="28"/>
         </w:rPr>
-        <w:t>ответов — «зачтено», менее 55% правильных ответов — «незачтено».</w:t>
+        <w:t>ответов — «зачтено», менее 55% правильных ответов — «</w:t>
+      </w:r>
+      <w:proofErr w:type="spellStart"/>
+      <w:r>
+        <w:rPr>
+          <w:sz w:val="28"/>
+          <w:szCs w:val="28"/>
+        </w:rPr>
+        <w:t>незачтено</w:t>
+      </w:r>
+      <w:proofErr w:type="spellEnd"/>
+      <w:r>
+        <w:rPr>
+          <w:sz w:val="28"/>
+          <w:szCs w:val="28"/>
+        </w:rPr>
+        <w:t>».</w:t>
       </w:r>
     </w:p>
     <w:p>
@@ -10787,7 +11128,27 @@
           <w:szCs w:val="2"/>
           <w:lang w:val="en-US"/>
         </w:rPr>
-        <w:t>${control_survey_materials_block}</w:t>
+        <w:t>${</w:t>
+      </w:r>
+      <w:proofErr w:type="spellStart"/>
+      <w:r>
+        <w:rPr>
+          <w:color w:val="FF0000"/>
+          <w:sz w:val="2"/>
+          <w:szCs w:val="2"/>
+          <w:lang w:val="en-US"/>
+        </w:rPr>
+        <w:t>control_survey_materials_block</w:t>
+      </w:r>
+      <w:proofErr w:type="spellEnd"/>
+      <w:r>
+        <w:rPr>
+          <w:color w:val="FF0000"/>
+          <w:sz w:val="2"/>
+          <w:szCs w:val="2"/>
+          <w:lang w:val="en-US"/>
+        </w:rPr>
+        <w:t>}</w:t>
       </w:r>
     </w:p>
     <w:p>
@@ -10814,7 +11175,25 @@
           <w:szCs w:val="28"/>
           <w:lang w:val="en-US"/>
         </w:rPr>
-        <w:t>${control_survey_materials_text}</w:t>
+        <w:t>${</w:t>
+      </w:r>
+      <w:proofErr w:type="spellStart"/>
+      <w:r>
+        <w:rPr>
+          <w:sz w:val="28"/>
+          <w:szCs w:val="28"/>
+          <w:lang w:val="en-US"/>
+        </w:rPr>
+        <w:t>control_survey_materials_text</w:t>
+      </w:r>
+      <w:proofErr w:type="spellEnd"/>
+      <w:r>
+        <w:rPr>
+          <w:sz w:val="28"/>
+          <w:szCs w:val="28"/>
+          <w:lang w:val="en-US"/>
+        </w:rPr>
+        <w:t>}</w:t>
       </w:r>
     </w:p>
     <w:p>
@@ -10835,7 +11214,25 @@
           <w:sz w:val="2"/>
           <w:szCs w:val="2"/>
         </w:rPr>
-        <w:t>${/control_survey_materials_block}</w:t>
+        <w:t>${/</w:t>
+      </w:r>
+      <w:proofErr w:type="spellStart"/>
+      <w:r>
+        <w:rPr>
+          <w:color w:val="FF0000"/>
+          <w:sz w:val="2"/>
+          <w:szCs w:val="2"/>
+        </w:rPr>
+        <w:t>control_survey_materials_block</w:t>
+      </w:r>
+      <w:proofErr w:type="spellEnd"/>
+      <w:r>
+        <w:rPr>
+          <w:color w:val="FF0000"/>
+          <w:sz w:val="2"/>
+          <w:szCs w:val="2"/>
+        </w:rPr>
+        <w:t>}</w:t>
       </w:r>
     </w:p>
     <w:p>
@@ -10917,7 +11314,27 @@
           <w:szCs w:val="2"/>
           <w:lang w:val="en-US"/>
         </w:rPr>
-        <w:t>${final_practical_work_materials_block}</w:t>
+        <w:t>${</w:t>
+      </w:r>
+      <w:proofErr w:type="spellStart"/>
+      <w:r>
+        <w:rPr>
+          <w:color w:val="FF0000"/>
+          <w:sz w:val="2"/>
+          <w:szCs w:val="2"/>
+          <w:lang w:val="en-US"/>
+        </w:rPr>
+        <w:t>final_practical_work_materials_block</w:t>
+      </w:r>
+      <w:proofErr w:type="spellEnd"/>
+      <w:r>
+        <w:rPr>
+          <w:color w:val="FF0000"/>
+          <w:sz w:val="2"/>
+          <w:szCs w:val="2"/>
+          <w:lang w:val="en-US"/>
+        </w:rPr>
+        <w:t>}</w:t>
       </w:r>
     </w:p>
     <w:p>
@@ -10944,7 +11361,25 @@
           <w:szCs w:val="28"/>
           <w:lang w:val="en-US"/>
         </w:rPr>
-        <w:t>${final_practical_work_materials_text}</w:t>
+        <w:t>${</w:t>
+      </w:r>
+      <w:proofErr w:type="spellStart"/>
+      <w:r>
+        <w:rPr>
+          <w:sz w:val="28"/>
+          <w:szCs w:val="28"/>
+          <w:lang w:val="en-US"/>
+        </w:rPr>
+        <w:t>final_practical_work_materials_text</w:t>
+      </w:r>
+      <w:proofErr w:type="spellEnd"/>
+      <w:r>
+        <w:rPr>
+          <w:sz w:val="28"/>
+          <w:szCs w:val="28"/>
+          <w:lang w:val="en-US"/>
+        </w:rPr>
+        <w:t>}</w:t>
       </w:r>
     </w:p>
     <w:p>
@@ -10967,7 +11402,27 @@
           <w:szCs w:val="2"/>
           <w:lang w:val="en-US"/>
         </w:rPr>
-        <w:t>${/final_practical_work_materials_block}</w:t>
+        <w:t>${/</w:t>
+      </w:r>
+      <w:proofErr w:type="spellStart"/>
+      <w:r>
+        <w:rPr>
+          <w:color w:val="FF0000"/>
+          <w:sz w:val="2"/>
+          <w:szCs w:val="2"/>
+          <w:lang w:val="en-US"/>
+        </w:rPr>
+        <w:t>final_practical_work_materials_block</w:t>
+      </w:r>
+      <w:proofErr w:type="spellEnd"/>
+      <w:r>
+        <w:rPr>
+          <w:color w:val="FF0000"/>
+          <w:sz w:val="2"/>
+          <w:szCs w:val="2"/>
+          <w:lang w:val="en-US"/>
+        </w:rPr>
+        <w:t>}</w:t>
       </w:r>
     </w:p>
     <w:p>
@@ -11095,7 +11550,25 @@
           <w:szCs w:val="28"/>
           <w:lang w:val="en-US"/>
         </w:rPr>
-        <w:t>${project_topics_text}</w:t>
+        <w:t>${</w:t>
+      </w:r>
+      <w:proofErr w:type="spellStart"/>
+      <w:r>
+        <w:rPr>
+          <w:sz w:val="28"/>
+          <w:szCs w:val="28"/>
+          <w:lang w:val="en-US"/>
+        </w:rPr>
+        <w:t>project_topics_text</w:t>
+      </w:r>
+      <w:proofErr w:type="spellEnd"/>
+      <w:r>
+        <w:rPr>
+          <w:sz w:val="28"/>
+          <w:szCs w:val="28"/>
+          <w:lang w:val="en-US"/>
+        </w:rPr>
+        <w:t>}</w:t>
       </w:r>
     </w:p>
     <w:p>
@@ -11118,7 +11591,27 @@
           <w:szCs w:val="2"/>
           <w:lang w:val="en-US"/>
         </w:rPr>
-        <w:t>${/project_topics_block}</w:t>
+        <w:t>${/</w:t>
+      </w:r>
+      <w:proofErr w:type="spellStart"/>
+      <w:r>
+        <w:rPr>
+          <w:color w:val="FF0000"/>
+          <w:sz w:val="2"/>
+          <w:szCs w:val="2"/>
+          <w:lang w:val="en-US"/>
+        </w:rPr>
+        <w:t>project_topics_block</w:t>
+      </w:r>
+      <w:proofErr w:type="spellEnd"/>
+      <w:r>
+        <w:rPr>
+          <w:color w:val="FF0000"/>
+          <w:sz w:val="2"/>
+          <w:szCs w:val="2"/>
+          <w:lang w:val="en-US"/>
+        </w:rPr>
+        <w:t>}</w:t>
       </w:r>
     </w:p>
     <w:p>
@@ -11318,7 +11811,23 @@
           <w:sz w:val="28"/>
           <w:szCs w:val="28"/>
         </w:rPr>
-        <w:t>${main_recommended_resources_text}</w:t>
+        <w:t>${</w:t>
+      </w:r>
+      <w:proofErr w:type="spellStart"/>
+      <w:r>
+        <w:rPr>
+          <w:sz w:val="28"/>
+          <w:szCs w:val="28"/>
+        </w:rPr>
+        <w:t>main_recommended_resources_text</w:t>
+      </w:r>
+      <w:proofErr w:type="spellEnd"/>
+      <w:r>
+        <w:rPr>
+          <w:sz w:val="28"/>
+          <w:szCs w:val="28"/>
+        </w:rPr>
+        <w:t>}</w:t>
       </w:r>
     </w:p>
     <w:p>
@@ -11337,7 +11846,25 @@
           <w:sz w:val="2"/>
           <w:szCs w:val="2"/>
         </w:rPr>
-        <w:t>${/main_recommended_resources_block}</w:t>
+        <w:t>${/</w:t>
+      </w:r>
+      <w:proofErr w:type="spellStart"/>
+      <w:r>
+        <w:rPr>
+          <w:color w:val="FF0000"/>
+          <w:sz w:val="2"/>
+          <w:szCs w:val="2"/>
+        </w:rPr>
+        <w:t>main_recommended_resources_block</w:t>
+      </w:r>
+      <w:proofErr w:type="spellEnd"/>
+      <w:r>
+        <w:rPr>
+          <w:color w:val="FF0000"/>
+          <w:sz w:val="2"/>
+          <w:szCs w:val="2"/>
+        </w:rPr>
+        <w:t>}</w:t>
       </w:r>
     </w:p>
     <w:p>
@@ -11384,7 +11911,25 @@
           <w:sz w:val="2"/>
           <w:szCs w:val="2"/>
         </w:rPr>
-        <w:t>${additional_resources_block}</w:t>
+        <w:t>${</w:t>
+      </w:r>
+      <w:proofErr w:type="spellStart"/>
+      <w:r>
+        <w:rPr>
+          <w:color w:val="FF0000"/>
+          <w:sz w:val="2"/>
+          <w:szCs w:val="2"/>
+        </w:rPr>
+        <w:t>additional_resources_block</w:t>
+      </w:r>
+      <w:proofErr w:type="spellEnd"/>
+      <w:r>
+        <w:rPr>
+          <w:color w:val="FF0000"/>
+          <w:sz w:val="2"/>
+          <w:szCs w:val="2"/>
+        </w:rPr>
+        <w:t>}</w:t>
       </w:r>
     </w:p>
     <w:p>
@@ -11406,7 +11951,23 @@
           <w:sz w:val="28"/>
           <w:szCs w:val="28"/>
         </w:rPr>
-        <w:t>${additional_resources_text}</w:t>
+        <w:t>${</w:t>
+      </w:r>
+      <w:proofErr w:type="spellStart"/>
+      <w:r>
+        <w:rPr>
+          <w:sz w:val="28"/>
+          <w:szCs w:val="28"/>
+        </w:rPr>
+        <w:t>additional_resources_text</w:t>
+      </w:r>
+      <w:proofErr w:type="spellEnd"/>
+      <w:r>
+        <w:rPr>
+          <w:sz w:val="28"/>
+          <w:szCs w:val="28"/>
+        </w:rPr>
+        <w:t>}</w:t>
       </w:r>
     </w:p>
     <w:p>
@@ -11424,7 +11985,25 @@
           <w:sz w:val="2"/>
           <w:szCs w:val="2"/>
         </w:rPr>
-        <w:t>${/additional_resources_block}</w:t>
+        <w:t>${/</w:t>
+      </w:r>
+      <w:proofErr w:type="spellStart"/>
+      <w:r>
+        <w:rPr>
+          <w:color w:val="FF0000"/>
+          <w:sz w:val="2"/>
+          <w:szCs w:val="2"/>
+        </w:rPr>
+        <w:t>additional_resources_block</w:t>
+      </w:r>
+      <w:proofErr w:type="spellEnd"/>
+      <w:r>
+        <w:rPr>
+          <w:color w:val="FF0000"/>
+          <w:sz w:val="2"/>
+          <w:szCs w:val="2"/>
+        </w:rPr>
+        <w:t>}</w:t>
       </w:r>
     </w:p>
     <w:p>
@@ -11499,7 +12078,25 @@
           <w:sz w:val="2"/>
           <w:szCs w:val="2"/>
         </w:rPr>
-        <w:t>${internet_resources_block}</w:t>
+        <w:t>${</w:t>
+      </w:r>
+      <w:proofErr w:type="spellStart"/>
+      <w:r>
+        <w:rPr>
+          <w:color w:val="FF0000"/>
+          <w:sz w:val="2"/>
+          <w:szCs w:val="2"/>
+        </w:rPr>
+        <w:t>internet_resources_block</w:t>
+      </w:r>
+      <w:proofErr w:type="spellEnd"/>
+      <w:r>
+        <w:rPr>
+          <w:color w:val="FF0000"/>
+          <w:sz w:val="2"/>
+          <w:szCs w:val="2"/>
+        </w:rPr>
+        <w:t>}</w:t>
       </w:r>
     </w:p>
     <w:p>
@@ -11521,7 +12118,23 @@
           <w:sz w:val="28"/>
           <w:szCs w:val="28"/>
         </w:rPr>
-        <w:t>${internet_resources_text}</w:t>
+        <w:t>${</w:t>
+      </w:r>
+      <w:proofErr w:type="spellStart"/>
+      <w:r>
+        <w:rPr>
+          <w:sz w:val="28"/>
+          <w:szCs w:val="28"/>
+        </w:rPr>
+        <w:t>internet_resources_text</w:t>
+      </w:r>
+      <w:proofErr w:type="spellEnd"/>
+      <w:r>
+        <w:rPr>
+          <w:sz w:val="28"/>
+          <w:szCs w:val="28"/>
+        </w:rPr>
+        <w:t>}</w:t>
       </w:r>
     </w:p>
     <w:p>
@@ -11540,7 +12153,25 @@
           <w:sz w:val="2"/>
           <w:szCs w:val="2"/>
         </w:rPr>
-        <w:t>${/internet_resources_block}</w:t>
+        <w:t>${/</w:t>
+      </w:r>
+      <w:proofErr w:type="spellStart"/>
+      <w:r>
+        <w:rPr>
+          <w:color w:val="FF0000"/>
+          <w:sz w:val="2"/>
+          <w:szCs w:val="2"/>
+        </w:rPr>
+        <w:t>internet_resources_block</w:t>
+      </w:r>
+      <w:proofErr w:type="spellEnd"/>
+      <w:r>
+        <w:rPr>
+          <w:color w:val="FF0000"/>
+          <w:sz w:val="2"/>
+          <w:szCs w:val="2"/>
+        </w:rPr>
+        <w:t>}</w:t>
       </w:r>
     </w:p>
     <w:p>
@@ -11601,7 +12232,23 @@
                 <w:sz w:val="28"/>
                 <w:szCs w:val="28"/>
               </w:rPr>
-              <w:t>${author_position}</w:t>
+              <w:t>${</w:t>
+            </w:r>
+            <w:proofErr w:type="spellStart"/>
+            <w:r>
+              <w:rPr>
+                <w:sz w:val="28"/>
+                <w:szCs w:val="28"/>
+              </w:rPr>
+              <w:t>author_position</w:t>
+            </w:r>
+            <w:proofErr w:type="spellEnd"/>
+            <w:r>
+              <w:rPr>
+                <w:sz w:val="28"/>
+                <w:szCs w:val="28"/>
+              </w:rPr>
+              <w:t>}</w:t>
             </w:r>
           </w:p>
         </w:tc>
@@ -11642,7 +12289,23 @@
                 <w:sz w:val="28"/>
                 <w:szCs w:val="28"/>
               </w:rPr>
-              <w:t>${author_name}</w:t>
+              <w:t>${</w:t>
+            </w:r>
+            <w:proofErr w:type="spellStart"/>
+            <w:r>
+              <w:rPr>
+                <w:sz w:val="28"/>
+                <w:szCs w:val="28"/>
+              </w:rPr>
+              <w:t>author_name</w:t>
+            </w:r>
+            <w:proofErr w:type="spellEnd"/>
+            <w:r>
+              <w:rPr>
+                <w:sz w:val="28"/>
+                <w:szCs w:val="28"/>
+              </w:rPr>
+              <w:t>}</w:t>
             </w:r>
           </w:p>
         </w:tc>
@@ -11899,7 +12562,25 @@
               <w:szCs w:val="20"/>
               <w:lang w:val="en-US"/>
             </w:rPr>
-            <w:t xml:space="preserve"> «${program_title}»</w:t>
+            <w:t xml:space="preserve"> «${</w:t>
+          </w:r>
+          <w:proofErr w:type="spellStart"/>
+          <w:r>
+            <w:rPr>
+              <w:sz w:val="20"/>
+              <w:szCs w:val="20"/>
+              <w:lang w:val="en-US"/>
+            </w:rPr>
+            <w:t>program_title</w:t>
+          </w:r>
+          <w:proofErr w:type="spellEnd"/>
+          <w:r>
+            <w:rPr>
+              <w:sz w:val="20"/>
+              <w:szCs w:val="20"/>
+              <w:lang w:val="en-US"/>
+            </w:rPr>
+            <w:t>}»</w:t>
           </w:r>
         </w:p>
       </w:tc>
@@ -11947,7 +12628,25 @@
               <w:szCs w:val="24"/>
               <w:highlight w:val="yellow"/>
             </w:rPr>
-            <w:t>${smko_code}</w:t>
+            <w:t>${</w:t>
+          </w:r>
+          <w:proofErr w:type="spellStart"/>
+          <w:r>
+            <w:rPr>
+              <w:sz w:val="24"/>
+              <w:szCs w:val="24"/>
+              <w:highlight w:val="yellow"/>
+            </w:rPr>
+            <w:t>smko_code</w:t>
+          </w:r>
+          <w:proofErr w:type="spellEnd"/>
+          <w:r>
+            <w:rPr>
+              <w:sz w:val="24"/>
+              <w:szCs w:val="24"/>
+              <w:highlight w:val="yellow"/>
+            </w:rPr>
+            <w:t>}</w:t>
           </w:r>
         </w:p>
       </w:tc>

--- a/storage/app/templates/rpd/technical.docx
+++ b/storage/app/templates/rpd/technical.docx
@@ -703,9 +703,8 @@
           <w:sz w:val="28"/>
           <w:szCs w:val="28"/>
         </w:rPr>
-        <w:t>${</w:t>
-      </w:r>
-      <w:proofErr w:type="spellStart"/>
+        <w:t>${program_title}</w:t>
+      </w:r>
       <w:r>
         <w:rPr>
           <w:b/>
@@ -714,82 +713,43 @@
           <w:sz w:val="28"/>
           <w:szCs w:val="28"/>
         </w:rPr>
-        <w:t>program_title</w:t>
-      </w:r>
-      <w:proofErr w:type="spellEnd"/>
-      <w:r>
-        <w:rPr>
-          <w:b/>
+        <w:t>»</w:t>
+      </w:r>
+    </w:p>
+    <w:p>
+      <w:pPr>
+        <w:jc w:val="center"/>
+        <w:rPr>
           <w:bCs/>
-          <w:i/>
-          <w:sz w:val="28"/>
-          <w:szCs w:val="28"/>
-        </w:rPr>
-        <w:t>}</w:t>
-      </w:r>
-      <w:r>
-        <w:rPr>
-          <w:b/>
+          <w:sz w:val="28"/>
+          <w:szCs w:val="28"/>
+        </w:rPr>
+      </w:pPr>
+    </w:p>
+    <w:p>
+      <w:pPr>
+        <w:jc w:val="center"/>
+        <w:rPr>
           <w:bCs/>
-          <w:i/>
-          <w:sz w:val="28"/>
-          <w:szCs w:val="28"/>
-        </w:rPr>
-        <w:t>»</w:t>
-      </w:r>
-    </w:p>
-    <w:p>
-      <w:pPr>
-        <w:jc w:val="center"/>
+          <w:sz w:val="28"/>
+          <w:szCs w:val="28"/>
+        </w:rPr>
+      </w:pPr>
+      <w:r>
         <w:rPr>
           <w:bCs/>
           <w:sz w:val="28"/>
           <w:szCs w:val="28"/>
         </w:rPr>
-      </w:pPr>
-    </w:p>
-    <w:p>
-      <w:pPr>
-        <w:jc w:val="center"/>
+        <w:t xml:space="preserve">Уровень сложности: </w:t>
+      </w:r>
+      <w:r>
         <w:rPr>
           <w:bCs/>
           <w:sz w:val="28"/>
           <w:szCs w:val="28"/>
         </w:rPr>
-      </w:pPr>
-      <w:r>
-        <w:rPr>
-          <w:bCs/>
-          <w:sz w:val="28"/>
-          <w:szCs w:val="28"/>
-        </w:rPr>
-        <w:t xml:space="preserve">Уровень сложности: </w:t>
-      </w:r>
-      <w:r>
-        <w:rPr>
-          <w:bCs/>
-          <w:sz w:val="28"/>
-          <w:szCs w:val="28"/>
-        </w:rPr>
-        <w:t>${</w:t>
-      </w:r>
-      <w:proofErr w:type="spellStart"/>
-      <w:r>
-        <w:rPr>
-          <w:bCs/>
-          <w:sz w:val="28"/>
-          <w:szCs w:val="28"/>
-        </w:rPr>
-        <w:t>complexity_level</w:t>
-      </w:r>
-      <w:proofErr w:type="spellEnd"/>
-      <w:r>
-        <w:rPr>
-          <w:bCs/>
-          <w:sz w:val="28"/>
-          <w:szCs w:val="28"/>
-        </w:rPr>
-        <w:t>}</w:t>
+        <w:t>${complexity_level}</w:t>
       </w:r>
     </w:p>
     <w:p>
@@ -805,23 +765,7 @@
           <w:sz w:val="28"/>
           <w:highlight w:val="yellow"/>
         </w:rPr>
-        <w:t>${</w:t>
-      </w:r>
-      <w:proofErr w:type="spellStart"/>
-      <w:r>
-        <w:rPr>
-          <w:sz w:val="28"/>
-          <w:highlight w:val="yellow"/>
-        </w:rPr>
-        <w:t>smko_code</w:t>
-      </w:r>
-      <w:proofErr w:type="spellEnd"/>
-      <w:r>
-        <w:rPr>
-          <w:sz w:val="28"/>
-          <w:highlight w:val="yellow"/>
-        </w:rPr>
-        <w:t>}</w:t>
+        <w:t>${smko_code}</w:t>
       </w:r>
     </w:p>
     <w:p>
@@ -1070,23 +1014,7 @@
           <w:sz w:val="28"/>
           <w:szCs w:val="28"/>
         </w:rPr>
-        <w:t>${</w:t>
-      </w:r>
-      <w:proofErr w:type="spellStart"/>
-      <w:r>
-        <w:rPr>
-          <w:sz w:val="28"/>
-          <w:szCs w:val="28"/>
-        </w:rPr>
-        <w:t>program_title</w:t>
-      </w:r>
-      <w:proofErr w:type="spellEnd"/>
-      <w:r>
-        <w:rPr>
-          <w:sz w:val="28"/>
-          <w:szCs w:val="28"/>
-        </w:rPr>
-        <w:t>}</w:t>
+        <w:t>${program_title}</w:t>
       </w:r>
       <w:r>
         <w:rPr>
@@ -1427,39 +1355,7 @@
           <w:sz w:val="28"/>
           <w:szCs w:val="28"/>
         </w:rPr>
-        <w:t xml:space="preserve">Методических рекомендаций по проектированию дополнительных общеразвивающих программ (включая </w:t>
-      </w:r>
-      <w:proofErr w:type="spellStart"/>
-      <w:r>
-        <w:rPr>
-          <w:sz w:val="28"/>
-          <w:szCs w:val="28"/>
-        </w:rPr>
-        <w:t>разноуровневые</w:t>
-      </w:r>
-      <w:proofErr w:type="spellEnd"/>
-      <w:r>
-        <w:rPr>
-          <w:sz w:val="28"/>
-          <w:szCs w:val="28"/>
-        </w:rPr>
-        <w:t xml:space="preserve"> программы) (письмо </w:t>
-      </w:r>
-      <w:proofErr w:type="spellStart"/>
-      <w:r>
-        <w:rPr>
-          <w:sz w:val="28"/>
-          <w:szCs w:val="28"/>
-        </w:rPr>
-        <w:t>Минобрнауки</w:t>
-      </w:r>
-      <w:proofErr w:type="spellEnd"/>
-      <w:r>
-        <w:rPr>
-          <w:sz w:val="28"/>
-          <w:szCs w:val="28"/>
-        </w:rPr>
-        <w:t xml:space="preserve"> России от 18.11.2015 № 09–3242);</w:t>
+        <w:t>Методических рекомендаций по проектированию дополнительных общеразвивающих программ (включая разноуровневые программы) (письмо Минобрнауки России от 18.11.2015 № 09–3242);</w:t>
       </w:r>
     </w:p>
     <w:p>
@@ -1480,23 +1376,7 @@
           <w:sz w:val="28"/>
           <w:szCs w:val="28"/>
         </w:rPr>
-        <w:t xml:space="preserve">Письмом </w:t>
-      </w:r>
-      <w:proofErr w:type="spellStart"/>
-      <w:r>
-        <w:rPr>
-          <w:sz w:val="28"/>
-          <w:szCs w:val="28"/>
-        </w:rPr>
-        <w:t>Минобрнауки</w:t>
-      </w:r>
-      <w:proofErr w:type="spellEnd"/>
-      <w:r>
-        <w:rPr>
-          <w:sz w:val="28"/>
-          <w:szCs w:val="28"/>
-        </w:rPr>
-        <w:t xml:space="preserve"> России от 11.12.2006 № 06-1844 «О примерных требованиях к программам дополнительного образования детей»;</w:t>
+        <w:t>Письмом Минобрнауки России от 11.12.2006 № 06-1844 «О примерных требованиях к программам дополнительного образования детей»;</w:t>
       </w:r>
     </w:p>
     <w:p>
@@ -1791,23 +1671,7 @@
           <w:sz w:val="28"/>
           <w:szCs w:val="28"/>
         </w:rPr>
-        <w:t xml:space="preserve"> творчеством обучающихся; расширить их возможности информационно-технической адаптации посредством формирования базы знаний и навыков в области основ современных технологий; достижение обучающимися планируемых </w:t>
-      </w:r>
-      <w:proofErr w:type="spellStart"/>
-      <w:r>
-        <w:rPr>
-          <w:sz w:val="28"/>
-          <w:szCs w:val="28"/>
-        </w:rPr>
-        <w:t>метапредметных</w:t>
-      </w:r>
-      <w:proofErr w:type="spellEnd"/>
-      <w:r>
-        <w:rPr>
-          <w:sz w:val="28"/>
-          <w:szCs w:val="28"/>
-        </w:rPr>
-        <w:t xml:space="preserve"> и предметных результатов; создание комплекса психолого-педагогических мер, направленных на профессиональное самоопределение школьника.</w:t>
+        <w:t xml:space="preserve"> творчеством обучающихся; расширить их возможности информационно-технической адаптации посредством формирования базы знаний и навыков в области основ современных технологий; достижение обучающимися планируемых метапредметных и предметных результатов; создание комплекса психолого-педагогических мер, направленных на профессиональное самоопределение школьника.</w:t>
       </w:r>
     </w:p>
     <w:p>
@@ -2688,21 +2552,12 @@
           <w:szCs w:val="28"/>
         </w:rPr>
       </w:pPr>
-      <w:proofErr w:type="spellStart"/>
-      <w:r>
-        <w:rPr>
-          <w:sz w:val="28"/>
-          <w:szCs w:val="28"/>
-        </w:rPr>
-        <w:t>Метапредметные</w:t>
-      </w:r>
-      <w:proofErr w:type="spellEnd"/>
-      <w:r>
-        <w:rPr>
-          <w:sz w:val="28"/>
-          <w:szCs w:val="28"/>
-        </w:rPr>
-        <w:t>:</w:t>
+      <w:r>
+        <w:rPr>
+          <w:sz w:val="28"/>
+          <w:szCs w:val="28"/>
+        </w:rPr>
+        <w:t>Метапредметные:</w:t>
       </w:r>
     </w:p>
     <w:p>
@@ -3019,23 +2874,7 @@
           <w:b w:val="0"/>
           <w:bCs w:val="0"/>
         </w:rPr>
-        <w:t>${</w:t>
-      </w:r>
-      <w:proofErr w:type="spellStart"/>
-      <w:r>
-        <w:rPr>
-          <w:b w:val="0"/>
-          <w:bCs w:val="0"/>
-        </w:rPr>
-        <w:t>total_hours</w:t>
-      </w:r>
-      <w:proofErr w:type="spellEnd"/>
-      <w:r>
-        <w:rPr>
-          <w:b w:val="0"/>
-          <w:bCs w:val="0"/>
-        </w:rPr>
-        <w:t>}</w:t>
+        <w:t>${total_hours}</w:t>
       </w:r>
       <w:r>
         <w:rPr>
@@ -3081,17 +2920,8 @@
           <w:b w:val="0"/>
           <w:bCs w:val="0"/>
         </w:rPr>
-        <w:t>${</w:t>
-      </w:r>
-      <w:proofErr w:type="spellStart"/>
-      <w:r>
-        <w:rPr>
-          <w:b w:val="0"/>
-          <w:bCs w:val="0"/>
-        </w:rPr>
-        <w:t>education_form</w:t>
-      </w:r>
-      <w:proofErr w:type="spellEnd"/>
+        <w:t>${education_form</w:t>
+      </w:r>
       <w:r>
         <w:rPr>
           <w:b w:val="0"/>
@@ -3157,17 +2987,8 @@
           <w:sz w:val="28"/>
           <w:szCs w:val="28"/>
         </w:rPr>
-        <w:t>${</w:t>
-      </w:r>
-      <w:proofErr w:type="spellStart"/>
-      <w:r>
-        <w:rPr>
-          <w:sz w:val="28"/>
-          <w:szCs w:val="28"/>
-        </w:rPr>
-        <w:t>study_mode</w:t>
-      </w:r>
-      <w:proofErr w:type="spellEnd"/>
+        <w:t>${study_mode</w:t>
+      </w:r>
       <w:r>
         <w:rPr>
           <w:sz w:val="28"/>
@@ -3869,15 +3690,21 @@
     </w:p>
     <w:p>
       <w:pPr>
-        <w:pStyle w:val="BodyText"/>
-        <w:spacing w:line="360" w:lineRule="auto"/>
-        <w:ind w:left="0" w:firstLine="709"/>
-        <w:jc w:val="both"/>
-        <w:rPr>
-          <w:sz w:val="28"/>
-          <w:szCs w:val="28"/>
-        </w:rPr>
-      </w:pPr>
+        <w:rPr>
+          <w:sz w:val="28"/>
+          <w:szCs w:val="28"/>
+        </w:rPr>
+      </w:pPr>
+      <w:bookmarkStart w:id="1" w:name="_TOC_250005"/>
+      <w:r>
+        <w:rPr>
+          <w:b/>
+          <w:bCs/>
+          <w:sz w:val="28"/>
+          <w:szCs w:val="28"/>
+        </w:rPr>
+        <w:br w:type="page"/>
+      </w:r>
     </w:p>
     <w:p>
       <w:pPr>
@@ -3893,11 +3720,11 @@
         <w:ind w:left="0" w:hanging="408"/>
         <w:jc w:val="center"/>
       </w:pPr>
-      <w:bookmarkStart w:id="1" w:name="_TOC_250005"/>
       <w:r>
         <w:rPr>
           <w:spacing w:val="2"/>
         </w:rPr>
+        <w:lastRenderedPageBreak/>
         <w:t>УЧЕБНЫЙ</w:t>
       </w:r>
       <w:r>
@@ -4344,23 +4171,7 @@
                 <w:b/>
                 <w:bCs/>
               </w:rPr>
-              <w:t>${</w:t>
-            </w:r>
-            <w:proofErr w:type="spellStart"/>
-            <w:r>
-              <w:rPr>
-                <w:b/>
-                <w:bCs/>
-              </w:rPr>
-              <w:t>curriculum_number</w:t>
-            </w:r>
-            <w:proofErr w:type="spellEnd"/>
-            <w:r>
-              <w:rPr>
-                <w:b/>
-                <w:bCs/>
-              </w:rPr>
-              <w:t>}</w:t>
+              <w:t>${curriculum_number}</w:t>
             </w:r>
           </w:p>
         </w:tc>
@@ -4373,15 +4184,7 @@
               <w:pStyle w:val="p1"/>
             </w:pPr>
             <w:r>
-              <w:t>${</w:t>
-            </w:r>
-            <w:proofErr w:type="spellStart"/>
-            <w:r>
-              <w:t>curriculum_title</w:t>
-            </w:r>
-            <w:proofErr w:type="spellEnd"/>
-            <w:r>
-              <w:t>}</w:t>
+              <w:t>${curriculum_title}</w:t>
             </w:r>
           </w:p>
         </w:tc>
@@ -4394,15 +4197,7 @@
               <w:pStyle w:val="p1"/>
             </w:pPr>
             <w:r>
-              <w:t>${</w:t>
-            </w:r>
-            <w:proofErr w:type="spellStart"/>
-            <w:r>
-              <w:t>curriculum_total_hours</w:t>
-            </w:r>
-            <w:proofErr w:type="spellEnd"/>
-            <w:r>
-              <w:t>}</w:t>
+              <w:t>${curriculum_total_hours}</w:t>
             </w:r>
           </w:p>
         </w:tc>
@@ -4415,15 +4210,7 @@
               <w:pStyle w:val="p1"/>
             </w:pPr>
             <w:r>
-              <w:t>${</w:t>
-            </w:r>
-            <w:proofErr w:type="spellStart"/>
-            <w:r>
-              <w:t>curriculum_theory_hours</w:t>
-            </w:r>
-            <w:proofErr w:type="spellEnd"/>
-            <w:r>
-              <w:t>}</w:t>
+              <w:t>${curriculum_theory_hours}</w:t>
             </w:r>
           </w:p>
         </w:tc>
@@ -4436,15 +4223,7 @@
               <w:pStyle w:val="p1"/>
             </w:pPr>
             <w:r>
-              <w:t>${</w:t>
-            </w:r>
-            <w:proofErr w:type="spellStart"/>
-            <w:r>
-              <w:t>curriculum_practice_hours</w:t>
-            </w:r>
-            <w:proofErr w:type="spellEnd"/>
-            <w:r>
-              <w:t>}</w:t>
+              <w:t>${curriculum_practice_hours}</w:t>
             </w:r>
           </w:p>
         </w:tc>
@@ -4457,15 +4236,7 @@
               <w:pStyle w:val="p1"/>
             </w:pPr>
             <w:r>
-              <w:t>${</w:t>
-            </w:r>
-            <w:proofErr w:type="spellStart"/>
-            <w:r>
-              <w:t>curriculum_control</w:t>
-            </w:r>
-            <w:proofErr w:type="spellEnd"/>
-            <w:r>
-              <w:t>}</w:t>
+              <w:t>${curriculum_control}</w:t>
             </w:r>
           </w:p>
         </w:tc>
@@ -4681,25 +4452,7 @@
           <w:szCs w:val="24"/>
           <w:lang w:val="en-US"/>
         </w:rPr>
-        <w:t>${</w:t>
-      </w:r>
-      <w:proofErr w:type="spellStart"/>
-      <w:r>
-        <w:rPr>
-          <w:sz w:val="24"/>
-          <w:szCs w:val="24"/>
-          <w:lang w:val="en-US"/>
-        </w:rPr>
-        <w:t>schedule_table</w:t>
-      </w:r>
-      <w:proofErr w:type="spellEnd"/>
-      <w:r>
-        <w:rPr>
-          <w:sz w:val="24"/>
-          <w:szCs w:val="24"/>
-          <w:lang w:val="en-US"/>
-        </w:rPr>
-        <w:t>}</w:t>
+        <w:t>${schedule_table}</w:t>
       </w:r>
     </w:p>
     <w:p>
@@ -4888,15 +4641,7 @@
               <w:pStyle w:val="p1"/>
             </w:pPr>
             <w:r>
-              <w:t>${</w:t>
-            </w:r>
-            <w:proofErr w:type="spellStart"/>
-            <w:r>
-              <w:t>content_title</w:t>
-            </w:r>
-            <w:proofErr w:type="spellEnd"/>
-            <w:r>
-              <w:t>}</w:t>
+              <w:t>${content_title}</w:t>
             </w:r>
           </w:p>
         </w:tc>
@@ -4909,15 +4654,7 @@
               <w:pStyle w:val="p1"/>
             </w:pPr>
             <w:r>
-              <w:t>${</w:t>
-            </w:r>
-            <w:proofErr w:type="spellStart"/>
-            <w:r>
-              <w:t>content_text</w:t>
-            </w:r>
-            <w:proofErr w:type="spellEnd"/>
-            <w:r>
-              <w:t>}</w:t>
+              <w:t>${content_text}</w:t>
             </w:r>
           </w:p>
         </w:tc>
@@ -6519,39 +6256,7 @@
           <w:sz w:val="28"/>
           <w:szCs w:val="28"/>
         </w:rPr>
-        <w:t xml:space="preserve">области и степени освоения основных </w:t>
-      </w:r>
-      <w:proofErr w:type="spellStart"/>
-      <w:r>
-        <w:rPr>
-          <w:sz w:val="28"/>
-          <w:szCs w:val="28"/>
-        </w:rPr>
-        <w:t>общеучебных</w:t>
-      </w:r>
-      <w:proofErr w:type="spellEnd"/>
-      <w:r>
-        <w:rPr>
-          <w:sz w:val="28"/>
-          <w:szCs w:val="28"/>
-        </w:rPr>
-        <w:t xml:space="preserve"> компетенций, т. е. </w:t>
-      </w:r>
-      <w:proofErr w:type="spellStart"/>
-      <w:r>
-        <w:rPr>
-          <w:sz w:val="28"/>
-          <w:szCs w:val="28"/>
-        </w:rPr>
-        <w:t>компетентностный</w:t>
-      </w:r>
-      <w:proofErr w:type="spellEnd"/>
-      <w:r>
-        <w:rPr>
-          <w:sz w:val="28"/>
-          <w:szCs w:val="28"/>
-        </w:rPr>
-        <w:t xml:space="preserve"> </w:t>
+        <w:t xml:space="preserve">области и степени освоения основных общеучебных компетенций, т. е. компетентностный </w:t>
       </w:r>
       <w:r>
         <w:rPr>
@@ -6578,23 +6283,7 @@
           <w:sz w:val="28"/>
           <w:szCs w:val="28"/>
         </w:rPr>
-        <w:t xml:space="preserve">Основополагающими критериями эффективности реализации образовательной программы с точки зрения </w:t>
-      </w:r>
-      <w:proofErr w:type="spellStart"/>
-      <w:r>
-        <w:rPr>
-          <w:sz w:val="28"/>
-          <w:szCs w:val="28"/>
-        </w:rPr>
-        <w:t>компетентностного</w:t>
-      </w:r>
-      <w:proofErr w:type="spellEnd"/>
-      <w:r>
-        <w:rPr>
-          <w:sz w:val="28"/>
-          <w:szCs w:val="28"/>
-        </w:rPr>
-        <w:t xml:space="preserve"> подхода является:</w:t>
+        <w:t>Основополагающими критериями эффективности реализации образовательной программы с точки зрения компетентностного подхода является:</w:t>
       </w:r>
     </w:p>
     <w:p>
@@ -6626,7 +6315,6 @@
         </w:rPr>
         <w:t xml:space="preserve"> </w:t>
       </w:r>
-      <w:proofErr w:type="spellStart"/>
       <w:r>
         <w:rPr>
           <w:sz w:val="28"/>
@@ -6634,7 +6322,6 @@
         </w:rPr>
         <w:t>сформированности</w:t>
       </w:r>
-      <w:proofErr w:type="spellEnd"/>
       <w:r>
         <w:rPr>
           <w:spacing w:val="-3"/>
@@ -10239,25 +9926,7 @@
           <w:sz w:val="28"/>
           <w:szCs w:val="28"/>
         </w:rPr>
-        <w:t xml:space="preserve"> «</w:t>
-      </w:r>
-      <w:proofErr w:type="spellStart"/>
-      <w:r>
-        <w:rPr>
-          <w:spacing w:val="-2"/>
-          <w:sz w:val="28"/>
-          <w:szCs w:val="28"/>
-        </w:rPr>
-        <w:t>незачтено</w:t>
-      </w:r>
-      <w:proofErr w:type="spellEnd"/>
-      <w:r>
-        <w:rPr>
-          <w:spacing w:val="-2"/>
-          <w:sz w:val="28"/>
-          <w:szCs w:val="28"/>
-        </w:rPr>
-        <w:t>»;</w:t>
+        <w:t xml:space="preserve"> «незачтено»;</w:t>
       </w:r>
     </w:p>
     <w:p>
@@ -10448,23 +10117,7 @@
           <w:sz w:val="28"/>
           <w:szCs w:val="28"/>
         </w:rPr>
-        <w:t>ответов — «зачтено», менее 55% правильных ответов — «</w:t>
-      </w:r>
-      <w:proofErr w:type="spellStart"/>
-      <w:r>
-        <w:rPr>
-          <w:sz w:val="28"/>
-          <w:szCs w:val="28"/>
-        </w:rPr>
-        <w:t>незачтено</w:t>
-      </w:r>
-      <w:proofErr w:type="spellEnd"/>
-      <w:r>
-        <w:rPr>
-          <w:sz w:val="28"/>
-          <w:szCs w:val="28"/>
-        </w:rPr>
-        <w:t>».</w:t>
+        <w:t>ответов — «зачтено», менее 55% правильных ответов — «незачтено».</w:t>
       </w:r>
     </w:p>
     <w:p>
@@ -11128,27 +10781,7 @@
           <w:szCs w:val="2"/>
           <w:lang w:val="en-US"/>
         </w:rPr>
-        <w:t>${</w:t>
-      </w:r>
-      <w:proofErr w:type="spellStart"/>
-      <w:r>
-        <w:rPr>
-          <w:color w:val="FF0000"/>
-          <w:sz w:val="2"/>
-          <w:szCs w:val="2"/>
-          <w:lang w:val="en-US"/>
-        </w:rPr>
-        <w:t>control_survey_materials_block</w:t>
-      </w:r>
-      <w:proofErr w:type="spellEnd"/>
-      <w:r>
-        <w:rPr>
-          <w:color w:val="FF0000"/>
-          <w:sz w:val="2"/>
-          <w:szCs w:val="2"/>
-          <w:lang w:val="en-US"/>
-        </w:rPr>
-        <w:t>}</w:t>
+        <w:t>${control_survey_materials_block}</w:t>
       </w:r>
     </w:p>
     <w:p>
@@ -11175,25 +10808,7 @@
           <w:szCs w:val="28"/>
           <w:lang w:val="en-US"/>
         </w:rPr>
-        <w:t>${</w:t>
-      </w:r>
-      <w:proofErr w:type="spellStart"/>
-      <w:r>
-        <w:rPr>
-          <w:sz w:val="28"/>
-          <w:szCs w:val="28"/>
-          <w:lang w:val="en-US"/>
-        </w:rPr>
-        <w:t>control_survey_materials_text</w:t>
-      </w:r>
-      <w:proofErr w:type="spellEnd"/>
-      <w:r>
-        <w:rPr>
-          <w:sz w:val="28"/>
-          <w:szCs w:val="28"/>
-          <w:lang w:val="en-US"/>
-        </w:rPr>
-        <w:t>}</w:t>
+        <w:t>${control_survey_materials_text}</w:t>
       </w:r>
     </w:p>
     <w:p>
@@ -11214,25 +10829,7 @@
           <w:sz w:val="2"/>
           <w:szCs w:val="2"/>
         </w:rPr>
-        <w:t>${/</w:t>
-      </w:r>
-      <w:proofErr w:type="spellStart"/>
-      <w:r>
-        <w:rPr>
-          <w:color w:val="FF0000"/>
-          <w:sz w:val="2"/>
-          <w:szCs w:val="2"/>
-        </w:rPr>
-        <w:t>control_survey_materials_block</w:t>
-      </w:r>
-      <w:proofErr w:type="spellEnd"/>
-      <w:r>
-        <w:rPr>
-          <w:color w:val="FF0000"/>
-          <w:sz w:val="2"/>
-          <w:szCs w:val="2"/>
-        </w:rPr>
-        <w:t>}</w:t>
+        <w:t>${/control_survey_materials_block}</w:t>
       </w:r>
     </w:p>
     <w:p>
@@ -11314,27 +10911,7 @@
           <w:szCs w:val="2"/>
           <w:lang w:val="en-US"/>
         </w:rPr>
-        <w:t>${</w:t>
-      </w:r>
-      <w:proofErr w:type="spellStart"/>
-      <w:r>
-        <w:rPr>
-          <w:color w:val="FF0000"/>
-          <w:sz w:val="2"/>
-          <w:szCs w:val="2"/>
-          <w:lang w:val="en-US"/>
-        </w:rPr>
-        <w:t>final_practical_work_materials_block</w:t>
-      </w:r>
-      <w:proofErr w:type="spellEnd"/>
-      <w:r>
-        <w:rPr>
-          <w:color w:val="FF0000"/>
-          <w:sz w:val="2"/>
-          <w:szCs w:val="2"/>
-          <w:lang w:val="en-US"/>
-        </w:rPr>
-        <w:t>}</w:t>
+        <w:t>${final_practical_work_materials_block}</w:t>
       </w:r>
     </w:p>
     <w:p>
@@ -11361,25 +10938,7 @@
           <w:szCs w:val="28"/>
           <w:lang w:val="en-US"/>
         </w:rPr>
-        <w:t>${</w:t>
-      </w:r>
-      <w:proofErr w:type="spellStart"/>
-      <w:r>
-        <w:rPr>
-          <w:sz w:val="28"/>
-          <w:szCs w:val="28"/>
-          <w:lang w:val="en-US"/>
-        </w:rPr>
-        <w:t>final_practical_work_materials_text</w:t>
-      </w:r>
-      <w:proofErr w:type="spellEnd"/>
-      <w:r>
-        <w:rPr>
-          <w:sz w:val="28"/>
-          <w:szCs w:val="28"/>
-          <w:lang w:val="en-US"/>
-        </w:rPr>
-        <w:t>}</w:t>
+        <w:t>${final_practical_work_materials_text}</w:t>
       </w:r>
     </w:p>
     <w:p>
@@ -11402,27 +10961,7 @@
           <w:szCs w:val="2"/>
           <w:lang w:val="en-US"/>
         </w:rPr>
-        <w:t>${/</w:t>
-      </w:r>
-      <w:proofErr w:type="spellStart"/>
-      <w:r>
-        <w:rPr>
-          <w:color w:val="FF0000"/>
-          <w:sz w:val="2"/>
-          <w:szCs w:val="2"/>
-          <w:lang w:val="en-US"/>
-        </w:rPr>
-        <w:t>final_practical_work_materials_block</w:t>
-      </w:r>
-      <w:proofErr w:type="spellEnd"/>
-      <w:r>
-        <w:rPr>
-          <w:color w:val="FF0000"/>
-          <w:sz w:val="2"/>
-          <w:szCs w:val="2"/>
-          <w:lang w:val="en-US"/>
-        </w:rPr>
-        <w:t>}</w:t>
+        <w:t>${/final_practical_work_materials_block}</w:t>
       </w:r>
     </w:p>
     <w:p>
@@ -11550,25 +11089,7 @@
           <w:szCs w:val="28"/>
           <w:lang w:val="en-US"/>
         </w:rPr>
-        <w:t>${</w:t>
-      </w:r>
-      <w:proofErr w:type="spellStart"/>
-      <w:r>
-        <w:rPr>
-          <w:sz w:val="28"/>
-          <w:szCs w:val="28"/>
-          <w:lang w:val="en-US"/>
-        </w:rPr>
-        <w:t>project_topics_text</w:t>
-      </w:r>
-      <w:proofErr w:type="spellEnd"/>
-      <w:r>
-        <w:rPr>
-          <w:sz w:val="28"/>
-          <w:szCs w:val="28"/>
-          <w:lang w:val="en-US"/>
-        </w:rPr>
-        <w:t>}</w:t>
+        <w:t>${project_topics_text}</w:t>
       </w:r>
     </w:p>
     <w:p>
@@ -11591,27 +11112,7 @@
           <w:szCs w:val="2"/>
           <w:lang w:val="en-US"/>
         </w:rPr>
-        <w:t>${/</w:t>
-      </w:r>
-      <w:proofErr w:type="spellStart"/>
-      <w:r>
-        <w:rPr>
-          <w:color w:val="FF0000"/>
-          <w:sz w:val="2"/>
-          <w:szCs w:val="2"/>
-          <w:lang w:val="en-US"/>
-        </w:rPr>
-        <w:t>project_topics_block</w:t>
-      </w:r>
-      <w:proofErr w:type="spellEnd"/>
-      <w:r>
-        <w:rPr>
-          <w:color w:val="FF0000"/>
-          <w:sz w:val="2"/>
-          <w:szCs w:val="2"/>
-          <w:lang w:val="en-US"/>
-        </w:rPr>
-        <w:t>}</w:t>
+        <w:t>${/project_topics_block}</w:t>
       </w:r>
     </w:p>
     <w:p>
@@ -11811,23 +11312,7 @@
           <w:sz w:val="28"/>
           <w:szCs w:val="28"/>
         </w:rPr>
-        <w:t>${</w:t>
-      </w:r>
-      <w:proofErr w:type="spellStart"/>
-      <w:r>
-        <w:rPr>
-          <w:sz w:val="28"/>
-          <w:szCs w:val="28"/>
-        </w:rPr>
-        <w:t>main_recommended_resources_text</w:t>
-      </w:r>
-      <w:proofErr w:type="spellEnd"/>
-      <w:r>
-        <w:rPr>
-          <w:sz w:val="28"/>
-          <w:szCs w:val="28"/>
-        </w:rPr>
-        <w:t>}</w:t>
+        <w:t>${main_recommended_resources_text}</w:t>
       </w:r>
     </w:p>
     <w:p>
@@ -11846,25 +11331,7 @@
           <w:sz w:val="2"/>
           <w:szCs w:val="2"/>
         </w:rPr>
-        <w:t>${/</w:t>
-      </w:r>
-      <w:proofErr w:type="spellStart"/>
-      <w:r>
-        <w:rPr>
-          <w:color w:val="FF0000"/>
-          <w:sz w:val="2"/>
-          <w:szCs w:val="2"/>
-        </w:rPr>
-        <w:t>main_recommended_resources_block</w:t>
-      </w:r>
-      <w:proofErr w:type="spellEnd"/>
-      <w:r>
-        <w:rPr>
-          <w:color w:val="FF0000"/>
-          <w:sz w:val="2"/>
-          <w:szCs w:val="2"/>
-        </w:rPr>
-        <w:t>}</w:t>
+        <w:t>${/main_recommended_resources_block}</w:t>
       </w:r>
     </w:p>
     <w:p>
@@ -11911,25 +11378,7 @@
           <w:sz w:val="2"/>
           <w:szCs w:val="2"/>
         </w:rPr>
-        <w:t>${</w:t>
-      </w:r>
-      <w:proofErr w:type="spellStart"/>
-      <w:r>
-        <w:rPr>
-          <w:color w:val="FF0000"/>
-          <w:sz w:val="2"/>
-          <w:szCs w:val="2"/>
-        </w:rPr>
-        <w:t>additional_resources_block</w:t>
-      </w:r>
-      <w:proofErr w:type="spellEnd"/>
-      <w:r>
-        <w:rPr>
-          <w:color w:val="FF0000"/>
-          <w:sz w:val="2"/>
-          <w:szCs w:val="2"/>
-        </w:rPr>
-        <w:t>}</w:t>
+        <w:t>${additional_resources_block}</w:t>
       </w:r>
     </w:p>
     <w:p>
@@ -11951,23 +11400,7 @@
           <w:sz w:val="28"/>
           <w:szCs w:val="28"/>
         </w:rPr>
-        <w:t>${</w:t>
-      </w:r>
-      <w:proofErr w:type="spellStart"/>
-      <w:r>
-        <w:rPr>
-          <w:sz w:val="28"/>
-          <w:szCs w:val="28"/>
-        </w:rPr>
-        <w:t>additional_resources_text</w:t>
-      </w:r>
-      <w:proofErr w:type="spellEnd"/>
-      <w:r>
-        <w:rPr>
-          <w:sz w:val="28"/>
-          <w:szCs w:val="28"/>
-        </w:rPr>
-        <w:t>}</w:t>
+        <w:t>${additional_resources_text}</w:t>
       </w:r>
     </w:p>
     <w:p>
@@ -11985,25 +11418,7 @@
           <w:sz w:val="2"/>
           <w:szCs w:val="2"/>
         </w:rPr>
-        <w:t>${/</w:t>
-      </w:r>
-      <w:proofErr w:type="spellStart"/>
-      <w:r>
-        <w:rPr>
-          <w:color w:val="FF0000"/>
-          <w:sz w:val="2"/>
-          <w:szCs w:val="2"/>
-        </w:rPr>
-        <w:t>additional_resources_block</w:t>
-      </w:r>
-      <w:proofErr w:type="spellEnd"/>
-      <w:r>
-        <w:rPr>
-          <w:color w:val="FF0000"/>
-          <w:sz w:val="2"/>
-          <w:szCs w:val="2"/>
-        </w:rPr>
-        <w:t>}</w:t>
+        <w:t>${/additional_resources_block}</w:t>
       </w:r>
     </w:p>
     <w:p>
@@ -12078,25 +11493,7 @@
           <w:sz w:val="2"/>
           <w:szCs w:val="2"/>
         </w:rPr>
-        <w:t>${</w:t>
-      </w:r>
-      <w:proofErr w:type="spellStart"/>
-      <w:r>
-        <w:rPr>
-          <w:color w:val="FF0000"/>
-          <w:sz w:val="2"/>
-          <w:szCs w:val="2"/>
-        </w:rPr>
-        <w:t>internet_resources_block</w:t>
-      </w:r>
-      <w:proofErr w:type="spellEnd"/>
-      <w:r>
-        <w:rPr>
-          <w:color w:val="FF0000"/>
-          <w:sz w:val="2"/>
-          <w:szCs w:val="2"/>
-        </w:rPr>
-        <w:t>}</w:t>
+        <w:t>${internet_resources_block}</w:t>
       </w:r>
     </w:p>
     <w:p>
@@ -12118,23 +11515,7 @@
           <w:sz w:val="28"/>
           <w:szCs w:val="28"/>
         </w:rPr>
-        <w:t>${</w:t>
-      </w:r>
-      <w:proofErr w:type="spellStart"/>
-      <w:r>
-        <w:rPr>
-          <w:sz w:val="28"/>
-          <w:szCs w:val="28"/>
-        </w:rPr>
-        <w:t>internet_resources_text</w:t>
-      </w:r>
-      <w:proofErr w:type="spellEnd"/>
-      <w:r>
-        <w:rPr>
-          <w:sz w:val="28"/>
-          <w:szCs w:val="28"/>
-        </w:rPr>
-        <w:t>}</w:t>
+        <w:t>${internet_resources_text}</w:t>
       </w:r>
     </w:p>
     <w:p>
@@ -12153,25 +11534,7 @@
           <w:sz w:val="2"/>
           <w:szCs w:val="2"/>
         </w:rPr>
-        <w:t>${/</w:t>
-      </w:r>
-      <w:proofErr w:type="spellStart"/>
-      <w:r>
-        <w:rPr>
-          <w:color w:val="FF0000"/>
-          <w:sz w:val="2"/>
-          <w:szCs w:val="2"/>
-        </w:rPr>
-        <w:t>internet_resources_block</w:t>
-      </w:r>
-      <w:proofErr w:type="spellEnd"/>
-      <w:r>
-        <w:rPr>
-          <w:color w:val="FF0000"/>
-          <w:sz w:val="2"/>
-          <w:szCs w:val="2"/>
-        </w:rPr>
-        <w:t>}</w:t>
+        <w:t>${/internet_resources_block}</w:t>
       </w:r>
     </w:p>
     <w:p>
@@ -12232,23 +11595,7 @@
                 <w:sz w:val="28"/>
                 <w:szCs w:val="28"/>
               </w:rPr>
-              <w:t>${</w:t>
-            </w:r>
-            <w:proofErr w:type="spellStart"/>
-            <w:r>
-              <w:rPr>
-                <w:sz w:val="28"/>
-                <w:szCs w:val="28"/>
-              </w:rPr>
-              <w:t>author_position</w:t>
-            </w:r>
-            <w:proofErr w:type="spellEnd"/>
-            <w:r>
-              <w:rPr>
-                <w:sz w:val="28"/>
-                <w:szCs w:val="28"/>
-              </w:rPr>
-              <w:t>}</w:t>
+              <w:t>${author_position}</w:t>
             </w:r>
           </w:p>
         </w:tc>
@@ -12289,23 +11636,7 @@
                 <w:sz w:val="28"/>
                 <w:szCs w:val="28"/>
               </w:rPr>
-              <w:t>${</w:t>
-            </w:r>
-            <w:proofErr w:type="spellStart"/>
-            <w:r>
-              <w:rPr>
-                <w:sz w:val="28"/>
-                <w:szCs w:val="28"/>
-              </w:rPr>
-              <w:t>author_name</w:t>
-            </w:r>
-            <w:proofErr w:type="spellEnd"/>
-            <w:r>
-              <w:rPr>
-                <w:sz w:val="28"/>
-                <w:szCs w:val="28"/>
-              </w:rPr>
-              <w:t>}</w:t>
+              <w:t>${author_name}</w:t>
             </w:r>
           </w:p>
         </w:tc>
@@ -12562,25 +11893,7 @@
               <w:szCs w:val="20"/>
               <w:lang w:val="en-US"/>
             </w:rPr>
-            <w:t xml:space="preserve"> «${</w:t>
-          </w:r>
-          <w:proofErr w:type="spellStart"/>
-          <w:r>
-            <w:rPr>
-              <w:sz w:val="20"/>
-              <w:szCs w:val="20"/>
-              <w:lang w:val="en-US"/>
-            </w:rPr>
-            <w:t>program_title</w:t>
-          </w:r>
-          <w:proofErr w:type="spellEnd"/>
-          <w:r>
-            <w:rPr>
-              <w:sz w:val="20"/>
-              <w:szCs w:val="20"/>
-              <w:lang w:val="en-US"/>
-            </w:rPr>
-            <w:t>}»</w:t>
+            <w:t xml:space="preserve"> «${program_title}»</w:t>
           </w:r>
         </w:p>
       </w:tc>
@@ -12628,25 +11941,7 @@
               <w:szCs w:val="24"/>
               <w:highlight w:val="yellow"/>
             </w:rPr>
-            <w:t>${</w:t>
-          </w:r>
-          <w:proofErr w:type="spellStart"/>
-          <w:r>
-            <w:rPr>
-              <w:sz w:val="24"/>
-              <w:szCs w:val="24"/>
-              <w:highlight w:val="yellow"/>
-            </w:rPr>
-            <w:t>smko_code</w:t>
-          </w:r>
-          <w:proofErr w:type="spellEnd"/>
-          <w:r>
-            <w:rPr>
-              <w:sz w:val="24"/>
-              <w:szCs w:val="24"/>
-              <w:highlight w:val="yellow"/>
-            </w:rPr>
-            <w:t>}</w:t>
+            <w:t>${smko_code}</w:t>
           </w:r>
         </w:p>
       </w:tc>

--- a/storage/app/templates/rpd/technical.docx
+++ b/storage/app/templates/rpd/technical.docx
@@ -703,8 +703,9 @@
           <w:sz w:val="28"/>
           <w:szCs w:val="28"/>
         </w:rPr>
-        <w:t>${program_title}</w:t>
-      </w:r>
+        <w:t>${</w:t>
+      </w:r>
+      <w:proofErr w:type="spellStart"/>
       <w:r>
         <w:rPr>
           <w:b/>
@@ -713,6 +714,27 @@
           <w:sz w:val="28"/>
           <w:szCs w:val="28"/>
         </w:rPr>
+        <w:t>program_title</w:t>
+      </w:r>
+      <w:proofErr w:type="spellEnd"/>
+      <w:r>
+        <w:rPr>
+          <w:b/>
+          <w:bCs/>
+          <w:i/>
+          <w:sz w:val="28"/>
+          <w:szCs w:val="28"/>
+        </w:rPr>
+        <w:t>}</w:t>
+      </w:r>
+      <w:r>
+        <w:rPr>
+          <w:b/>
+          <w:bCs/>
+          <w:i/>
+          <w:sz w:val="28"/>
+          <w:szCs w:val="28"/>
+        </w:rPr>
         <w:t>»</w:t>
       </w:r>
     </w:p>
@@ -749,7 +771,25 @@
           <w:sz w:val="28"/>
           <w:szCs w:val="28"/>
         </w:rPr>
-        <w:t>${complexity_level}</w:t>
+        <w:t>${</w:t>
+      </w:r>
+      <w:proofErr w:type="spellStart"/>
+      <w:r>
+        <w:rPr>
+          <w:bCs/>
+          <w:sz w:val="28"/>
+          <w:szCs w:val="28"/>
+        </w:rPr>
+        <w:t>complexity_level</w:t>
+      </w:r>
+      <w:proofErr w:type="spellEnd"/>
+      <w:r>
+        <w:rPr>
+          <w:bCs/>
+          <w:sz w:val="28"/>
+          <w:szCs w:val="28"/>
+        </w:rPr>
+        <w:t>}</w:t>
       </w:r>
     </w:p>
     <w:p>
@@ -765,7 +805,23 @@
           <w:sz w:val="28"/>
           <w:highlight w:val="yellow"/>
         </w:rPr>
-        <w:t>${smko_code}</w:t>
+        <w:t>${</w:t>
+      </w:r>
+      <w:proofErr w:type="spellStart"/>
+      <w:r>
+        <w:rPr>
+          <w:sz w:val="28"/>
+          <w:highlight w:val="yellow"/>
+        </w:rPr>
+        <w:t>smko_code</w:t>
+      </w:r>
+      <w:proofErr w:type="spellEnd"/>
+      <w:r>
+        <w:rPr>
+          <w:sz w:val="28"/>
+          <w:highlight w:val="yellow"/>
+        </w:rPr>
+        <w:t>}</w:t>
       </w:r>
     </w:p>
     <w:p>
@@ -1014,7 +1070,23 @@
           <w:sz w:val="28"/>
           <w:szCs w:val="28"/>
         </w:rPr>
-        <w:t>${program_title}</w:t>
+        <w:t>${</w:t>
+      </w:r>
+      <w:proofErr w:type="spellStart"/>
+      <w:r>
+        <w:rPr>
+          <w:sz w:val="28"/>
+          <w:szCs w:val="28"/>
+        </w:rPr>
+        <w:t>program_title</w:t>
+      </w:r>
+      <w:proofErr w:type="spellEnd"/>
+      <w:r>
+        <w:rPr>
+          <w:sz w:val="28"/>
+          <w:szCs w:val="28"/>
+        </w:rPr>
+        <w:t>}</w:t>
       </w:r>
       <w:r>
         <w:rPr>
@@ -1355,7 +1427,39 @@
           <w:sz w:val="28"/>
           <w:szCs w:val="28"/>
         </w:rPr>
-        <w:t>Методических рекомендаций по проектированию дополнительных общеразвивающих программ (включая разноуровневые программы) (письмо Минобрнауки России от 18.11.2015 № 09–3242);</w:t>
+        <w:t xml:space="preserve">Методических рекомендаций по проектированию дополнительных общеразвивающих программ (включая </w:t>
+      </w:r>
+      <w:proofErr w:type="spellStart"/>
+      <w:r>
+        <w:rPr>
+          <w:sz w:val="28"/>
+          <w:szCs w:val="28"/>
+        </w:rPr>
+        <w:t>разноуровневые</w:t>
+      </w:r>
+      <w:proofErr w:type="spellEnd"/>
+      <w:r>
+        <w:rPr>
+          <w:sz w:val="28"/>
+          <w:szCs w:val="28"/>
+        </w:rPr>
+        <w:t xml:space="preserve"> программы) (письмо </w:t>
+      </w:r>
+      <w:proofErr w:type="spellStart"/>
+      <w:r>
+        <w:rPr>
+          <w:sz w:val="28"/>
+          <w:szCs w:val="28"/>
+        </w:rPr>
+        <w:t>Минобрнауки</w:t>
+      </w:r>
+      <w:proofErr w:type="spellEnd"/>
+      <w:r>
+        <w:rPr>
+          <w:sz w:val="28"/>
+          <w:szCs w:val="28"/>
+        </w:rPr>
+        <w:t xml:space="preserve"> России от 18.11.2015 № 09–3242);</w:t>
       </w:r>
     </w:p>
     <w:p>
@@ -1376,7 +1480,23 @@
           <w:sz w:val="28"/>
           <w:szCs w:val="28"/>
         </w:rPr>
-        <w:t>Письмом Минобрнауки России от 11.12.2006 № 06-1844 «О примерных требованиях к программам дополнительного образования детей»;</w:t>
+        <w:t xml:space="preserve">Письмом </w:t>
+      </w:r>
+      <w:proofErr w:type="spellStart"/>
+      <w:r>
+        <w:rPr>
+          <w:sz w:val="28"/>
+          <w:szCs w:val="28"/>
+        </w:rPr>
+        <w:t>Минобрнауки</w:t>
+      </w:r>
+      <w:proofErr w:type="spellEnd"/>
+      <w:r>
+        <w:rPr>
+          <w:sz w:val="28"/>
+          <w:szCs w:val="28"/>
+        </w:rPr>
+        <w:t xml:space="preserve"> России от 11.12.2006 № 06-1844 «О примерных требованиях к программам дополнительного образования детей»;</w:t>
       </w:r>
     </w:p>
     <w:p>
@@ -1671,7 +1791,23 @@
           <w:sz w:val="28"/>
           <w:szCs w:val="28"/>
         </w:rPr>
-        <w:t xml:space="preserve"> творчеством обучающихся; расширить их возможности информационно-технической адаптации посредством формирования базы знаний и навыков в области основ современных технологий; достижение обучающимися планируемых метапредметных и предметных результатов; создание комплекса психолого-педагогических мер, направленных на профессиональное самоопределение школьника.</w:t>
+        <w:t xml:space="preserve"> творчеством обучающихся; расширить их возможности информационно-технической адаптации посредством формирования базы знаний и навыков в области основ современных технологий; достижение обучающимися планируемых </w:t>
+      </w:r>
+      <w:proofErr w:type="spellStart"/>
+      <w:r>
+        <w:rPr>
+          <w:sz w:val="28"/>
+          <w:szCs w:val="28"/>
+        </w:rPr>
+        <w:t>метапредметных</w:t>
+      </w:r>
+      <w:proofErr w:type="spellEnd"/>
+      <w:r>
+        <w:rPr>
+          <w:sz w:val="28"/>
+          <w:szCs w:val="28"/>
+        </w:rPr>
+        <w:t xml:space="preserve"> и предметных результатов; создание комплекса психолого-педагогических мер, направленных на профессиональное самоопределение школьника.</w:t>
       </w:r>
     </w:p>
     <w:p>
@@ -2552,12 +2688,21 @@
           <w:szCs w:val="28"/>
         </w:rPr>
       </w:pPr>
-      <w:r>
-        <w:rPr>
-          <w:sz w:val="28"/>
-          <w:szCs w:val="28"/>
-        </w:rPr>
-        <w:t>Метапредметные:</w:t>
+      <w:proofErr w:type="spellStart"/>
+      <w:r>
+        <w:rPr>
+          <w:sz w:val="28"/>
+          <w:szCs w:val="28"/>
+        </w:rPr>
+        <w:t>Метапредметные</w:t>
+      </w:r>
+      <w:proofErr w:type="spellEnd"/>
+      <w:r>
+        <w:rPr>
+          <w:sz w:val="28"/>
+          <w:szCs w:val="28"/>
+        </w:rPr>
+        <w:t>:</w:t>
       </w:r>
     </w:p>
     <w:p>
@@ -2874,7 +3019,23 @@
           <w:b w:val="0"/>
           <w:bCs w:val="0"/>
         </w:rPr>
-        <w:t>${total_hours}</w:t>
+        <w:t>${</w:t>
+      </w:r>
+      <w:proofErr w:type="spellStart"/>
+      <w:r>
+        <w:rPr>
+          <w:b w:val="0"/>
+          <w:bCs w:val="0"/>
+        </w:rPr>
+        <w:t>total_hours</w:t>
+      </w:r>
+      <w:proofErr w:type="spellEnd"/>
+      <w:r>
+        <w:rPr>
+          <w:b w:val="0"/>
+          <w:bCs w:val="0"/>
+        </w:rPr>
+        <w:t>}</w:t>
       </w:r>
       <w:r>
         <w:rPr>
@@ -2920,8 +3081,17 @@
           <w:b w:val="0"/>
           <w:bCs w:val="0"/>
         </w:rPr>
-        <w:t>${education_form</w:t>
-      </w:r>
+        <w:t>${</w:t>
+      </w:r>
+      <w:proofErr w:type="spellStart"/>
+      <w:r>
+        <w:rPr>
+          <w:b w:val="0"/>
+          <w:bCs w:val="0"/>
+        </w:rPr>
+        <w:t>education_form</w:t>
+      </w:r>
+      <w:proofErr w:type="spellEnd"/>
       <w:r>
         <w:rPr>
           <w:b w:val="0"/>
@@ -2987,8 +3157,17 @@
           <w:sz w:val="28"/>
           <w:szCs w:val="28"/>
         </w:rPr>
-        <w:t>${study_mode</w:t>
-      </w:r>
+        <w:t>${</w:t>
+      </w:r>
+      <w:proofErr w:type="spellStart"/>
+      <w:r>
+        <w:rPr>
+          <w:sz w:val="28"/>
+          <w:szCs w:val="28"/>
+        </w:rPr>
+        <w:t>study_mode</w:t>
+      </w:r>
+      <w:proofErr w:type="spellEnd"/>
       <w:r>
         <w:rPr>
           <w:sz w:val="28"/>
@@ -3759,24 +3938,24 @@
         <w:tblLook w:val="01E0" w:firstRow="1" w:lastRow="1" w:firstColumn="1" w:lastColumn="1" w:noHBand="0" w:noVBand="0"/>
       </w:tblPr>
       <w:tblGrid>
-        <w:gridCol w:w="695"/>
-        <w:gridCol w:w="4267"/>
+        <w:gridCol w:w="559"/>
+        <w:gridCol w:w="4253"/>
+        <w:gridCol w:w="709"/>
         <w:gridCol w:w="850"/>
         <w:gridCol w:w="992"/>
-        <w:gridCol w:w="1418"/>
-        <w:gridCol w:w="1383"/>
+        <w:gridCol w:w="2242"/>
       </w:tblGrid>
       <w:tr>
         <w:trPr>
+          <w:cantSplit/>
           <w:trHeight w:val="368"/>
           <w:tblHeader/>
           <w:jc w:val="center"/>
         </w:trPr>
         <w:tc>
           <w:tcPr>
-            <w:tcW w:w="695" w:type="dxa"/>
+            <w:tcW w:w="559" w:type="dxa"/>
             <w:vMerge w:val="restart"/>
-            <w:vAlign w:val="center"/>
           </w:tcPr>
           <w:p>
             <w:pPr>
@@ -3833,9 +4012,8 @@
         </w:tc>
         <w:tc>
           <w:tcPr>
-            <w:tcW w:w="4267" w:type="dxa"/>
+            <w:tcW w:w="4253" w:type="dxa"/>
             <w:vMerge w:val="restart"/>
-            <w:vAlign w:val="center"/>
           </w:tcPr>
           <w:p>
             <w:pPr>
@@ -3918,9 +4096,8 @@
         </w:tc>
         <w:tc>
           <w:tcPr>
-            <w:tcW w:w="850" w:type="dxa"/>
+            <w:tcW w:w="709" w:type="dxa"/>
             <w:vMerge w:val="restart"/>
-            <w:vAlign w:val="center"/>
           </w:tcPr>
           <w:p>
             <w:pPr>
@@ -3943,9 +4120,8 @@
         </w:tc>
         <w:tc>
           <w:tcPr>
-            <w:tcW w:w="3793" w:type="dxa"/>
+            <w:tcW w:w="4084" w:type="dxa"/>
             <w:gridSpan w:val="3"/>
-            <w:vAlign w:val="center"/>
           </w:tcPr>
           <w:p>
             <w:pPr>
@@ -3999,18 +4175,18 @@
       </w:tr>
       <w:tr>
         <w:trPr>
+          <w:cantSplit/>
           <w:trHeight w:val="468"/>
           <w:tblHeader/>
           <w:jc w:val="center"/>
         </w:trPr>
         <w:tc>
           <w:tcPr>
-            <w:tcW w:w="695" w:type="dxa"/>
+            <w:tcW w:w="559" w:type="dxa"/>
             <w:vMerge/>
             <w:tcBorders>
               <w:top w:val="nil"/>
             </w:tcBorders>
-            <w:vAlign w:val="center"/>
           </w:tcPr>
           <w:p>
             <w:pPr>
@@ -4024,12 +4200,29 @@
         </w:tc>
         <w:tc>
           <w:tcPr>
-            <w:tcW w:w="4267" w:type="dxa"/>
+            <w:tcW w:w="4253" w:type="dxa"/>
             <w:vMerge/>
             <w:tcBorders>
               <w:top w:val="nil"/>
             </w:tcBorders>
-            <w:vAlign w:val="center"/>
+          </w:tcPr>
+          <w:p>
+            <w:pPr>
+              <w:jc w:val="center"/>
+              <w:rPr>
+                <w:sz w:val="24"/>
+                <w:szCs w:val="24"/>
+              </w:rPr>
+            </w:pPr>
+          </w:p>
+        </w:tc>
+        <w:tc>
+          <w:tcPr>
+            <w:tcW w:w="709" w:type="dxa"/>
+            <w:vMerge/>
+            <w:tcBorders>
+              <w:top w:val="nil"/>
+            </w:tcBorders>
           </w:tcPr>
           <w:p>
             <w:pPr>
@@ -4044,26 +4237,6 @@
         <w:tc>
           <w:tcPr>
             <w:tcW w:w="850" w:type="dxa"/>
-            <w:vMerge/>
-            <w:tcBorders>
-              <w:top w:val="nil"/>
-            </w:tcBorders>
-            <w:vAlign w:val="center"/>
-          </w:tcPr>
-          <w:p>
-            <w:pPr>
-              <w:jc w:val="center"/>
-              <w:rPr>
-                <w:sz w:val="24"/>
-                <w:szCs w:val="24"/>
-              </w:rPr>
-            </w:pPr>
-          </w:p>
-        </w:tc>
-        <w:tc>
-          <w:tcPr>
-            <w:tcW w:w="992" w:type="dxa"/>
-            <w:vAlign w:val="center"/>
           </w:tcPr>
           <w:p>
             <w:pPr>
@@ -4086,8 +4259,7 @@
         </w:tc>
         <w:tc>
           <w:tcPr>
-            <w:tcW w:w="1418" w:type="dxa"/>
-            <w:vAlign w:val="center"/>
+            <w:tcW w:w="992" w:type="dxa"/>
           </w:tcPr>
           <w:p>
             <w:pPr>
@@ -4110,8 +4282,7 @@
         </w:tc>
         <w:tc>
           <w:tcPr>
-            <w:tcW w:w="1383" w:type="dxa"/>
-            <w:vAlign w:val="center"/>
+            <w:tcW w:w="2242" w:type="dxa"/>
           </w:tcPr>
           <w:p>
             <w:pPr>
@@ -4151,12 +4322,14 @@
       </w:tr>
       <w:tr>
         <w:trPr>
+          <w:cantSplit/>
           <w:trHeight w:val="508"/>
+          <w:tblHeader/>
           <w:jc w:val="center"/>
         </w:trPr>
         <w:tc>
           <w:tcPr>
-            <w:tcW w:w="695" w:type="dxa"/>
+            <w:tcW w:w="559" w:type="dxa"/>
           </w:tcPr>
           <w:p>
             <w:pPr>
@@ -4171,20 +4344,65 @@
                 <w:b/>
                 <w:bCs/>
               </w:rPr>
-              <w:t>${curriculum_number}</w:t>
+              <w:t>${</w:t>
+            </w:r>
+            <w:proofErr w:type="spellStart"/>
+            <w:r>
+              <w:rPr>
+                <w:b/>
+                <w:bCs/>
+              </w:rPr>
+              <w:t>curriculum_number</w:t>
+            </w:r>
+            <w:proofErr w:type="spellEnd"/>
+            <w:r>
+              <w:rPr>
+                <w:b/>
+                <w:bCs/>
+              </w:rPr>
+              <w:t>}</w:t>
             </w:r>
           </w:p>
         </w:tc>
         <w:tc>
           <w:tcPr>
-            <w:tcW w:w="4267" w:type="dxa"/>
+            <w:tcW w:w="4253" w:type="dxa"/>
           </w:tcPr>
           <w:p>
             <w:pPr>
               <w:pStyle w:val="p1"/>
             </w:pPr>
             <w:r>
-              <w:t>${curriculum_title}</w:t>
+              <w:t>${</w:t>
+            </w:r>
+            <w:proofErr w:type="spellStart"/>
+            <w:r>
+              <w:t>curriculum_title</w:t>
+            </w:r>
+            <w:proofErr w:type="spellEnd"/>
+            <w:r>
+              <w:t>}</w:t>
+            </w:r>
+          </w:p>
+        </w:tc>
+        <w:tc>
+          <w:tcPr>
+            <w:tcW w:w="709" w:type="dxa"/>
+          </w:tcPr>
+          <w:p>
+            <w:pPr>
+              <w:pStyle w:val="p1"/>
+            </w:pPr>
+            <w:r>
+              <w:t>${</w:t>
+            </w:r>
+            <w:proofErr w:type="spellStart"/>
+            <w:r>
+              <w:t>curriculum_total_hours</w:t>
+            </w:r>
+            <w:proofErr w:type="spellEnd"/>
+            <w:r>
+              <w:t>}</w:t>
             </w:r>
           </w:p>
         </w:tc>
@@ -4197,7 +4415,15 @@
               <w:pStyle w:val="p1"/>
             </w:pPr>
             <w:r>
-              <w:t>${curriculum_total_hours}</w:t>
+              <w:t>${</w:t>
+            </w:r>
+            <w:proofErr w:type="spellStart"/>
+            <w:r>
+              <w:t>curriculum_theory_hours</w:t>
+            </w:r>
+            <w:proofErr w:type="spellEnd"/>
+            <w:r>
+              <w:t>}</w:t>
             </w:r>
           </w:p>
         </w:tc>
@@ -4210,81 +4436,109 @@
               <w:pStyle w:val="p1"/>
             </w:pPr>
             <w:r>
-              <w:t>${curriculum_theory_hours}</w:t>
+              <w:t>${</w:t>
+            </w:r>
+            <w:proofErr w:type="spellStart"/>
+            <w:r>
+              <w:t>curriculum_practice_hours</w:t>
+            </w:r>
+            <w:proofErr w:type="spellEnd"/>
+            <w:r>
+              <w:t>}</w:t>
             </w:r>
           </w:p>
         </w:tc>
         <w:tc>
           <w:tcPr>
-            <w:tcW w:w="1418" w:type="dxa"/>
+            <w:tcW w:w="2242" w:type="dxa"/>
           </w:tcPr>
           <w:p>
             <w:pPr>
               <w:pStyle w:val="p1"/>
             </w:pPr>
             <w:r>
-              <w:t>${curriculum_practice_hours}</w:t>
+              <w:t>${</w:t>
             </w:r>
+            <w:proofErr w:type="spellStart"/>
+            <w:r>
+              <w:t>curriculum_control</w:t>
+            </w:r>
+            <w:proofErr w:type="spellEnd"/>
+            <w:r>
+              <w:t>}</w:t>
+            </w:r>
+          </w:p>
+        </w:tc>
+      </w:tr>
+      <w:tr>
+        <w:trPr>
+          <w:cantSplit/>
+          <w:trHeight w:val="508"/>
+          <w:tblHeader/>
+          <w:jc w:val="center"/>
+        </w:trPr>
+        <w:tc>
+          <w:tcPr>
+            <w:tcW w:w="559" w:type="dxa"/>
+          </w:tcPr>
+          <w:p>
+            <w:pPr>
+              <w:pStyle w:val="p1"/>
+              <w:rPr>
+                <w:b/>
+                <w:bCs/>
+              </w:rPr>
+            </w:pPr>
           </w:p>
         </w:tc>
         <w:tc>
           <w:tcPr>
-            <w:tcW w:w="1383" w:type="dxa"/>
+            <w:tcW w:w="4253" w:type="dxa"/>
           </w:tcPr>
           <w:p>
             <w:pPr>
               <w:pStyle w:val="p1"/>
             </w:pPr>
             <w:r>
-              <w:t>${curriculum_control}</w:t>
+              <w:rPr>
+                <w:b/>
+                <w:bCs/>
+                <w:lang w:val="ru-RU"/>
+              </w:rPr>
+              <w:t>ИТОГО</w:t>
             </w:r>
-          </w:p>
-        </w:tc>
-      </w:tr>
-      <w:tr>
-        <w:trPr>
-          <w:trHeight w:val="508"/>
-          <w:jc w:val="center"/>
-        </w:trPr>
-        <w:tc>
-          <w:tcPr>
-            <w:tcW w:w="695" w:type="dxa"/>
-          </w:tcPr>
-          <w:p>
-            <w:pPr>
-              <w:pStyle w:val="TableParagraph"/>
-              <w:jc w:val="both"/>
-              <w:rPr>
-                <w:spacing w:val="-5"/>
-                <w:w w:val="105"/>
-                <w:sz w:val="24"/>
-                <w:szCs w:val="24"/>
-              </w:rPr>
-            </w:pPr>
           </w:p>
         </w:tc>
         <w:tc>
           <w:tcPr>
-            <w:tcW w:w="4267" w:type="dxa"/>
+            <w:tcW w:w="709" w:type="dxa"/>
           </w:tcPr>
           <w:p>
             <w:pPr>
-              <w:pStyle w:val="TableParagraph"/>
-              <w:ind w:left="57" w:right="57"/>
-              <w:jc w:val="both"/>
-              <w:rPr>
-                <w:b/>
-                <w:sz w:val="24"/>
-                <w:szCs w:val="24"/>
-              </w:rPr>
+              <w:pStyle w:val="p1"/>
             </w:pPr>
             <w:r>
               <w:rPr>
                 <w:b/>
-                <w:sz w:val="24"/>
-                <w:szCs w:val="24"/>
+                <w:bCs/>
               </w:rPr>
-              <w:t>ИТОГО</w:t>
+              <w:t>${</w:t>
+            </w:r>
+            <w:proofErr w:type="spellStart"/>
+            <w:r>
+              <w:rPr>
+                <w:b/>
+                <w:bCs/>
+              </w:rPr>
+              <w:t>curriculum_total_sum</w:t>
+            </w:r>
+            <w:proofErr w:type="spellEnd"/>
+            <w:r>
+              <w:rPr>
+                <w:b/>
+                <w:bCs/>
+              </w:rPr>
+              <w:t>}</w:t>
             </w:r>
           </w:p>
         </w:tc>
@@ -4294,15 +4548,31 @@
           </w:tcPr>
           <w:p>
             <w:pPr>
-              <w:pStyle w:val="TableParagraph"/>
-              <w:jc w:val="center"/>
+              <w:pStyle w:val="p1"/>
+            </w:pPr>
+            <w:r>
               <w:rPr>
                 <w:b/>
-                <w:spacing w:val="-10"/>
-                <w:sz w:val="24"/>
-                <w:szCs w:val="24"/>
+                <w:bCs/>
               </w:rPr>
-            </w:pPr>
+              <w:t>${</w:t>
+            </w:r>
+            <w:proofErr w:type="spellStart"/>
+            <w:r>
+              <w:rPr>
+                <w:b/>
+                <w:bCs/>
+              </w:rPr>
+              <w:t>curriculum_theory_sum</w:t>
+            </w:r>
+            <w:proofErr w:type="spellEnd"/>
+            <w:r>
+              <w:rPr>
+                <w:b/>
+                <w:bCs/>
+              </w:rPr>
+              <w:t>}</w:t>
+            </w:r>
           </w:p>
         </w:tc>
         <w:tc>
@@ -4311,57 +4581,45 @@
           </w:tcPr>
           <w:p>
             <w:pPr>
-              <w:pStyle w:val="TableParagraph"/>
-              <w:jc w:val="center"/>
+              <w:pStyle w:val="p1"/>
+            </w:pPr>
+            <w:r>
               <w:rPr>
-                <w:sz w:val="24"/>
-                <w:szCs w:val="24"/>
+                <w:b/>
+                <w:bCs/>
               </w:rPr>
-            </w:pPr>
+              <w:t>${</w:t>
+            </w:r>
+            <w:proofErr w:type="spellStart"/>
+            <w:r>
+              <w:rPr>
+                <w:b/>
+                <w:bCs/>
+              </w:rPr>
+              <w:t>curriculum_practice_sum</w:t>
+            </w:r>
+            <w:proofErr w:type="spellEnd"/>
+            <w:r>
+              <w:rPr>
+                <w:b/>
+                <w:bCs/>
+              </w:rPr>
+              <w:t>}</w:t>
+            </w:r>
           </w:p>
         </w:tc>
         <w:tc>
           <w:tcPr>
-            <w:tcW w:w="1418" w:type="dxa"/>
+            <w:tcW w:w="2242" w:type="dxa"/>
           </w:tcPr>
           <w:p>
             <w:pPr>
-              <w:pStyle w:val="TableParagraph"/>
-              <w:jc w:val="center"/>
-              <w:rPr>
-                <w:b/>
-                <w:spacing w:val="-10"/>
-                <w:sz w:val="24"/>
-                <w:szCs w:val="24"/>
-              </w:rPr>
-            </w:pPr>
-          </w:p>
-        </w:tc>
-        <w:tc>
-          <w:tcPr>
-            <w:tcW w:w="1383" w:type="dxa"/>
-          </w:tcPr>
-          <w:p>
-            <w:pPr>
-              <w:pStyle w:val="TableParagraph"/>
-              <w:jc w:val="center"/>
-              <w:rPr>
-                <w:b/>
-                <w:spacing w:val="-2"/>
-                <w:sz w:val="24"/>
-                <w:szCs w:val="24"/>
-              </w:rPr>
+              <w:pStyle w:val="p1"/>
             </w:pPr>
           </w:p>
         </w:tc>
       </w:tr>
     </w:tbl>
-    <w:p/>
-    <w:p>
-      <w:r>
-        <w:br w:type="page"/>
-      </w:r>
-    </w:p>
     <w:p>
       <w:pPr>
         <w:pStyle w:val="Heading1"/>
@@ -4385,7 +4643,6 @@
           <w:sz w:val="28"/>
           <w:szCs w:val="28"/>
         </w:rPr>
-        <w:lastRenderedPageBreak/>
         <w:t>КАЛЕНДАРНЫЙ</w:t>
       </w:r>
       <w:r>
@@ -4420,18 +4677,6 @@
         </w:rPr>
         <w:t>ГРАФИК</w:t>
       </w:r>
-    </w:p>
-    <w:p>
-      <w:pPr>
-        <w:pStyle w:val="BodyText"/>
-        <w:spacing w:line="360" w:lineRule="auto"/>
-        <w:ind w:left="0" w:firstLine="0"/>
-        <w:jc w:val="both"/>
-        <w:rPr>
-          <w:b/>
-          <w:sz w:val="10"/>
-        </w:rPr>
-      </w:pPr>
     </w:p>
     <w:p>
       <w:pPr>
@@ -4452,7 +4697,25 @@
           <w:szCs w:val="24"/>
           <w:lang w:val="en-US"/>
         </w:rPr>
-        <w:t>${schedule_table}</w:t>
+        <w:t>${</w:t>
+      </w:r>
+      <w:proofErr w:type="spellStart"/>
+      <w:r>
+        <w:rPr>
+          <w:sz w:val="24"/>
+          <w:szCs w:val="24"/>
+          <w:lang w:val="en-US"/>
+        </w:rPr>
+        <w:t>schedule_table</w:t>
+      </w:r>
+      <w:proofErr w:type="spellEnd"/>
+      <w:r>
+        <w:rPr>
+          <w:sz w:val="24"/>
+          <w:szCs w:val="24"/>
+          <w:lang w:val="en-US"/>
+        </w:rPr>
+        <w:t>}</w:t>
       </w:r>
     </w:p>
     <w:p>
@@ -4460,8 +4723,6 @@
         <w:t>Т - теория, П - практика</w:t>
       </w:r>
     </w:p>
-    <w:p/>
-    <w:p/>
     <w:p>
       <w:pPr>
         <w:pStyle w:val="Heading1"/>
@@ -4530,14 +4791,19 @@
       <w:tblPr>
         <w:tblStyle w:val="TableGrid"/>
         <w:tblW w:w="0" w:type="auto"/>
+        <w:tblLayout w:type="fixed"/>
         <w:tblLook w:val="04A0" w:firstRow="1" w:lastRow="0" w:firstColumn="1" w:lastColumn="0" w:noHBand="0" w:noVBand="1"/>
       </w:tblPr>
       <w:tblGrid>
         <w:gridCol w:w="1049"/>
-        <w:gridCol w:w="3292"/>
-        <w:gridCol w:w="4998"/>
+        <w:gridCol w:w="3057"/>
+        <w:gridCol w:w="5233"/>
       </w:tblGrid>
       <w:tr>
+        <w:trPr>
+          <w:cantSplit/>
+          <w:tblHeader/>
+        </w:trPr>
         <w:tc>
           <w:tcPr>
             <w:tcW w:w="1049" w:type="dxa"/>
@@ -4564,7 +4830,7 @@
         </w:tc>
         <w:tc>
           <w:tcPr>
-            <w:tcW w:w="3292" w:type="dxa"/>
+            <w:tcW w:w="3057" w:type="dxa"/>
           </w:tcPr>
           <w:p>
             <w:pPr>
@@ -4588,7 +4854,7 @@
         </w:tc>
         <w:tc>
           <w:tcPr>
-            <w:tcW w:w="4998" w:type="dxa"/>
+            <w:tcW w:w="5233" w:type="dxa"/>
           </w:tcPr>
           <w:p>
             <w:pPr>
@@ -4612,6 +4878,10 @@
         </w:tc>
       </w:tr>
       <w:tr>
+        <w:trPr>
+          <w:cantSplit/>
+          <w:tblHeader/>
+        </w:trPr>
         <w:tc>
           <w:tcPr>
             <w:tcW w:w="1049" w:type="dxa"/>
@@ -4634,27 +4904,43 @@
         </w:tc>
         <w:tc>
           <w:tcPr>
-            <w:tcW w:w="3292" w:type="dxa"/>
+            <w:tcW w:w="3057" w:type="dxa"/>
           </w:tcPr>
           <w:p>
             <w:pPr>
               <w:pStyle w:val="p1"/>
             </w:pPr>
             <w:r>
-              <w:t>${content_title}</w:t>
+              <w:t>${</w:t>
+            </w:r>
+            <w:proofErr w:type="spellStart"/>
+            <w:r>
+              <w:t>content_title</w:t>
+            </w:r>
+            <w:proofErr w:type="spellEnd"/>
+            <w:r>
+              <w:t>}</w:t>
             </w:r>
           </w:p>
         </w:tc>
         <w:tc>
           <w:tcPr>
-            <w:tcW w:w="4998" w:type="dxa"/>
+            <w:tcW w:w="5233" w:type="dxa"/>
           </w:tcPr>
           <w:p>
             <w:pPr>
               <w:pStyle w:val="p1"/>
             </w:pPr>
             <w:r>
-              <w:t>${content_text}</w:t>
+              <w:t>${</w:t>
+            </w:r>
+            <w:proofErr w:type="spellStart"/>
+            <w:r>
+              <w:t>content_text</w:t>
+            </w:r>
+            <w:proofErr w:type="spellEnd"/>
+            <w:r>
+              <w:t>}</w:t>
             </w:r>
           </w:p>
         </w:tc>
@@ -4895,6 +5181,7 @@
           <w:sz w:val="28"/>
           <w:szCs w:val="28"/>
         </w:rPr>
+        <w:lastRenderedPageBreak/>
         <w:t>Осуществления мониторинга результатов педагогического труда.</w:t>
       </w:r>
     </w:p>
@@ -4933,15 +5220,7 @@
           <w:sz w:val="28"/>
           <w:szCs w:val="28"/>
         </w:rPr>
-        <w:t xml:space="preserve">Результаты процедур оценки результатов деятельности ДТ «Альтаир» обсуждаются на Ученом совете Университета и являются основанием для </w:t>
-      </w:r>
-      <w:r>
-        <w:rPr>
-          <w:sz w:val="28"/>
-          <w:szCs w:val="28"/>
-        </w:rPr>
-        <w:lastRenderedPageBreak/>
-        <w:t>принятия решений по коррекции текущей образовательной деятельности, по совершенствованию ДОПП и уточнению и/или разработке программы развития ДТ «Альтаир», а также служат основанием для принятия иных необходимых управленческих решений.</w:t>
+        <w:t>Результаты процедур оценки результатов деятельности ДТ «Альтаир» обсуждаются на Ученом совете Университета и являются основанием для принятия решений по коррекции текущей образовательной деятельности, по совершенствованию ДОПП и уточнению и/или разработке программы развития ДТ «Альтаир», а также служат основанием для принятия иных необходимых управленческих решений.</w:t>
       </w:r>
       <w:r>
         <w:rPr>
@@ -5388,7 +5667,16 @@
           <w:sz w:val="28"/>
           <w:szCs w:val="28"/>
         </w:rPr>
-        <w:t>Материально-техническая база программы реализуется на современной инфраструктуре технопарка, оснащённой передовым оборудованием для проведения образовательных и исследовательских работ. Образовательные пространства оборудованы инновационными техническими средствами, включая специализированные рабочие места и интерактивные комплексы, что обеспечивает высокое качество учебного процесса. Лабораторный комплекс располагает всем необходимым оборудованием для проведения практических занятий, включая современные измерительные приборы, аналитическую технику и специализированное лабораторное оснащение.</w:t>
+        <w:t xml:space="preserve">Материально-техническая база программы реализуется на современной инфраструктуре технопарка, оснащённой передовым оборудованием для проведения образовательных и исследовательских работ. Образовательные пространства оборудованы инновационными техническими средствами, включая специализированные рабочие места и интерактивные комплексы, что </w:t>
+      </w:r>
+      <w:r>
+        <w:rPr>
+          <w:spacing w:val="-2"/>
+          <w:sz w:val="28"/>
+          <w:szCs w:val="28"/>
+        </w:rPr>
+        <w:lastRenderedPageBreak/>
+        <w:t>обеспечивает высокое качество учебного процесса. Лабораторный комплекс располагает всем необходимым оборудованием для проведения практических занятий, включая современные измерительные приборы, аналитическую технику и специализированное лабораторное оснащение.</w:t>
       </w:r>
     </w:p>
     <w:p>
@@ -5460,15 +5748,7 @@
           <w:sz w:val="28"/>
           <w:szCs w:val="28"/>
         </w:rPr>
-        <w:t xml:space="preserve">ысшее или среднее профессиональное образование </w:t>
-      </w:r>
-      <w:r>
-        <w:rPr>
-          <w:sz w:val="28"/>
-          <w:szCs w:val="28"/>
-        </w:rPr>
-        <w:lastRenderedPageBreak/>
-        <w:t>в рамках укрупненных групп специальностей и направлений подготовки высшего образования и специальностей среднего</w:t>
+        <w:t>ысшее или среднее профессиональное образование в рамках укрупненных групп специальностей и направлений подготовки высшего образования и специальностей среднего</w:t>
       </w:r>
       <w:r>
         <w:rPr>
@@ -5772,6 +6052,7 @@
           <w:sz w:val="28"/>
           <w:szCs w:val="28"/>
         </w:rPr>
+        <w:lastRenderedPageBreak/>
         <w:t>преподавателем</w:t>
       </w:r>
       <w:r>
@@ -5875,15 +6156,7 @@
           <w:sz w:val="28"/>
           <w:szCs w:val="28"/>
         </w:rPr>
-        <w:t xml:space="preserve">По основным разделам обучения предусмотрен промежуточный </w:t>
-      </w:r>
-      <w:r>
-        <w:rPr>
-          <w:sz w:val="28"/>
-          <w:szCs w:val="28"/>
-        </w:rPr>
-        <w:lastRenderedPageBreak/>
-        <w:t xml:space="preserve">контроль успеваемости в форме практической зачетной работы или опроса. </w:t>
+        <w:t xml:space="preserve">По основным разделам обучения предусмотрен промежуточный контроль успеваемости в форме практической зачетной работы или опроса. </w:t>
       </w:r>
     </w:p>
     <w:p>
@@ -6256,7 +6529,39 @@
           <w:sz w:val="28"/>
           <w:szCs w:val="28"/>
         </w:rPr>
-        <w:t xml:space="preserve">области и степени освоения основных общеучебных компетенций, т. е. компетентностный </w:t>
+        <w:t xml:space="preserve">области и степени освоения основных </w:t>
+      </w:r>
+      <w:proofErr w:type="spellStart"/>
+      <w:r>
+        <w:rPr>
+          <w:sz w:val="28"/>
+          <w:szCs w:val="28"/>
+        </w:rPr>
+        <w:t>общеучебных</w:t>
+      </w:r>
+      <w:proofErr w:type="spellEnd"/>
+      <w:r>
+        <w:rPr>
+          <w:sz w:val="28"/>
+          <w:szCs w:val="28"/>
+        </w:rPr>
+        <w:t xml:space="preserve"> компетенций, т. е. </w:t>
+      </w:r>
+      <w:proofErr w:type="spellStart"/>
+      <w:r>
+        <w:rPr>
+          <w:sz w:val="28"/>
+          <w:szCs w:val="28"/>
+        </w:rPr>
+        <w:t>компетентностный</w:t>
+      </w:r>
+      <w:proofErr w:type="spellEnd"/>
+      <w:r>
+        <w:rPr>
+          <w:sz w:val="28"/>
+          <w:szCs w:val="28"/>
+        </w:rPr>
+        <w:t xml:space="preserve"> </w:t>
       </w:r>
       <w:r>
         <w:rPr>
@@ -6283,7 +6588,23 @@
           <w:sz w:val="28"/>
           <w:szCs w:val="28"/>
         </w:rPr>
-        <w:t>Основополагающими критериями эффективности реализации образовательной программы с точки зрения компетентностного подхода является:</w:t>
+        <w:t xml:space="preserve">Основополагающими критериями эффективности реализации образовательной программы с точки зрения </w:t>
+      </w:r>
+      <w:proofErr w:type="spellStart"/>
+      <w:r>
+        <w:rPr>
+          <w:sz w:val="28"/>
+          <w:szCs w:val="28"/>
+        </w:rPr>
+        <w:t>компетентностного</w:t>
+      </w:r>
+      <w:proofErr w:type="spellEnd"/>
+      <w:r>
+        <w:rPr>
+          <w:sz w:val="28"/>
+          <w:szCs w:val="28"/>
+        </w:rPr>
+        <w:t xml:space="preserve"> подхода является:</w:t>
       </w:r>
     </w:p>
     <w:p>
@@ -6315,6 +6636,7 @@
         </w:rPr>
         <w:t xml:space="preserve"> </w:t>
       </w:r>
+      <w:proofErr w:type="spellStart"/>
       <w:r>
         <w:rPr>
           <w:sz w:val="28"/>
@@ -6322,6 +6644,7 @@
         </w:rPr>
         <w:t>сформированности</w:t>
       </w:r>
+      <w:proofErr w:type="spellEnd"/>
       <w:r>
         <w:rPr>
           <w:spacing w:val="-3"/>
@@ -6520,7 +6843,15 @@
           <w:sz w:val="28"/>
           <w:szCs w:val="28"/>
         </w:rPr>
-        <w:t>Для оценивания результатов обучения возможно использование таких типов контроля, как педагогическое наблюдение, педагогический анализ результатов анкетирования, мониторинг, опрос, тестирование, зачет, индивидуальное собеседование, письменные ответы на вопросы, выполнение практической работы и т.д.</w:t>
+        <w:t xml:space="preserve">Для оценивания результатов обучения возможно использование таких типов контроля, как педагогическое наблюдение, педагогический анализ результатов анкетирования, мониторинг, опрос, тестирование, зачет, </w:t>
+      </w:r>
+      <w:r>
+        <w:rPr>
+          <w:sz w:val="28"/>
+          <w:szCs w:val="28"/>
+        </w:rPr>
+        <w:lastRenderedPageBreak/>
+        <w:t>индивидуальное собеседование, письменные ответы на вопросы, выполнение практической работы и т.д.</w:t>
       </w:r>
     </w:p>
     <w:p>
@@ -6913,7 +7244,6 @@
           <w:sz w:val="28"/>
           <w:szCs w:val="28"/>
         </w:rPr>
-        <w:lastRenderedPageBreak/>
         <w:t>используются</w:t>
       </w:r>
       <w:r>
@@ -8049,6 +8379,7 @@
           <w:sz w:val="28"/>
           <w:szCs w:val="28"/>
         </w:rPr>
+        <w:lastRenderedPageBreak/>
         <w:t>умение</w:t>
       </w:r>
       <w:r>
@@ -8534,7 +8865,6 @@
           <w:sz w:val="28"/>
           <w:szCs w:val="28"/>
         </w:rPr>
-        <w:lastRenderedPageBreak/>
         <w:t>работы.</w:t>
       </w:r>
     </w:p>
@@ -9926,7 +10256,25 @@
           <w:sz w:val="28"/>
           <w:szCs w:val="28"/>
         </w:rPr>
-        <w:t xml:space="preserve"> «незачтено»;</w:t>
+        <w:t xml:space="preserve"> «</w:t>
+      </w:r>
+      <w:proofErr w:type="spellStart"/>
+      <w:r>
+        <w:rPr>
+          <w:spacing w:val="-2"/>
+          <w:sz w:val="28"/>
+          <w:szCs w:val="28"/>
+        </w:rPr>
+        <w:t>незачтено</w:t>
+      </w:r>
+      <w:proofErr w:type="spellEnd"/>
+      <w:r>
+        <w:rPr>
+          <w:spacing w:val="-2"/>
+          <w:sz w:val="28"/>
+          <w:szCs w:val="28"/>
+        </w:rPr>
+        <w:t>»;</w:t>
       </w:r>
     </w:p>
     <w:p>
@@ -10117,7 +10465,23 @@
           <w:sz w:val="28"/>
           <w:szCs w:val="28"/>
         </w:rPr>
-        <w:t>ответов — «зачтено», менее 55% правильных ответов — «незачтено».</w:t>
+        <w:t>ответов — «зачтено», менее 55% правильных ответов — «</w:t>
+      </w:r>
+      <w:proofErr w:type="spellStart"/>
+      <w:r>
+        <w:rPr>
+          <w:sz w:val="28"/>
+          <w:szCs w:val="28"/>
+        </w:rPr>
+        <w:t>незачтено</w:t>
+      </w:r>
+      <w:proofErr w:type="spellEnd"/>
+      <w:r>
+        <w:rPr>
+          <w:sz w:val="28"/>
+          <w:szCs w:val="28"/>
+        </w:rPr>
+        <w:t>».</w:t>
       </w:r>
     </w:p>
     <w:p>
@@ -10138,6 +10502,7 @@
           <w:sz w:val="28"/>
           <w:szCs w:val="28"/>
         </w:rPr>
+        <w:lastRenderedPageBreak/>
         <w:t xml:space="preserve">6.6. </w:t>
       </w:r>
       <w:r>
@@ -10483,7 +10848,6 @@
           <w:sz w:val="28"/>
           <w:szCs w:val="28"/>
         </w:rPr>
-        <w:lastRenderedPageBreak/>
         <w:t>понимание теоретических основ выполняемой работы;</w:t>
       </w:r>
     </w:p>
@@ -10781,7 +11145,27 @@
           <w:szCs w:val="2"/>
           <w:lang w:val="en-US"/>
         </w:rPr>
-        <w:t>${control_survey_materials_block}</w:t>
+        <w:t>${</w:t>
+      </w:r>
+      <w:proofErr w:type="spellStart"/>
+      <w:r>
+        <w:rPr>
+          <w:color w:val="FF0000"/>
+          <w:sz w:val="2"/>
+          <w:szCs w:val="2"/>
+          <w:lang w:val="en-US"/>
+        </w:rPr>
+        <w:t>control_survey_materials_block</w:t>
+      </w:r>
+      <w:proofErr w:type="spellEnd"/>
+      <w:r>
+        <w:rPr>
+          <w:color w:val="FF0000"/>
+          <w:sz w:val="2"/>
+          <w:szCs w:val="2"/>
+          <w:lang w:val="en-US"/>
+        </w:rPr>
+        <w:t>}</w:t>
       </w:r>
     </w:p>
     <w:p>
@@ -10808,7 +11192,25 @@
           <w:szCs w:val="28"/>
           <w:lang w:val="en-US"/>
         </w:rPr>
-        <w:t>${control_survey_materials_text}</w:t>
+        <w:t>${</w:t>
+      </w:r>
+      <w:proofErr w:type="spellStart"/>
+      <w:r>
+        <w:rPr>
+          <w:sz w:val="28"/>
+          <w:szCs w:val="28"/>
+          <w:lang w:val="en-US"/>
+        </w:rPr>
+        <w:t>control_survey_materials_text</w:t>
+      </w:r>
+      <w:proofErr w:type="spellEnd"/>
+      <w:r>
+        <w:rPr>
+          <w:sz w:val="28"/>
+          <w:szCs w:val="28"/>
+          <w:lang w:val="en-US"/>
+        </w:rPr>
+        <w:t>}</w:t>
       </w:r>
     </w:p>
     <w:p>
@@ -10829,7 +11231,25 @@
           <w:sz w:val="2"/>
           <w:szCs w:val="2"/>
         </w:rPr>
-        <w:t>${/control_survey_materials_block}</w:t>
+        <w:t>${/</w:t>
+      </w:r>
+      <w:proofErr w:type="spellStart"/>
+      <w:r>
+        <w:rPr>
+          <w:color w:val="FF0000"/>
+          <w:sz w:val="2"/>
+          <w:szCs w:val="2"/>
+        </w:rPr>
+        <w:t>control_survey_materials_block</w:t>
+      </w:r>
+      <w:proofErr w:type="spellEnd"/>
+      <w:r>
+        <w:rPr>
+          <w:color w:val="FF0000"/>
+          <w:sz w:val="2"/>
+          <w:szCs w:val="2"/>
+        </w:rPr>
+        <w:t>}</w:t>
       </w:r>
     </w:p>
     <w:p>
@@ -10911,7 +11331,27 @@
           <w:szCs w:val="2"/>
           <w:lang w:val="en-US"/>
         </w:rPr>
-        <w:t>${final_practical_work_materials_block}</w:t>
+        <w:t>${</w:t>
+      </w:r>
+      <w:proofErr w:type="spellStart"/>
+      <w:r>
+        <w:rPr>
+          <w:color w:val="FF0000"/>
+          <w:sz w:val="2"/>
+          <w:szCs w:val="2"/>
+          <w:lang w:val="en-US"/>
+        </w:rPr>
+        <w:t>final_practical_work_materials_block</w:t>
+      </w:r>
+      <w:proofErr w:type="spellEnd"/>
+      <w:r>
+        <w:rPr>
+          <w:color w:val="FF0000"/>
+          <w:sz w:val="2"/>
+          <w:szCs w:val="2"/>
+          <w:lang w:val="en-US"/>
+        </w:rPr>
+        <w:t>}</w:t>
       </w:r>
     </w:p>
     <w:p>
@@ -10938,7 +11378,25 @@
           <w:szCs w:val="28"/>
           <w:lang w:val="en-US"/>
         </w:rPr>
-        <w:t>${final_practical_work_materials_text}</w:t>
+        <w:t>${</w:t>
+      </w:r>
+      <w:proofErr w:type="spellStart"/>
+      <w:r>
+        <w:rPr>
+          <w:sz w:val="28"/>
+          <w:szCs w:val="28"/>
+          <w:lang w:val="en-US"/>
+        </w:rPr>
+        <w:t>final_practical_work_materials_text</w:t>
+      </w:r>
+      <w:proofErr w:type="spellEnd"/>
+      <w:r>
+        <w:rPr>
+          <w:sz w:val="28"/>
+          <w:szCs w:val="28"/>
+          <w:lang w:val="en-US"/>
+        </w:rPr>
+        <w:t>}</w:t>
       </w:r>
     </w:p>
     <w:p>
@@ -10961,7 +11419,27 @@
           <w:szCs w:val="2"/>
           <w:lang w:val="en-US"/>
         </w:rPr>
-        <w:t>${/final_practical_work_materials_block}</w:t>
+        <w:t>${/</w:t>
+      </w:r>
+      <w:proofErr w:type="spellStart"/>
+      <w:r>
+        <w:rPr>
+          <w:color w:val="FF0000"/>
+          <w:sz w:val="2"/>
+          <w:szCs w:val="2"/>
+          <w:lang w:val="en-US"/>
+        </w:rPr>
+        <w:t>final_practical_work_materials_block</w:t>
+      </w:r>
+      <w:proofErr w:type="spellEnd"/>
+      <w:r>
+        <w:rPr>
+          <w:color w:val="FF0000"/>
+          <w:sz w:val="2"/>
+          <w:szCs w:val="2"/>
+          <w:lang w:val="en-US"/>
+        </w:rPr>
+        <w:t>}</w:t>
       </w:r>
     </w:p>
     <w:p>
@@ -11089,7 +11567,25 @@
           <w:szCs w:val="28"/>
           <w:lang w:val="en-US"/>
         </w:rPr>
-        <w:t>${project_topics_text}</w:t>
+        <w:t>${</w:t>
+      </w:r>
+      <w:proofErr w:type="spellStart"/>
+      <w:r>
+        <w:rPr>
+          <w:sz w:val="28"/>
+          <w:szCs w:val="28"/>
+          <w:lang w:val="en-US"/>
+        </w:rPr>
+        <w:t>project_topics_text</w:t>
+      </w:r>
+      <w:proofErr w:type="spellEnd"/>
+      <w:r>
+        <w:rPr>
+          <w:sz w:val="28"/>
+          <w:szCs w:val="28"/>
+          <w:lang w:val="en-US"/>
+        </w:rPr>
+        <w:t>}</w:t>
       </w:r>
     </w:p>
     <w:p>
@@ -11112,7 +11608,27 @@
           <w:szCs w:val="2"/>
           <w:lang w:val="en-US"/>
         </w:rPr>
-        <w:t>${/project_topics_block}</w:t>
+        <w:t>${/</w:t>
+      </w:r>
+      <w:proofErr w:type="spellStart"/>
+      <w:r>
+        <w:rPr>
+          <w:color w:val="FF0000"/>
+          <w:sz w:val="2"/>
+          <w:szCs w:val="2"/>
+          <w:lang w:val="en-US"/>
+        </w:rPr>
+        <w:t>project_topics_block</w:t>
+      </w:r>
+      <w:proofErr w:type="spellEnd"/>
+      <w:r>
+        <w:rPr>
+          <w:color w:val="FF0000"/>
+          <w:sz w:val="2"/>
+          <w:szCs w:val="2"/>
+          <w:lang w:val="en-US"/>
+        </w:rPr>
+        <w:t>}</w:t>
       </w:r>
     </w:p>
     <w:p>
@@ -11312,7 +11828,23 @@
           <w:sz w:val="28"/>
           <w:szCs w:val="28"/>
         </w:rPr>
-        <w:t>${main_recommended_resources_text}</w:t>
+        <w:t>${</w:t>
+      </w:r>
+      <w:proofErr w:type="spellStart"/>
+      <w:r>
+        <w:rPr>
+          <w:sz w:val="28"/>
+          <w:szCs w:val="28"/>
+        </w:rPr>
+        <w:t>main_recommended_resources_text</w:t>
+      </w:r>
+      <w:proofErr w:type="spellEnd"/>
+      <w:r>
+        <w:rPr>
+          <w:sz w:val="28"/>
+          <w:szCs w:val="28"/>
+        </w:rPr>
+        <w:t>}</w:t>
       </w:r>
     </w:p>
     <w:p>
@@ -11331,7 +11863,25 @@
           <w:sz w:val="2"/>
           <w:szCs w:val="2"/>
         </w:rPr>
-        <w:t>${/main_recommended_resources_block}</w:t>
+        <w:t>${/</w:t>
+      </w:r>
+      <w:proofErr w:type="spellStart"/>
+      <w:r>
+        <w:rPr>
+          <w:color w:val="FF0000"/>
+          <w:sz w:val="2"/>
+          <w:szCs w:val="2"/>
+        </w:rPr>
+        <w:t>main_recommended_resources_block</w:t>
+      </w:r>
+      <w:proofErr w:type="spellEnd"/>
+      <w:r>
+        <w:rPr>
+          <w:color w:val="FF0000"/>
+          <w:sz w:val="2"/>
+          <w:szCs w:val="2"/>
+        </w:rPr>
+        <w:t>}</w:t>
       </w:r>
     </w:p>
     <w:p>
@@ -11378,7 +11928,25 @@
           <w:sz w:val="2"/>
           <w:szCs w:val="2"/>
         </w:rPr>
-        <w:t>${additional_resources_block}</w:t>
+        <w:t>${</w:t>
+      </w:r>
+      <w:proofErr w:type="spellStart"/>
+      <w:r>
+        <w:rPr>
+          <w:color w:val="FF0000"/>
+          <w:sz w:val="2"/>
+          <w:szCs w:val="2"/>
+        </w:rPr>
+        <w:t>additional_resources_block</w:t>
+      </w:r>
+      <w:proofErr w:type="spellEnd"/>
+      <w:r>
+        <w:rPr>
+          <w:color w:val="FF0000"/>
+          <w:sz w:val="2"/>
+          <w:szCs w:val="2"/>
+        </w:rPr>
+        <w:t>}</w:t>
       </w:r>
     </w:p>
     <w:p>
@@ -11400,7 +11968,23 @@
           <w:sz w:val="28"/>
           <w:szCs w:val="28"/>
         </w:rPr>
-        <w:t>${additional_resources_text}</w:t>
+        <w:t>${</w:t>
+      </w:r>
+      <w:proofErr w:type="spellStart"/>
+      <w:r>
+        <w:rPr>
+          <w:sz w:val="28"/>
+          <w:szCs w:val="28"/>
+        </w:rPr>
+        <w:t>additional_resources_text</w:t>
+      </w:r>
+      <w:proofErr w:type="spellEnd"/>
+      <w:r>
+        <w:rPr>
+          <w:sz w:val="28"/>
+          <w:szCs w:val="28"/>
+        </w:rPr>
+        <w:t>}</w:t>
       </w:r>
     </w:p>
     <w:p>
@@ -11418,7 +12002,25 @@
           <w:sz w:val="2"/>
           <w:szCs w:val="2"/>
         </w:rPr>
-        <w:t>${/additional_resources_block}</w:t>
+        <w:t>${/</w:t>
+      </w:r>
+      <w:proofErr w:type="spellStart"/>
+      <w:r>
+        <w:rPr>
+          <w:color w:val="FF0000"/>
+          <w:sz w:val="2"/>
+          <w:szCs w:val="2"/>
+        </w:rPr>
+        <w:t>additional_resources_block</w:t>
+      </w:r>
+      <w:proofErr w:type="spellEnd"/>
+      <w:r>
+        <w:rPr>
+          <w:color w:val="FF0000"/>
+          <w:sz w:val="2"/>
+          <w:szCs w:val="2"/>
+        </w:rPr>
+        <w:t>}</w:t>
       </w:r>
     </w:p>
     <w:p>
@@ -11432,6 +12034,7 @@
         <w:rPr>
           <w:spacing w:val="-2"/>
         </w:rPr>
+        <w:lastRenderedPageBreak/>
         <w:t xml:space="preserve">7.3. </w:t>
       </w:r>
       <w:r>
@@ -11493,7 +12096,25 @@
           <w:sz w:val="2"/>
           <w:szCs w:val="2"/>
         </w:rPr>
-        <w:t>${internet_resources_block}</w:t>
+        <w:t>${</w:t>
+      </w:r>
+      <w:proofErr w:type="spellStart"/>
+      <w:r>
+        <w:rPr>
+          <w:color w:val="FF0000"/>
+          <w:sz w:val="2"/>
+          <w:szCs w:val="2"/>
+        </w:rPr>
+        <w:t>internet_resources_block</w:t>
+      </w:r>
+      <w:proofErr w:type="spellEnd"/>
+      <w:r>
+        <w:rPr>
+          <w:color w:val="FF0000"/>
+          <w:sz w:val="2"/>
+          <w:szCs w:val="2"/>
+        </w:rPr>
+        <w:t>}</w:t>
       </w:r>
     </w:p>
     <w:p>
@@ -11515,7 +12136,23 @@
           <w:sz w:val="28"/>
           <w:szCs w:val="28"/>
         </w:rPr>
-        <w:t>${internet_resources_text}</w:t>
+        <w:t>${</w:t>
+      </w:r>
+      <w:proofErr w:type="spellStart"/>
+      <w:r>
+        <w:rPr>
+          <w:sz w:val="28"/>
+          <w:szCs w:val="28"/>
+        </w:rPr>
+        <w:t>internet_resources_text</w:t>
+      </w:r>
+      <w:proofErr w:type="spellEnd"/>
+      <w:r>
+        <w:rPr>
+          <w:sz w:val="28"/>
+          <w:szCs w:val="28"/>
+        </w:rPr>
+        <w:t>}</w:t>
       </w:r>
     </w:p>
     <w:p>
@@ -11534,7 +12171,25 @@
           <w:sz w:val="2"/>
           <w:szCs w:val="2"/>
         </w:rPr>
-        <w:t>${/internet_resources_block}</w:t>
+        <w:t>${/</w:t>
+      </w:r>
+      <w:proofErr w:type="spellStart"/>
+      <w:r>
+        <w:rPr>
+          <w:color w:val="FF0000"/>
+          <w:sz w:val="2"/>
+          <w:szCs w:val="2"/>
+        </w:rPr>
+        <w:t>internet_resources_block</w:t>
+      </w:r>
+      <w:proofErr w:type="spellEnd"/>
+      <w:r>
+        <w:rPr>
+          <w:color w:val="FF0000"/>
+          <w:sz w:val="2"/>
+          <w:szCs w:val="2"/>
+        </w:rPr>
+        <w:t>}</w:t>
       </w:r>
     </w:p>
     <w:p>
@@ -11595,7 +12250,23 @@
                 <w:sz w:val="28"/>
                 <w:szCs w:val="28"/>
               </w:rPr>
-              <w:t>${author_position}</w:t>
+              <w:t>${</w:t>
+            </w:r>
+            <w:proofErr w:type="spellStart"/>
+            <w:r>
+              <w:rPr>
+                <w:sz w:val="28"/>
+                <w:szCs w:val="28"/>
+              </w:rPr>
+              <w:t>author_position</w:t>
+            </w:r>
+            <w:proofErr w:type="spellEnd"/>
+            <w:r>
+              <w:rPr>
+                <w:sz w:val="28"/>
+                <w:szCs w:val="28"/>
+              </w:rPr>
+              <w:t>}</w:t>
             </w:r>
           </w:p>
         </w:tc>
@@ -11636,7 +12307,23 @@
                 <w:sz w:val="28"/>
                 <w:szCs w:val="28"/>
               </w:rPr>
-              <w:t>${author_name}</w:t>
+              <w:t>${</w:t>
+            </w:r>
+            <w:proofErr w:type="spellStart"/>
+            <w:r>
+              <w:rPr>
+                <w:sz w:val="28"/>
+                <w:szCs w:val="28"/>
+              </w:rPr>
+              <w:t>author_name</w:t>
+            </w:r>
+            <w:proofErr w:type="spellEnd"/>
+            <w:r>
+              <w:rPr>
+                <w:sz w:val="28"/>
+                <w:szCs w:val="28"/>
+              </w:rPr>
+              <w:t>}</w:t>
             </w:r>
           </w:p>
         </w:tc>
@@ -11660,7 +12347,6 @@
           <w:sz w:val="28"/>
           <w:szCs w:val="28"/>
         </w:rPr>
-        <w:lastRenderedPageBreak/>
         <w:t>СОГЛАСОВАНО:</w:t>
       </w:r>
     </w:p>
@@ -11893,7 +12579,25 @@
               <w:szCs w:val="20"/>
               <w:lang w:val="en-US"/>
             </w:rPr>
-            <w:t xml:space="preserve"> «${program_title}»</w:t>
+            <w:t xml:space="preserve"> «${</w:t>
+          </w:r>
+          <w:proofErr w:type="spellStart"/>
+          <w:r>
+            <w:rPr>
+              <w:sz w:val="20"/>
+              <w:szCs w:val="20"/>
+              <w:lang w:val="en-US"/>
+            </w:rPr>
+            <w:t>program_title</w:t>
+          </w:r>
+          <w:proofErr w:type="spellEnd"/>
+          <w:r>
+            <w:rPr>
+              <w:sz w:val="20"/>
+              <w:szCs w:val="20"/>
+              <w:lang w:val="en-US"/>
+            </w:rPr>
+            <w:t>}»</w:t>
           </w:r>
         </w:p>
       </w:tc>
@@ -11941,7 +12645,25 @@
               <w:szCs w:val="24"/>
               <w:highlight w:val="yellow"/>
             </w:rPr>
-            <w:t>${smko_code}</w:t>
+            <w:t>${</w:t>
+          </w:r>
+          <w:proofErr w:type="spellStart"/>
+          <w:r>
+            <w:rPr>
+              <w:sz w:val="24"/>
+              <w:szCs w:val="24"/>
+              <w:highlight w:val="yellow"/>
+            </w:rPr>
+            <w:t>smko_code</w:t>
+          </w:r>
+          <w:proofErr w:type="spellEnd"/>
+          <w:r>
+            <w:rPr>
+              <w:sz w:val="24"/>
+              <w:szCs w:val="24"/>
+              <w:highlight w:val="yellow"/>
+            </w:rPr>
+            <w:t>}</w:t>
           </w:r>
         </w:p>
       </w:tc>

--- a/storage/app/templates/rpd/technical.docx
+++ b/storage/app/templates/rpd/technical.docx
@@ -703,9 +703,8 @@
           <w:sz w:val="28"/>
           <w:szCs w:val="28"/>
         </w:rPr>
-        <w:t>${</w:t>
-      </w:r>
-      <w:proofErr w:type="spellStart"/>
+        <w:t>${program_title}</w:t>
+      </w:r>
       <w:r>
         <w:rPr>
           <w:b/>
@@ -714,82 +713,43 @@
           <w:sz w:val="28"/>
           <w:szCs w:val="28"/>
         </w:rPr>
-        <w:t>program_title</w:t>
-      </w:r>
-      <w:proofErr w:type="spellEnd"/>
-      <w:r>
-        <w:rPr>
-          <w:b/>
+        <w:t>»</w:t>
+      </w:r>
+    </w:p>
+    <w:p>
+      <w:pPr>
+        <w:jc w:val="center"/>
+        <w:rPr>
           <w:bCs/>
-          <w:i/>
-          <w:sz w:val="28"/>
-          <w:szCs w:val="28"/>
-        </w:rPr>
-        <w:t>}</w:t>
-      </w:r>
-      <w:r>
-        <w:rPr>
-          <w:b/>
+          <w:sz w:val="28"/>
+          <w:szCs w:val="28"/>
+        </w:rPr>
+      </w:pPr>
+    </w:p>
+    <w:p>
+      <w:pPr>
+        <w:jc w:val="center"/>
+        <w:rPr>
           <w:bCs/>
-          <w:i/>
-          <w:sz w:val="28"/>
-          <w:szCs w:val="28"/>
-        </w:rPr>
-        <w:t>»</w:t>
-      </w:r>
-    </w:p>
-    <w:p>
-      <w:pPr>
-        <w:jc w:val="center"/>
+          <w:sz w:val="28"/>
+          <w:szCs w:val="28"/>
+        </w:rPr>
+      </w:pPr>
+      <w:r>
         <w:rPr>
           <w:bCs/>
           <w:sz w:val="28"/>
           <w:szCs w:val="28"/>
         </w:rPr>
-      </w:pPr>
-    </w:p>
-    <w:p>
-      <w:pPr>
-        <w:jc w:val="center"/>
+        <w:t xml:space="preserve">Уровень сложности: </w:t>
+      </w:r>
+      <w:r>
         <w:rPr>
           <w:bCs/>
           <w:sz w:val="28"/>
           <w:szCs w:val="28"/>
         </w:rPr>
-      </w:pPr>
-      <w:r>
-        <w:rPr>
-          <w:bCs/>
-          <w:sz w:val="28"/>
-          <w:szCs w:val="28"/>
-        </w:rPr>
-        <w:t xml:space="preserve">Уровень сложности: </w:t>
-      </w:r>
-      <w:r>
-        <w:rPr>
-          <w:bCs/>
-          <w:sz w:val="28"/>
-          <w:szCs w:val="28"/>
-        </w:rPr>
-        <w:t>${</w:t>
-      </w:r>
-      <w:proofErr w:type="spellStart"/>
-      <w:r>
-        <w:rPr>
-          <w:bCs/>
-          <w:sz w:val="28"/>
-          <w:szCs w:val="28"/>
-        </w:rPr>
-        <w:t>complexity_level</w:t>
-      </w:r>
-      <w:proofErr w:type="spellEnd"/>
-      <w:r>
-        <w:rPr>
-          <w:bCs/>
-          <w:sz w:val="28"/>
-          <w:szCs w:val="28"/>
-        </w:rPr>
-        <w:t>}</w:t>
+        <w:t>${complexity_level}</w:t>
       </w:r>
     </w:p>
     <w:p>
@@ -805,23 +765,7 @@
           <w:sz w:val="28"/>
           <w:highlight w:val="yellow"/>
         </w:rPr>
-        <w:t>${</w:t>
-      </w:r>
-      <w:proofErr w:type="spellStart"/>
-      <w:r>
-        <w:rPr>
-          <w:sz w:val="28"/>
-          <w:highlight w:val="yellow"/>
-        </w:rPr>
-        <w:t>smko_code</w:t>
-      </w:r>
-      <w:proofErr w:type="spellEnd"/>
-      <w:r>
-        <w:rPr>
-          <w:sz w:val="28"/>
-          <w:highlight w:val="yellow"/>
-        </w:rPr>
-        <w:t>}</w:t>
+        <w:t>${smko_code}</w:t>
       </w:r>
     </w:p>
     <w:p>
@@ -1070,23 +1014,7 @@
           <w:sz w:val="28"/>
           <w:szCs w:val="28"/>
         </w:rPr>
-        <w:t>${</w:t>
-      </w:r>
-      <w:proofErr w:type="spellStart"/>
-      <w:r>
-        <w:rPr>
-          <w:sz w:val="28"/>
-          <w:szCs w:val="28"/>
-        </w:rPr>
-        <w:t>program_title</w:t>
-      </w:r>
-      <w:proofErr w:type="spellEnd"/>
-      <w:r>
-        <w:rPr>
-          <w:sz w:val="28"/>
-          <w:szCs w:val="28"/>
-        </w:rPr>
-        <w:t>}</w:t>
+        <w:t>${program_title}</w:t>
       </w:r>
       <w:r>
         <w:rPr>
@@ -1427,39 +1355,7 @@
           <w:sz w:val="28"/>
           <w:szCs w:val="28"/>
         </w:rPr>
-        <w:t xml:space="preserve">Методических рекомендаций по проектированию дополнительных общеразвивающих программ (включая </w:t>
-      </w:r>
-      <w:proofErr w:type="spellStart"/>
-      <w:r>
-        <w:rPr>
-          <w:sz w:val="28"/>
-          <w:szCs w:val="28"/>
-        </w:rPr>
-        <w:t>разноуровневые</w:t>
-      </w:r>
-      <w:proofErr w:type="spellEnd"/>
-      <w:r>
-        <w:rPr>
-          <w:sz w:val="28"/>
-          <w:szCs w:val="28"/>
-        </w:rPr>
-        <w:t xml:space="preserve"> программы) (письмо </w:t>
-      </w:r>
-      <w:proofErr w:type="spellStart"/>
-      <w:r>
-        <w:rPr>
-          <w:sz w:val="28"/>
-          <w:szCs w:val="28"/>
-        </w:rPr>
-        <w:t>Минобрнауки</w:t>
-      </w:r>
-      <w:proofErr w:type="spellEnd"/>
-      <w:r>
-        <w:rPr>
-          <w:sz w:val="28"/>
-          <w:szCs w:val="28"/>
-        </w:rPr>
-        <w:t xml:space="preserve"> России от 18.11.2015 № 09–3242);</w:t>
+        <w:t>Методических рекомендаций по проектированию дополнительных общеразвивающих программ (включая разноуровневые программы) (письмо Минобрнауки России от 18.11.2015 № 09–3242);</w:t>
       </w:r>
     </w:p>
     <w:p>
@@ -1480,23 +1376,7 @@
           <w:sz w:val="28"/>
           <w:szCs w:val="28"/>
         </w:rPr>
-        <w:t xml:space="preserve">Письмом </w:t>
-      </w:r>
-      <w:proofErr w:type="spellStart"/>
-      <w:r>
-        <w:rPr>
-          <w:sz w:val="28"/>
-          <w:szCs w:val="28"/>
-        </w:rPr>
-        <w:t>Минобрнауки</w:t>
-      </w:r>
-      <w:proofErr w:type="spellEnd"/>
-      <w:r>
-        <w:rPr>
-          <w:sz w:val="28"/>
-          <w:szCs w:val="28"/>
-        </w:rPr>
-        <w:t xml:space="preserve"> России от 11.12.2006 № 06-1844 «О примерных требованиях к программам дополнительного образования детей»;</w:t>
+        <w:t>Письмом Минобрнауки России от 11.12.2006 № 06-1844 «О примерных требованиях к программам дополнительного образования детей»;</w:t>
       </w:r>
     </w:p>
     <w:p>
@@ -1791,23 +1671,7 @@
           <w:sz w:val="28"/>
           <w:szCs w:val="28"/>
         </w:rPr>
-        <w:t xml:space="preserve"> творчеством обучающихся; расширить их возможности информационно-технической адаптации посредством формирования базы знаний и навыков в области основ современных технологий; достижение обучающимися планируемых </w:t>
-      </w:r>
-      <w:proofErr w:type="spellStart"/>
-      <w:r>
-        <w:rPr>
-          <w:sz w:val="28"/>
-          <w:szCs w:val="28"/>
-        </w:rPr>
-        <w:t>метапредметных</w:t>
-      </w:r>
-      <w:proofErr w:type="spellEnd"/>
-      <w:r>
-        <w:rPr>
-          <w:sz w:val="28"/>
-          <w:szCs w:val="28"/>
-        </w:rPr>
-        <w:t xml:space="preserve"> и предметных результатов; создание комплекса психолого-педагогических мер, направленных на профессиональное самоопределение школьника.</w:t>
+        <w:t xml:space="preserve"> творчеством обучающихся; расширить их возможности информационно-технической адаптации посредством формирования базы знаний и навыков в области основ современных технологий; достижение обучающимися планируемых метапредметных и предметных результатов; создание комплекса психолого-педагогических мер, направленных на профессиональное самоопределение школьника.</w:t>
       </w:r>
     </w:p>
     <w:p>
@@ -2688,21 +2552,12 @@
           <w:szCs w:val="28"/>
         </w:rPr>
       </w:pPr>
-      <w:proofErr w:type="spellStart"/>
-      <w:r>
-        <w:rPr>
-          <w:sz w:val="28"/>
-          <w:szCs w:val="28"/>
-        </w:rPr>
-        <w:t>Метапредметные</w:t>
-      </w:r>
-      <w:proofErr w:type="spellEnd"/>
-      <w:r>
-        <w:rPr>
-          <w:sz w:val="28"/>
-          <w:szCs w:val="28"/>
-        </w:rPr>
-        <w:t>:</w:t>
+      <w:r>
+        <w:rPr>
+          <w:sz w:val="28"/>
+          <w:szCs w:val="28"/>
+        </w:rPr>
+        <w:t>Метапредметные:</w:t>
       </w:r>
     </w:p>
     <w:p>
@@ -3019,23 +2874,7 @@
           <w:b w:val="0"/>
           <w:bCs w:val="0"/>
         </w:rPr>
-        <w:t>${</w:t>
-      </w:r>
-      <w:proofErr w:type="spellStart"/>
-      <w:r>
-        <w:rPr>
-          <w:b w:val="0"/>
-          <w:bCs w:val="0"/>
-        </w:rPr>
-        <w:t>total_hours</w:t>
-      </w:r>
-      <w:proofErr w:type="spellEnd"/>
-      <w:r>
-        <w:rPr>
-          <w:b w:val="0"/>
-          <w:bCs w:val="0"/>
-        </w:rPr>
-        <w:t>}</w:t>
+        <w:t>${total_hours}</w:t>
       </w:r>
       <w:r>
         <w:rPr>
@@ -3081,17 +2920,8 @@
           <w:b w:val="0"/>
           <w:bCs w:val="0"/>
         </w:rPr>
-        <w:t>${</w:t>
-      </w:r>
-      <w:proofErr w:type="spellStart"/>
-      <w:r>
-        <w:rPr>
-          <w:b w:val="0"/>
-          <w:bCs w:val="0"/>
-        </w:rPr>
-        <w:t>education_form</w:t>
-      </w:r>
-      <w:proofErr w:type="spellEnd"/>
+        <w:t>${education_form</w:t>
+      </w:r>
       <w:r>
         <w:rPr>
           <w:b w:val="0"/>
@@ -3157,17 +2987,8 @@
           <w:sz w:val="28"/>
           <w:szCs w:val="28"/>
         </w:rPr>
-        <w:t>${</w:t>
-      </w:r>
-      <w:proofErr w:type="spellStart"/>
-      <w:r>
-        <w:rPr>
-          <w:sz w:val="28"/>
-          <w:szCs w:val="28"/>
-        </w:rPr>
-        <w:t>study_mode</w:t>
-      </w:r>
-      <w:proofErr w:type="spellEnd"/>
+        <w:t>${study_mode</w:t>
+      </w:r>
       <w:r>
         <w:rPr>
           <w:sz w:val="28"/>
@@ -4344,23 +4165,7 @@
                 <w:b/>
                 <w:bCs/>
               </w:rPr>
-              <w:t>${</w:t>
-            </w:r>
-            <w:proofErr w:type="spellStart"/>
-            <w:r>
-              <w:rPr>
-                <w:b/>
-                <w:bCs/>
-              </w:rPr>
-              <w:t>curriculum_number</w:t>
-            </w:r>
-            <w:proofErr w:type="spellEnd"/>
-            <w:r>
-              <w:rPr>
-                <w:b/>
-                <w:bCs/>
-              </w:rPr>
-              <w:t>}</w:t>
+              <w:t>${curriculum_number}</w:t>
             </w:r>
           </w:p>
         </w:tc>
@@ -4373,15 +4178,7 @@
               <w:pStyle w:val="p1"/>
             </w:pPr>
             <w:r>
-              <w:t>${</w:t>
-            </w:r>
-            <w:proofErr w:type="spellStart"/>
-            <w:r>
-              <w:t>curriculum_title</w:t>
-            </w:r>
-            <w:proofErr w:type="spellEnd"/>
-            <w:r>
-              <w:t>}</w:t>
+              <w:t>${curriculum_title}</w:t>
             </w:r>
           </w:p>
         </w:tc>
@@ -4394,15 +4191,7 @@
               <w:pStyle w:val="p1"/>
             </w:pPr>
             <w:r>
-              <w:t>${</w:t>
-            </w:r>
-            <w:proofErr w:type="spellStart"/>
-            <w:r>
-              <w:t>curriculum_total_hours</w:t>
-            </w:r>
-            <w:proofErr w:type="spellEnd"/>
-            <w:r>
-              <w:t>}</w:t>
+              <w:t>${curriculum_total_hours}</w:t>
             </w:r>
           </w:p>
         </w:tc>
@@ -4415,15 +4204,7 @@
               <w:pStyle w:val="p1"/>
             </w:pPr>
             <w:r>
-              <w:t>${</w:t>
-            </w:r>
-            <w:proofErr w:type="spellStart"/>
-            <w:r>
-              <w:t>curriculum_theory_hours</w:t>
-            </w:r>
-            <w:proofErr w:type="spellEnd"/>
-            <w:r>
-              <w:t>}</w:t>
+              <w:t>${curriculum_theory_hours}</w:t>
             </w:r>
           </w:p>
         </w:tc>
@@ -4436,15 +4217,7 @@
               <w:pStyle w:val="p1"/>
             </w:pPr>
             <w:r>
-              <w:t>${</w:t>
-            </w:r>
-            <w:proofErr w:type="spellStart"/>
-            <w:r>
-              <w:t>curriculum_practice_hours</w:t>
-            </w:r>
-            <w:proofErr w:type="spellEnd"/>
-            <w:r>
-              <w:t>}</w:t>
+              <w:t>${curriculum_practice_hours}</w:t>
             </w:r>
           </w:p>
         </w:tc>
@@ -4457,15 +4230,7 @@
               <w:pStyle w:val="p1"/>
             </w:pPr>
             <w:r>
-              <w:t>${</w:t>
-            </w:r>
-            <w:proofErr w:type="spellStart"/>
-            <w:r>
-              <w:t>curriculum_control</w:t>
-            </w:r>
-            <w:proofErr w:type="spellEnd"/>
-            <w:r>
-              <w:t>}</w:t>
+              <w:t>${curriculum_control}</w:t>
             </w:r>
           </w:p>
         </w:tc>
@@ -4522,23 +4287,7 @@
                 <w:b/>
                 <w:bCs/>
               </w:rPr>
-              <w:t>${</w:t>
-            </w:r>
-            <w:proofErr w:type="spellStart"/>
-            <w:r>
-              <w:rPr>
-                <w:b/>
-                <w:bCs/>
-              </w:rPr>
-              <w:t>curriculum_total_sum</w:t>
-            </w:r>
-            <w:proofErr w:type="spellEnd"/>
-            <w:r>
-              <w:rPr>
-                <w:b/>
-                <w:bCs/>
-              </w:rPr>
-              <w:t>}</w:t>
+              <w:t>${curriculum_total_sum}</w:t>
             </w:r>
           </w:p>
         </w:tc>
@@ -4555,23 +4304,7 @@
                 <w:b/>
                 <w:bCs/>
               </w:rPr>
-              <w:t>${</w:t>
-            </w:r>
-            <w:proofErr w:type="spellStart"/>
-            <w:r>
-              <w:rPr>
-                <w:b/>
-                <w:bCs/>
-              </w:rPr>
-              <w:t>curriculum_theory_sum</w:t>
-            </w:r>
-            <w:proofErr w:type="spellEnd"/>
-            <w:r>
-              <w:rPr>
-                <w:b/>
-                <w:bCs/>
-              </w:rPr>
-              <w:t>}</w:t>
+              <w:t>${curriculum_theory_sum}</w:t>
             </w:r>
           </w:p>
         </w:tc>
@@ -4588,23 +4321,7 @@
                 <w:b/>
                 <w:bCs/>
               </w:rPr>
-              <w:t>${</w:t>
-            </w:r>
-            <w:proofErr w:type="spellStart"/>
-            <w:r>
-              <w:rPr>
-                <w:b/>
-                <w:bCs/>
-              </w:rPr>
-              <w:t>curriculum_practice_sum</w:t>
-            </w:r>
-            <w:proofErr w:type="spellEnd"/>
-            <w:r>
-              <w:rPr>
-                <w:b/>
-                <w:bCs/>
-              </w:rPr>
-              <w:t>}</w:t>
+              <w:t>${curriculum_practice_sum}</w:t>
             </w:r>
           </w:p>
         </w:tc>
@@ -4697,25 +4414,7 @@
           <w:szCs w:val="24"/>
           <w:lang w:val="en-US"/>
         </w:rPr>
-        <w:t>${</w:t>
-      </w:r>
-      <w:proofErr w:type="spellStart"/>
-      <w:r>
-        <w:rPr>
-          <w:sz w:val="24"/>
-          <w:szCs w:val="24"/>
-          <w:lang w:val="en-US"/>
-        </w:rPr>
-        <w:t>schedule_table</w:t>
-      </w:r>
-      <w:proofErr w:type="spellEnd"/>
-      <w:r>
-        <w:rPr>
-          <w:sz w:val="24"/>
-          <w:szCs w:val="24"/>
-          <w:lang w:val="en-US"/>
-        </w:rPr>
-        <w:t>}</w:t>
+        <w:t>${schedule_table}</w:t>
       </w:r>
     </w:p>
     <w:p>
@@ -4911,15 +4610,7 @@
               <w:pStyle w:val="p1"/>
             </w:pPr>
             <w:r>
-              <w:t>${</w:t>
-            </w:r>
-            <w:proofErr w:type="spellStart"/>
-            <w:r>
-              <w:t>content_title</w:t>
-            </w:r>
-            <w:proofErr w:type="spellEnd"/>
-            <w:r>
-              <w:t>}</w:t>
+              <w:t>${content_title}</w:t>
             </w:r>
           </w:p>
         </w:tc>
@@ -4932,15 +4623,7 @@
               <w:pStyle w:val="p1"/>
             </w:pPr>
             <w:r>
-              <w:t>${</w:t>
-            </w:r>
-            <w:proofErr w:type="spellStart"/>
-            <w:r>
-              <w:t>content_text</w:t>
-            </w:r>
-            <w:proofErr w:type="spellEnd"/>
-            <w:r>
-              <w:t>}</w:t>
+              <w:t>${content_text}</w:t>
             </w:r>
           </w:p>
         </w:tc>
@@ -6015,15 +5698,7 @@
           <w:sz w:val="28"/>
           <w:szCs w:val="28"/>
         </w:rPr>
-        <w:t xml:space="preserve">ени, предусмотренного </w:t>
-      </w:r>
-      <w:proofErr w:type="gramStart"/>
-      <w:r>
-        <w:rPr>
-          <w:sz w:val="28"/>
-          <w:szCs w:val="28"/>
-        </w:rPr>
-        <w:t>на учебную</w:t>
+        <w:t>ени, предусмотренного на учебную</w:t>
       </w:r>
       <w:r>
         <w:rPr>
@@ -6039,7 +5714,6 @@
         </w:rPr>
         <w:t>программу</w:t>
       </w:r>
-      <w:proofErr w:type="gramEnd"/>
       <w:r>
         <w:rPr>
           <w:sz w:val="28"/>
@@ -6529,39 +6203,7 @@
           <w:sz w:val="28"/>
           <w:szCs w:val="28"/>
         </w:rPr>
-        <w:t xml:space="preserve">области и степени освоения основных </w:t>
-      </w:r>
-      <w:proofErr w:type="spellStart"/>
-      <w:r>
-        <w:rPr>
-          <w:sz w:val="28"/>
-          <w:szCs w:val="28"/>
-        </w:rPr>
-        <w:t>общеучебных</w:t>
-      </w:r>
-      <w:proofErr w:type="spellEnd"/>
-      <w:r>
-        <w:rPr>
-          <w:sz w:val="28"/>
-          <w:szCs w:val="28"/>
-        </w:rPr>
-        <w:t xml:space="preserve"> компетенций, т. е. </w:t>
-      </w:r>
-      <w:proofErr w:type="spellStart"/>
-      <w:r>
-        <w:rPr>
-          <w:sz w:val="28"/>
-          <w:szCs w:val="28"/>
-        </w:rPr>
-        <w:t>компетентностный</w:t>
-      </w:r>
-      <w:proofErr w:type="spellEnd"/>
-      <w:r>
-        <w:rPr>
-          <w:sz w:val="28"/>
-          <w:szCs w:val="28"/>
-        </w:rPr>
-        <w:t xml:space="preserve"> </w:t>
+        <w:t xml:space="preserve">области и степени освоения основных общеучебных компетенций, т. е. компетентностный </w:t>
       </w:r>
       <w:r>
         <w:rPr>
@@ -6588,23 +6230,7 @@
           <w:sz w:val="28"/>
           <w:szCs w:val="28"/>
         </w:rPr>
-        <w:t xml:space="preserve">Основополагающими критериями эффективности реализации образовательной программы с точки зрения </w:t>
-      </w:r>
-      <w:proofErr w:type="spellStart"/>
-      <w:r>
-        <w:rPr>
-          <w:sz w:val="28"/>
-          <w:szCs w:val="28"/>
-        </w:rPr>
-        <w:t>компетентностного</w:t>
-      </w:r>
-      <w:proofErr w:type="spellEnd"/>
-      <w:r>
-        <w:rPr>
-          <w:sz w:val="28"/>
-          <w:szCs w:val="28"/>
-        </w:rPr>
-        <w:t xml:space="preserve"> подхода является:</w:t>
+        <w:t>Основополагающими критериями эффективности реализации образовательной программы с точки зрения компетентностного подхода является:</w:t>
       </w:r>
     </w:p>
     <w:p>
@@ -6636,7 +6262,6 @@
         </w:rPr>
         <w:t xml:space="preserve"> </w:t>
       </w:r>
-      <w:proofErr w:type="spellStart"/>
       <w:r>
         <w:rPr>
           <w:sz w:val="28"/>
@@ -6644,7 +6269,6 @@
         </w:rPr>
         <w:t>сформированности</w:t>
       </w:r>
-      <w:proofErr w:type="spellEnd"/>
       <w:r>
         <w:rPr>
           <w:spacing w:val="-3"/>
@@ -6843,15 +6467,7 @@
           <w:sz w:val="28"/>
           <w:szCs w:val="28"/>
         </w:rPr>
-        <w:t xml:space="preserve">Для оценивания результатов обучения возможно использование таких типов контроля, как педагогическое наблюдение, педагогический анализ результатов анкетирования, мониторинг, опрос, тестирование, зачет, </w:t>
-      </w:r>
-      <w:r>
-        <w:rPr>
-          <w:sz w:val="28"/>
-          <w:szCs w:val="28"/>
-        </w:rPr>
-        <w:lastRenderedPageBreak/>
-        <w:t>индивидуальное собеседование, письменные ответы на вопросы, выполнение практической работы и т.д.</w:t>
+        <w:t>Для оценивания результатов обучения возможно использование таких типов контроля, как педагогическое наблюдение, педагогический анализ результатов анкетирования, мониторинг, опрос, тестирование, зачет, индивидуальное собеседование, письменные ответы на вопросы, выполнение практической работы и т.д.</w:t>
       </w:r>
     </w:p>
     <w:p>
@@ -8379,7 +7995,6 @@
           <w:sz w:val="28"/>
           <w:szCs w:val="28"/>
         </w:rPr>
-        <w:lastRenderedPageBreak/>
         <w:t>умение</w:t>
       </w:r>
       <w:r>
@@ -10256,25 +9871,7 @@
           <w:sz w:val="28"/>
           <w:szCs w:val="28"/>
         </w:rPr>
-        <w:t xml:space="preserve"> «</w:t>
-      </w:r>
-      <w:proofErr w:type="spellStart"/>
-      <w:r>
-        <w:rPr>
-          <w:spacing w:val="-2"/>
-          <w:sz w:val="28"/>
-          <w:szCs w:val="28"/>
-        </w:rPr>
-        <w:t>незачтено</w:t>
-      </w:r>
-      <w:proofErr w:type="spellEnd"/>
-      <w:r>
-        <w:rPr>
-          <w:spacing w:val="-2"/>
-          <w:sz w:val="28"/>
-          <w:szCs w:val="28"/>
-        </w:rPr>
-        <w:t>»;</w:t>
+        <w:t xml:space="preserve"> «незачтено»;</w:t>
       </w:r>
     </w:p>
     <w:p>
@@ -10465,23 +10062,7 @@
           <w:sz w:val="28"/>
           <w:szCs w:val="28"/>
         </w:rPr>
-        <w:t>ответов — «зачтено», менее 55% правильных ответов — «</w:t>
-      </w:r>
-      <w:proofErr w:type="spellStart"/>
-      <w:r>
-        <w:rPr>
-          <w:sz w:val="28"/>
-          <w:szCs w:val="28"/>
-        </w:rPr>
-        <w:t>незачтено</w:t>
-      </w:r>
-      <w:proofErr w:type="spellEnd"/>
-      <w:r>
-        <w:rPr>
-          <w:sz w:val="28"/>
-          <w:szCs w:val="28"/>
-        </w:rPr>
-        <w:t>».</w:t>
+        <w:t>ответов — «зачтено», менее 55% правильных ответов — «незачтено».</w:t>
       </w:r>
     </w:p>
     <w:p>
@@ -10502,7 +10083,6 @@
           <w:sz w:val="28"/>
           <w:szCs w:val="28"/>
         </w:rPr>
-        <w:lastRenderedPageBreak/>
         <w:t xml:space="preserve">6.6. </w:t>
       </w:r>
       <w:r>
@@ -11145,27 +10725,7 @@
           <w:szCs w:val="2"/>
           <w:lang w:val="en-US"/>
         </w:rPr>
-        <w:t>${</w:t>
-      </w:r>
-      <w:proofErr w:type="spellStart"/>
-      <w:r>
-        <w:rPr>
-          <w:color w:val="FF0000"/>
-          <w:sz w:val="2"/>
-          <w:szCs w:val="2"/>
-          <w:lang w:val="en-US"/>
-        </w:rPr>
-        <w:t>control_survey_materials_block</w:t>
-      </w:r>
-      <w:proofErr w:type="spellEnd"/>
-      <w:r>
-        <w:rPr>
-          <w:color w:val="FF0000"/>
-          <w:sz w:val="2"/>
-          <w:szCs w:val="2"/>
-          <w:lang w:val="en-US"/>
-        </w:rPr>
-        <w:t>}</w:t>
+        <w:t>${control_survey_materials_block}</w:t>
       </w:r>
     </w:p>
     <w:p>
@@ -11192,25 +10752,7 @@
           <w:szCs w:val="28"/>
           <w:lang w:val="en-US"/>
         </w:rPr>
-        <w:t>${</w:t>
-      </w:r>
-      <w:proofErr w:type="spellStart"/>
-      <w:r>
-        <w:rPr>
-          <w:sz w:val="28"/>
-          <w:szCs w:val="28"/>
-          <w:lang w:val="en-US"/>
-        </w:rPr>
-        <w:t>control_survey_materials_text</w:t>
-      </w:r>
-      <w:proofErr w:type="spellEnd"/>
-      <w:r>
-        <w:rPr>
-          <w:sz w:val="28"/>
-          <w:szCs w:val="28"/>
-          <w:lang w:val="en-US"/>
-        </w:rPr>
-        <w:t>}</w:t>
+        <w:t>${control_survey_materials_text}</w:t>
       </w:r>
     </w:p>
     <w:p>
@@ -11231,25 +10773,7 @@
           <w:sz w:val="2"/>
           <w:szCs w:val="2"/>
         </w:rPr>
-        <w:t>${/</w:t>
-      </w:r>
-      <w:proofErr w:type="spellStart"/>
-      <w:r>
-        <w:rPr>
-          <w:color w:val="FF0000"/>
-          <w:sz w:val="2"/>
-          <w:szCs w:val="2"/>
-        </w:rPr>
-        <w:t>control_survey_materials_block</w:t>
-      </w:r>
-      <w:proofErr w:type="spellEnd"/>
-      <w:r>
-        <w:rPr>
-          <w:color w:val="FF0000"/>
-          <w:sz w:val="2"/>
-          <w:szCs w:val="2"/>
-        </w:rPr>
-        <w:t>}</w:t>
+        <w:t>${/control_survey_materials_block}</w:t>
       </w:r>
     </w:p>
     <w:p>
@@ -11331,27 +10855,7 @@
           <w:szCs w:val="2"/>
           <w:lang w:val="en-US"/>
         </w:rPr>
-        <w:t>${</w:t>
-      </w:r>
-      <w:proofErr w:type="spellStart"/>
-      <w:r>
-        <w:rPr>
-          <w:color w:val="FF0000"/>
-          <w:sz w:val="2"/>
-          <w:szCs w:val="2"/>
-          <w:lang w:val="en-US"/>
-        </w:rPr>
-        <w:t>final_practical_work_materials_block</w:t>
-      </w:r>
-      <w:proofErr w:type="spellEnd"/>
-      <w:r>
-        <w:rPr>
-          <w:color w:val="FF0000"/>
-          <w:sz w:val="2"/>
-          <w:szCs w:val="2"/>
-          <w:lang w:val="en-US"/>
-        </w:rPr>
-        <w:t>}</w:t>
+        <w:t>${final_practical_work_materials_block}</w:t>
       </w:r>
     </w:p>
     <w:p>
@@ -11378,25 +10882,7 @@
           <w:szCs w:val="28"/>
           <w:lang w:val="en-US"/>
         </w:rPr>
-        <w:t>${</w:t>
-      </w:r>
-      <w:proofErr w:type="spellStart"/>
-      <w:r>
-        <w:rPr>
-          <w:sz w:val="28"/>
-          <w:szCs w:val="28"/>
-          <w:lang w:val="en-US"/>
-        </w:rPr>
-        <w:t>final_practical_work_materials_text</w:t>
-      </w:r>
-      <w:proofErr w:type="spellEnd"/>
-      <w:r>
-        <w:rPr>
-          <w:sz w:val="28"/>
-          <w:szCs w:val="28"/>
-          <w:lang w:val="en-US"/>
-        </w:rPr>
-        <w:t>}</w:t>
+        <w:t>${final_practical_work_materials_text}</w:t>
       </w:r>
     </w:p>
     <w:p>
@@ -11419,27 +10905,7 @@
           <w:szCs w:val="2"/>
           <w:lang w:val="en-US"/>
         </w:rPr>
-        <w:t>${/</w:t>
-      </w:r>
-      <w:proofErr w:type="spellStart"/>
-      <w:r>
-        <w:rPr>
-          <w:color w:val="FF0000"/>
-          <w:sz w:val="2"/>
-          <w:szCs w:val="2"/>
-          <w:lang w:val="en-US"/>
-        </w:rPr>
-        <w:t>final_practical_work_materials_block</w:t>
-      </w:r>
-      <w:proofErr w:type="spellEnd"/>
-      <w:r>
-        <w:rPr>
-          <w:color w:val="FF0000"/>
-          <w:sz w:val="2"/>
-          <w:szCs w:val="2"/>
-          <w:lang w:val="en-US"/>
-        </w:rPr>
-        <w:t>}</w:t>
+        <w:t>${/final_practical_work_materials_block}</w:t>
       </w:r>
     </w:p>
     <w:p>
@@ -11567,25 +11033,7 @@
           <w:szCs w:val="28"/>
           <w:lang w:val="en-US"/>
         </w:rPr>
-        <w:t>${</w:t>
-      </w:r>
-      <w:proofErr w:type="spellStart"/>
-      <w:r>
-        <w:rPr>
-          <w:sz w:val="28"/>
-          <w:szCs w:val="28"/>
-          <w:lang w:val="en-US"/>
-        </w:rPr>
-        <w:t>project_topics_text</w:t>
-      </w:r>
-      <w:proofErr w:type="spellEnd"/>
-      <w:r>
-        <w:rPr>
-          <w:sz w:val="28"/>
-          <w:szCs w:val="28"/>
-          <w:lang w:val="en-US"/>
-        </w:rPr>
-        <w:t>}</w:t>
+        <w:t>${project_topics_text}</w:t>
       </w:r>
     </w:p>
     <w:p>
@@ -11608,27 +11056,7 @@
           <w:szCs w:val="2"/>
           <w:lang w:val="en-US"/>
         </w:rPr>
-        <w:t>${/</w:t>
-      </w:r>
-      <w:proofErr w:type="spellStart"/>
-      <w:r>
-        <w:rPr>
-          <w:color w:val="FF0000"/>
-          <w:sz w:val="2"/>
-          <w:szCs w:val="2"/>
-          <w:lang w:val="en-US"/>
-        </w:rPr>
-        <w:t>project_topics_block</w:t>
-      </w:r>
-      <w:proofErr w:type="spellEnd"/>
-      <w:r>
-        <w:rPr>
-          <w:color w:val="FF0000"/>
-          <w:sz w:val="2"/>
-          <w:szCs w:val="2"/>
-          <w:lang w:val="en-US"/>
-        </w:rPr>
-        <w:t>}</w:t>
+        <w:t>${/project_topics_block}</w:t>
       </w:r>
     </w:p>
     <w:p>
@@ -11828,23 +11256,7 @@
           <w:sz w:val="28"/>
           <w:szCs w:val="28"/>
         </w:rPr>
-        <w:t>${</w:t>
-      </w:r>
-      <w:proofErr w:type="spellStart"/>
-      <w:r>
-        <w:rPr>
-          <w:sz w:val="28"/>
-          <w:szCs w:val="28"/>
-        </w:rPr>
-        <w:t>main_recommended_resources_text</w:t>
-      </w:r>
-      <w:proofErr w:type="spellEnd"/>
-      <w:r>
-        <w:rPr>
-          <w:sz w:val="28"/>
-          <w:szCs w:val="28"/>
-        </w:rPr>
-        <w:t>}</w:t>
+        <w:t>${main_recommended_resources_text}</w:t>
       </w:r>
     </w:p>
     <w:p>
@@ -11863,25 +11275,7 @@
           <w:sz w:val="2"/>
           <w:szCs w:val="2"/>
         </w:rPr>
-        <w:t>${/</w:t>
-      </w:r>
-      <w:proofErr w:type="spellStart"/>
-      <w:r>
-        <w:rPr>
-          <w:color w:val="FF0000"/>
-          <w:sz w:val="2"/>
-          <w:szCs w:val="2"/>
-        </w:rPr>
-        <w:t>main_recommended_resources_block</w:t>
-      </w:r>
-      <w:proofErr w:type="spellEnd"/>
-      <w:r>
-        <w:rPr>
-          <w:color w:val="FF0000"/>
-          <w:sz w:val="2"/>
-          <w:szCs w:val="2"/>
-        </w:rPr>
-        <w:t>}</w:t>
+        <w:t>${/main_recommended_resources_block}</w:t>
       </w:r>
     </w:p>
     <w:p>
@@ -11928,25 +11322,7 @@
           <w:sz w:val="2"/>
           <w:szCs w:val="2"/>
         </w:rPr>
-        <w:t>${</w:t>
-      </w:r>
-      <w:proofErr w:type="spellStart"/>
-      <w:r>
-        <w:rPr>
-          <w:color w:val="FF0000"/>
-          <w:sz w:val="2"/>
-          <w:szCs w:val="2"/>
-        </w:rPr>
-        <w:t>additional_resources_block</w:t>
-      </w:r>
-      <w:proofErr w:type="spellEnd"/>
-      <w:r>
-        <w:rPr>
-          <w:color w:val="FF0000"/>
-          <w:sz w:val="2"/>
-          <w:szCs w:val="2"/>
-        </w:rPr>
-        <w:t>}</w:t>
+        <w:t>${additional_resources_block}</w:t>
       </w:r>
     </w:p>
     <w:p>
@@ -11968,23 +11344,7 @@
           <w:sz w:val="28"/>
           <w:szCs w:val="28"/>
         </w:rPr>
-        <w:t>${</w:t>
-      </w:r>
-      <w:proofErr w:type="spellStart"/>
-      <w:r>
-        <w:rPr>
-          <w:sz w:val="28"/>
-          <w:szCs w:val="28"/>
-        </w:rPr>
-        <w:t>additional_resources_text</w:t>
-      </w:r>
-      <w:proofErr w:type="spellEnd"/>
-      <w:r>
-        <w:rPr>
-          <w:sz w:val="28"/>
-          <w:szCs w:val="28"/>
-        </w:rPr>
-        <w:t>}</w:t>
+        <w:t>${additional_resources_text}</w:t>
       </w:r>
     </w:p>
     <w:p>
@@ -12002,25 +11362,7 @@
           <w:sz w:val="2"/>
           <w:szCs w:val="2"/>
         </w:rPr>
-        <w:t>${/</w:t>
-      </w:r>
-      <w:proofErr w:type="spellStart"/>
-      <w:r>
-        <w:rPr>
-          <w:color w:val="FF0000"/>
-          <w:sz w:val="2"/>
-          <w:szCs w:val="2"/>
-        </w:rPr>
-        <w:t>additional_resources_block</w:t>
-      </w:r>
-      <w:proofErr w:type="spellEnd"/>
-      <w:r>
-        <w:rPr>
-          <w:color w:val="FF0000"/>
-          <w:sz w:val="2"/>
-          <w:szCs w:val="2"/>
-        </w:rPr>
-        <w:t>}</w:t>
+        <w:t>${/additional_resources_block}</w:t>
       </w:r>
     </w:p>
     <w:p>
@@ -12034,7 +11376,6 @@
         <w:rPr>
           <w:spacing w:val="-2"/>
         </w:rPr>
-        <w:lastRenderedPageBreak/>
         <w:t xml:space="preserve">7.3. </w:t>
       </w:r>
       <w:r>
@@ -12096,25 +11437,7 @@
           <w:sz w:val="2"/>
           <w:szCs w:val="2"/>
         </w:rPr>
-        <w:t>${</w:t>
-      </w:r>
-      <w:proofErr w:type="spellStart"/>
-      <w:r>
-        <w:rPr>
-          <w:color w:val="FF0000"/>
-          <w:sz w:val="2"/>
-          <w:szCs w:val="2"/>
-        </w:rPr>
-        <w:t>internet_resources_block</w:t>
-      </w:r>
-      <w:proofErr w:type="spellEnd"/>
-      <w:r>
-        <w:rPr>
-          <w:color w:val="FF0000"/>
-          <w:sz w:val="2"/>
-          <w:szCs w:val="2"/>
-        </w:rPr>
-        <w:t>}</w:t>
+        <w:t>${internet_resources_block}</w:t>
       </w:r>
     </w:p>
     <w:p>
@@ -12136,23 +11459,7 @@
           <w:sz w:val="28"/>
           <w:szCs w:val="28"/>
         </w:rPr>
-        <w:t>${</w:t>
-      </w:r>
-      <w:proofErr w:type="spellStart"/>
-      <w:r>
-        <w:rPr>
-          <w:sz w:val="28"/>
-          <w:szCs w:val="28"/>
-        </w:rPr>
-        <w:t>internet_resources_text</w:t>
-      </w:r>
-      <w:proofErr w:type="spellEnd"/>
-      <w:r>
-        <w:rPr>
-          <w:sz w:val="28"/>
-          <w:szCs w:val="28"/>
-        </w:rPr>
-        <w:t>}</w:t>
+        <w:t>${internet_resources_text}</w:t>
       </w:r>
     </w:p>
     <w:p>
@@ -12171,25 +11478,7 @@
           <w:sz w:val="2"/>
           <w:szCs w:val="2"/>
         </w:rPr>
-        <w:t>${/</w:t>
-      </w:r>
-      <w:proofErr w:type="spellStart"/>
-      <w:r>
-        <w:rPr>
-          <w:color w:val="FF0000"/>
-          <w:sz w:val="2"/>
-          <w:szCs w:val="2"/>
-        </w:rPr>
-        <w:t>internet_resources_block</w:t>
-      </w:r>
-      <w:proofErr w:type="spellEnd"/>
-      <w:r>
-        <w:rPr>
-          <w:color w:val="FF0000"/>
-          <w:sz w:val="2"/>
-          <w:szCs w:val="2"/>
-        </w:rPr>
-        <w:t>}</w:t>
+        <w:t>${/internet_resources_block}</w:t>
       </w:r>
     </w:p>
     <w:p>
@@ -12250,23 +11539,7 @@
                 <w:sz w:val="28"/>
                 <w:szCs w:val="28"/>
               </w:rPr>
-              <w:t>${</w:t>
-            </w:r>
-            <w:proofErr w:type="spellStart"/>
-            <w:r>
-              <w:rPr>
-                <w:sz w:val="28"/>
-                <w:szCs w:val="28"/>
-              </w:rPr>
-              <w:t>author_position</w:t>
-            </w:r>
-            <w:proofErr w:type="spellEnd"/>
-            <w:r>
-              <w:rPr>
-                <w:sz w:val="28"/>
-                <w:szCs w:val="28"/>
-              </w:rPr>
-              <w:t>}</w:t>
+              <w:t>${author_position}</w:t>
             </w:r>
           </w:p>
         </w:tc>
@@ -12307,23 +11580,7 @@
                 <w:sz w:val="28"/>
                 <w:szCs w:val="28"/>
               </w:rPr>
-              <w:t>${</w:t>
-            </w:r>
-            <w:proofErr w:type="spellStart"/>
-            <w:r>
-              <w:rPr>
-                <w:sz w:val="28"/>
-                <w:szCs w:val="28"/>
-              </w:rPr>
-              <w:t>author_name</w:t>
-            </w:r>
-            <w:proofErr w:type="spellEnd"/>
-            <w:r>
-              <w:rPr>
-                <w:sz w:val="28"/>
-                <w:szCs w:val="28"/>
-              </w:rPr>
-              <w:t>}</w:t>
+              <w:t>${author_name}</w:t>
             </w:r>
           </w:p>
         </w:tc>
@@ -12579,25 +11836,7 @@
               <w:szCs w:val="20"/>
               <w:lang w:val="en-US"/>
             </w:rPr>
-            <w:t xml:space="preserve"> «${</w:t>
-          </w:r>
-          <w:proofErr w:type="spellStart"/>
-          <w:r>
-            <w:rPr>
-              <w:sz w:val="20"/>
-              <w:szCs w:val="20"/>
-              <w:lang w:val="en-US"/>
-            </w:rPr>
-            <w:t>program_title</w:t>
-          </w:r>
-          <w:proofErr w:type="spellEnd"/>
-          <w:r>
-            <w:rPr>
-              <w:sz w:val="20"/>
-              <w:szCs w:val="20"/>
-              <w:lang w:val="en-US"/>
-            </w:rPr>
-            <w:t>}»</w:t>
+            <w:t xml:space="preserve"> «${program_title}»</w:t>
           </w:r>
         </w:p>
       </w:tc>
@@ -12643,27 +11882,8 @@
             <w:rPr>
               <w:sz w:val="24"/>
               <w:szCs w:val="24"/>
-              <w:highlight w:val="yellow"/>
             </w:rPr>
-            <w:t>${</w:t>
-          </w:r>
-          <w:proofErr w:type="spellStart"/>
-          <w:r>
-            <w:rPr>
-              <w:sz w:val="24"/>
-              <w:szCs w:val="24"/>
-              <w:highlight w:val="yellow"/>
-            </w:rPr>
-            <w:t>smko_code</w:t>
-          </w:r>
-          <w:proofErr w:type="spellEnd"/>
-          <w:r>
-            <w:rPr>
-              <w:sz w:val="24"/>
-              <w:szCs w:val="24"/>
-              <w:highlight w:val="yellow"/>
-            </w:rPr>
-            <w:t>}</w:t>
+            <w:t>${smko_code}</w:t>
           </w:r>
         </w:p>
       </w:tc>
